--- a/courts/third-circuit/pennsylvania/federal/bankruptcy-middle-district/adversary-complaint/usage/OUTPUT-adversary-complaint.docx
+++ b/courts/third-circuit/pennsylvania/federal/bankruptcy-middle-district/adversary-complaint/usage/OUTPUT-adversary-complaint.docx
@@ -4,18 +4,170 @@
   <w:body>
     <w:p>
       <w:pPr>
-        <w:pStyle w:val="CourtTitle"/>
+        <w:spacing w:before="0" w:after="0" w:line="280" w:lineRule="exact"/>
+        <w:ind w:left="0" w:firstLine="0"/>
+        <w:jc w:val="center"/>
       </w:pPr>
       <w:r>
-        <w:t xml:space="preserve">IN THE UNITED STATES BANKRUPTCY COURT</w:t>
+        <w:rPr>
+          <w:b/>
+          <w:bCs/>
+        </w:rPr>
+        <w:t xml:space="preserve">IN</w:t>
+      </w:r>
+      <w:r>
+        <w:rPr>
+          <w:b/>
+          <w:bCs/>
+        </w:rPr>
+        <w:t xml:space="preserve"> </w:t>
+      </w:r>
+      <w:r>
+        <w:rPr>
+          <w:b/>
+          <w:bCs/>
+        </w:rPr>
+        <w:t xml:space="preserve">THE</w:t>
+      </w:r>
+      <w:r>
+        <w:rPr>
+          <w:b/>
+          <w:bCs/>
+        </w:rPr>
+        <w:t xml:space="preserve"> </w:t>
+      </w:r>
+      <w:r>
+        <w:rPr>
+          <w:b/>
+          <w:bCs/>
+        </w:rPr>
+        <w:t xml:space="preserve">UNITED</w:t>
+      </w:r>
+      <w:r>
+        <w:rPr>
+          <w:b/>
+          <w:bCs/>
+        </w:rPr>
+        <w:t xml:space="preserve"> </w:t>
+      </w:r>
+      <w:r>
+        <w:rPr>
+          <w:b/>
+          <w:bCs/>
+        </w:rPr>
+        <w:t xml:space="preserve">STATES</w:t>
+      </w:r>
+      <w:r>
+        <w:rPr>
+          <w:b/>
+          <w:bCs/>
+        </w:rPr>
+        <w:t xml:space="preserve"> </w:t>
+      </w:r>
+      <w:r>
+        <w:rPr>
+          <w:b/>
+          <w:bCs/>
+        </w:rPr>
+        <w:t xml:space="preserve">BANKRUPTCY</w:t>
+      </w:r>
+      <w:r>
+        <w:rPr>
+          <w:b/>
+          <w:bCs/>
+        </w:rPr>
+        <w:t xml:space="preserve"> </w:t>
+      </w:r>
+      <w:r>
+        <w:rPr>
+          <w:b/>
+          <w:bCs/>
+        </w:rPr>
+        <w:t xml:space="preserve">COURT</w:t>
       </w:r>
     </w:p>
     <w:p>
       <w:pPr>
-        <w:pStyle w:val="CourtTitle"/>
+        <w:spacing w:before="0" w:after="0" w:line="280" w:lineRule="exact"/>
+        <w:ind w:left="0" w:firstLine="0"/>
+        <w:jc w:val="center"/>
       </w:pPr>
       <w:r>
-        <w:t xml:space="preserve">FOR THE MIDDLE DISTRICT OF PENNSYLVANIA</w:t>
+        <w:rPr>
+          <w:b/>
+          <w:bCs/>
+        </w:rPr>
+        <w:t xml:space="preserve">FOR</w:t>
+      </w:r>
+      <w:r>
+        <w:rPr>
+          <w:b/>
+          <w:bCs/>
+        </w:rPr>
+        <w:t xml:space="preserve"> </w:t>
+      </w:r>
+      <w:r>
+        <w:rPr>
+          <w:b/>
+          <w:bCs/>
+        </w:rPr>
+        <w:t xml:space="preserve">THE</w:t>
+      </w:r>
+      <w:r>
+        <w:rPr>
+          <w:b/>
+          <w:bCs/>
+        </w:rPr>
+        <w:t xml:space="preserve"> </w:t>
+      </w:r>
+      <w:r>
+        <w:rPr>
+          <w:b/>
+          <w:bCs/>
+        </w:rPr>
+        <w:t xml:space="preserve">MIDDLE</w:t>
+      </w:r>
+      <w:r>
+        <w:rPr>
+          <w:b/>
+          <w:bCs/>
+        </w:rPr>
+        <w:t xml:space="preserve"> </w:t>
+      </w:r>
+      <w:r>
+        <w:rPr>
+          <w:b/>
+          <w:bCs/>
+        </w:rPr>
+        <w:t xml:space="preserve">DISTRICT</w:t>
+      </w:r>
+      <w:r>
+        <w:rPr>
+          <w:b/>
+          <w:bCs/>
+        </w:rPr>
+        <w:t xml:space="preserve"> </w:t>
+      </w:r>
+      <w:r>
+        <w:rPr>
+          <w:b/>
+          <w:bCs/>
+        </w:rPr>
+        <w:t xml:space="preserve">OF</w:t>
+      </w:r>
+      <w:r>
+        <w:rPr>
+          <w:b/>
+          <w:bCs/>
+        </w:rPr>
+        <w:t xml:space="preserve"> </w:t>
+      </w:r>
+      <w:r>
+        <w:rPr>
+          <w:b/>
+          <w:bCs/>
+        </w:rPr>
+        <w:t xml:space="preserve">PENNSYLVANIA</w:t>
       </w:r>
     </w:p>
     <w:p>
@@ -26,6 +178,7 @@
     <w:tbl>
       <w:tblPr>
         <w:tblW w:w="9360" w:type="dxa"/>
+        <w:tblInd w:w="0" w:type="dxa"/>
         <w:tblBorders>
           <w:top w:val="nil"/>
           <w:left w:val="nil"/>
@@ -35,13 +188,22 @@
           <w:insideV w:val="nil"/>
         </w:tblBorders>
         <w:tblLayout w:type="fixed"/>
-        <w:tblLook w:val="0000"/>
+        <w:tblCellMar>
+          <w:top w:w="0" w:type="dxa"/>
+          <w:left w:w="0" w:type="dxa"/>
+          <w:bottom w:w="0" w:type="dxa"/>
+          <w:right w:w="0" w:type="dxa"/>
+        </w:tblCellMar>
+        <w:tblLook w:val="0000" w:firstRow="0" w:lastRow="0" w:firstColumn="0" w:lastColumn="0" w:noHBand="0" w:noVBand="0"/>
       </w:tblPr>
       <w:tblGrid>
         <w:gridCol w:w="4680"/>
         <w:gridCol w:w="4680"/>
       </w:tblGrid>
       <w:tr>
+        <w:trPr>
+          <w:cantSplit/>
+        </w:trPr>
         <w:tc>
           <w:tcPr>
             <w:tcW w:w="4680" w:type="dxa"/>
@@ -52,13 +214,17 @@
               <w:right w:val="single" w:sz="6" w:space="0" w:color="000000"/>
             </w:tcBorders>
             <w:tcMar>
-              <w:right w:w="312" w:type="dxa"/>
+              <w:top w:w="0" w:type="dxa"/>
+              <w:left w:w="0" w:type="dxa"/>
+              <w:bottom w:w="225" w:type="dxa"/>
+              <w:right w:w="280" w:type="dxa"/>
             </w:tcMar>
           </w:tcPr>
           <w:p>
             <w:pPr>
-              <w:spacing w:before="0" w:after="240" w:line="240" w:lineRule="auto"/>
+              <w:spacing w:before="0" w:after="0" w:line="280" w:lineRule="exact"/>
               <w:ind w:left="0" w:firstLine="0"/>
+              <w:jc w:val="left"/>
             </w:pPr>
             <w:r>
               <w:t xml:space="preserve">IN RE:</w:t>
@@ -66,78 +232,24 @@
           </w:p>
           <w:p>
             <w:pPr>
-              <w:spacing w:before="0" w:after="240" w:line="240" w:lineRule="auto"/>
+              <w:spacing w:before="280" w:after="0" w:line="280" w:lineRule="exact"/>
               <w:ind w:left="720" w:firstLine="0"/>
+              <w:jc w:val="left"/>
             </w:pPr>
             <w:r>
-              <w:t xml:space="preserve">JOSPEH RYAN WEBB</w:t>
-            </w:r>
-          </w:p>
-          <w:p>
-            <w:pPr>
-              <w:pBdr>
-                <w:bottom w:val="single" w:sz="6" w:space="1" w:color="000000"/>
-              </w:pBdr>
-              <w:spacing w:before="0" w:after="240" w:line="240" w:lineRule="auto"/>
-              <w:ind w:left="0" w:firstLine="0"/>
-            </w:pPr>
-            <w:r>
-              <w:t xml:space="preserve"/>
-            </w:r>
-          </w:p>
-          <w:p>
-            <w:pPr>
-              <w:spacing w:before="0" w:after="0" w:line="240" w:lineRule="auto"/>
-              <w:ind w:left="0" w:firstLine="0"/>
-            </w:pPr>
-            <w:r>
-              <w:t xml:space="preserve">ROBERT P. SHEILS, JR., ESQUIRE</w:t>
-            </w:r>
-          </w:p>
-          <w:p>
-            <w:pPr>
-              <w:spacing w:before="0" w:after="0" w:line="240" w:lineRule="auto"/>
-              <w:ind w:left="0" w:firstLine="0"/>
-            </w:pPr>
-            <w:r>
-              <w:t xml:space="preserve">CHAPTER 7 TRUSTEE,</w:t>
-            </w:r>
-          </w:p>
-          <w:p>
-            <w:pPr>
-              <w:spacing w:before="0" w:after="240" w:line="240" w:lineRule="auto"/>
-              <w:ind w:left="2592" w:firstLine="0"/>
-            </w:pPr>
-            <w:r>
-              <w:t xml:space="preserve">Plaintiff</w:t>
-            </w:r>
-          </w:p>
-          <w:p>
-            <w:pPr>
-              <w:spacing w:before="0" w:after="240" w:line="240" w:lineRule="auto"/>
-              <w:ind w:left="0" w:firstLine="0"/>
-              <w:jc w:val="center"/>
-            </w:pPr>
-            <w:r>
-              <w:t xml:space="preserve">v.</w:t>
-            </w:r>
-          </w:p>
-          <w:p>
-            <w:pPr>
-              <w:spacing w:before="0" w:after="0" w:line="240" w:lineRule="auto"/>
-              <w:ind w:left="0" w:firstLine="0"/>
-            </w:pPr>
-            <w:r>
-              <w:t xml:space="preserve">NATIONAL DEBT RELIEF, LLC</w:t>
-            </w:r>
-          </w:p>
-          <w:p>
-            <w:pPr>
-              <w:spacing w:before="0" w:after="0" w:line="240" w:lineRule="auto"/>
-              <w:ind w:left="2592" w:firstLine="0"/>
-            </w:pPr>
-            <w:r>
-              <w:t xml:space="preserve">Defendant</w:t>
+              <w:t xml:space="preserve">JOSPEH</w:t>
+            </w:r>
+            <w:r>
+              <w:t xml:space="preserve"> </w:t>
+            </w:r>
+            <w:r>
+              <w:t xml:space="preserve">RYAN</w:t>
+            </w:r>
+            <w:r>
+              <w:t xml:space="preserve"> </w:t>
+            </w:r>
+            <w:r>
+              <w:t xml:space="preserve">WEBB</w:t>
             </w:r>
           </w:p>
         </w:tc>
@@ -145,31 +257,194 @@
           <w:tcPr>
             <w:tcW w:w="4680" w:type="dxa"/>
             <w:tcMar>
-              <w:left w:w="312" w:type="dxa"/>
+              <w:top w:w="0" w:type="dxa"/>
+              <w:left w:w="280" w:type="dxa"/>
+              <w:bottom w:w="225" w:type="dxa"/>
+              <w:right w:w="0" w:type="dxa"/>
             </w:tcMar>
           </w:tcPr>
           <w:p>
             <w:pPr>
-              <w:spacing w:before="0" w:after="240" w:line="240" w:lineRule="auto"/>
+              <w:spacing w:before="0" w:after="0" w:line="280" w:lineRule="exact"/>
               <w:ind w:left="0" w:firstLine="0"/>
+              <w:jc w:val="left"/>
             </w:pPr>
             <w:r>
-              <w:t xml:space="preserve">Chapter 7</w:t>
+              <w:t xml:space="preserve">Chapter</w:t>
+            </w:r>
+            <w:r>
+              <w:t xml:space="preserve"> </w:t>
+            </w:r>
+            <w:r>
+              <w:t xml:space="preserve">7</w:t>
             </w:r>
           </w:p>
           <w:p>
             <w:pPr>
-              <w:spacing w:before="0" w:after="240" w:line="240" w:lineRule="auto"/>
+              <w:spacing w:before="280" w:after="0" w:line="280" w:lineRule="exact"/>
               <w:ind w:left="0" w:firstLine="0"/>
+              <w:jc w:val="left"/>
             </w:pPr>
             <w:r>
-              <w:t xml:space="preserve">Case No. 5-20-00695</w:t>
+              <w:t xml:space="preserve">Case No. 5</w:t>
+              <w:noBreakHyphen/>
+              <w:t xml:space="preserve">20</w:t>
+              <w:noBreakHyphen/>
+              <w:t xml:space="preserve">00695</w:t>
+            </w:r>
+          </w:p>
+        </w:tc>
+      </w:tr>
+      <w:tr>
+        <w:trPr>
+          <w:cantSplit/>
+        </w:trPr>
+        <w:tc>
+          <w:tcPr>
+            <w:tcW w:w="4680" w:type="dxa"/>
+            <w:tcBorders>
+              <w:top w:val="nil"/>
+              <w:left w:val="nil"/>
+              <w:bottom w:val="single" w:sz="6" w:space="0" w:color="000000"/>
+              <w:right w:val="single" w:sz="6" w:space="0" w:color="000000"/>
+            </w:tcBorders>
+            <w:tcMar>
+              <w:top w:w="240" w:type="dxa"/>
+              <w:left w:w="0" w:type="dxa"/>
+              <w:bottom w:w="225" w:type="dxa"/>
+              <w:right w:w="280" w:type="dxa"/>
+            </w:tcMar>
+          </w:tcPr>
+          <w:p>
+            <w:pPr>
+              <w:spacing w:before="0" w:after="0" w:line="280" w:lineRule="exact"/>
+              <w:ind w:left="0" w:firstLine="0"/>
+              <w:jc w:val="left"/>
+            </w:pPr>
+            <w:r>
+              <w:t xml:space="preserve">ROBERT</w:t>
+            </w:r>
+            <w:r>
+              <w:t xml:space="preserve"> </w:t>
+            </w:r>
+            <w:r>
+              <w:t xml:space="preserve">P.</w:t>
+            </w:r>
+            <w:r>
+              <w:t xml:space="preserve"> </w:t>
+            </w:r>
+            <w:r>
+              <w:t xml:space="preserve">SHEILS,</w:t>
+            </w:r>
+            <w:r>
+              <w:t xml:space="preserve"> </w:t>
+            </w:r>
+            <w:r>
+              <w:t xml:space="preserve">JR.,</w:t>
+            </w:r>
+            <w:r>
+              <w:t xml:space="preserve"> </w:t>
+            </w:r>
+            <w:r>
+              <w:t xml:space="preserve">ESQUIRE</w:t>
             </w:r>
           </w:p>
           <w:p>
             <w:pPr>
-              <w:spacing w:before="0" w:after="0" w:line="240" w:lineRule="auto"/>
+              <w:spacing w:before="0" w:after="0" w:line="280" w:lineRule="exact"/>
               <w:ind w:left="0" w:firstLine="0"/>
+              <w:jc w:val="left"/>
+            </w:pPr>
+            <w:r>
+              <w:t xml:space="preserve">CHAPTER</w:t>
+            </w:r>
+            <w:r>
+              <w:t xml:space="preserve"> </w:t>
+            </w:r>
+            <w:r>
+              <w:t xml:space="preserve">7</w:t>
+            </w:r>
+            <w:r>
+              <w:t xml:space="preserve"> </w:t>
+            </w:r>
+            <w:r>
+              <w:t xml:space="preserve">TRUSTEE,</w:t>
+            </w:r>
+          </w:p>
+          <w:p>
+            <w:pPr>
+              <w:spacing w:before="0" w:after="0" w:line="280" w:lineRule="exact"/>
+              <w:ind w:left="2592" w:firstLine="0"/>
+              <w:jc w:val="left"/>
+            </w:pPr>
+            <w:r>
+              <w:t xml:space="preserve">Plaintiff</w:t>
+            </w:r>
+          </w:p>
+          <w:p>
+            <w:pPr>
+              <w:spacing w:before="280" w:after="0" w:line="280" w:lineRule="exact"/>
+              <w:ind w:left="0" w:right="-44" w:firstLine="0"/>
+              <w:jc w:val="center"/>
+            </w:pPr>
+            <w:r>
+              <w:t xml:space="preserve">v.</w:t>
+            </w:r>
+          </w:p>
+          <w:p>
+            <w:pPr>
+              <w:spacing w:before="280" w:after="0" w:line="280" w:lineRule="exact"/>
+              <w:ind w:left="0" w:firstLine="0"/>
+              <w:jc w:val="left"/>
+            </w:pPr>
+            <w:r>
+              <w:t xml:space="preserve">NATIONAL</w:t>
+            </w:r>
+            <w:r>
+              <w:t xml:space="preserve"> </w:t>
+            </w:r>
+            <w:r>
+              <w:t xml:space="preserve">DEBT</w:t>
+            </w:r>
+            <w:r>
+              <w:t xml:space="preserve"> </w:t>
+            </w:r>
+            <w:r>
+              <w:t xml:space="preserve">RELIEF,</w:t>
+            </w:r>
+            <w:r>
+              <w:t xml:space="preserve"> </w:t>
+            </w:r>
+            <w:r>
+              <w:t xml:space="preserve">LLC</w:t>
+            </w:r>
+          </w:p>
+          <w:p>
+            <w:pPr>
+              <w:spacing w:before="0" w:after="0" w:line="280" w:lineRule="exact"/>
+              <w:ind w:left="2592" w:firstLine="0"/>
+              <w:jc w:val="left"/>
+            </w:pPr>
+            <w:r>
+              <w:t xml:space="preserve">Defendant</w:t>
+            </w:r>
+          </w:p>
+        </w:tc>
+        <w:tc>
+          <w:tcPr>
+            <w:tcW w:w="4680" w:type="dxa"/>
+            <w:tcMar>
+              <w:top w:w="240" w:type="dxa"/>
+              <w:left w:w="280" w:type="dxa"/>
+              <w:bottom w:w="225" w:type="dxa"/>
+              <w:right w:w="0" w:type="dxa"/>
+            </w:tcMar>
+          </w:tcPr>
+          <w:p>
+            <w:pPr>
+              <w:spacing w:before="0" w:after="0" w:line="280" w:lineRule="exact"/>
+              <w:ind w:left="0" w:firstLine="0"/>
+              <w:jc w:val="left"/>
             </w:pPr>
             <w:r>
               <w:t xml:space="preserve">Adversary No. </w:t>
@@ -178,7 +453,10 @@
               <w:rPr>
                 <w:u w:val="single"/>
               </w:rPr>
-              <w:t xml:space="preserve">                              </w:t>
+              <w:t xml:space="preserve">                                      </w:t>
+            </w:r>
+            <w:r>
+              <w:t xml:space="preserve">⁠</w:t>
             </w:r>
           </w:p>
         </w:tc>
@@ -186,391 +464,2799 @@
     </w:tbl>
     <w:p>
       <w:pPr>
-        <w:spacing w:before="0" w:after="0" w:line="480" w:lineRule="exact"/>
+        <w:spacing w:before="480" w:after="0" w:line="280" w:lineRule="exact"/>
+        <w:ind w:left="0" w:firstLine="0"/>
+        <w:jc w:val="center"/>
       </w:pPr>
+      <w:r>
+        <w:rPr>
+          <w:b/>
+          <w:bCs/>
+        </w:rPr>
+        <w:t xml:space="preserve">TRUSTEE’S</w:t>
+      </w:r>
+      <w:r>
+        <w:rPr>
+          <w:b/>
+          <w:bCs/>
+        </w:rPr>
+        <w:t xml:space="preserve"> </w:t>
+      </w:r>
+      <w:r>
+        <w:rPr>
+          <w:b/>
+          <w:bCs/>
+        </w:rPr>
+        <w:t xml:space="preserve">COMPLAINT</w:t>
+      </w:r>
+      <w:r>
+        <w:rPr>
+          <w:b/>
+          <w:bCs/>
+        </w:rPr>
+        <w:t xml:space="preserve"> </w:t>
+      </w:r>
+      <w:r>
+        <w:rPr>
+          <w:b/>
+          <w:bCs/>
+        </w:rPr>
+        <w:t xml:space="preserve">FOR</w:t>
+      </w:r>
+      <w:r>
+        <w:rPr>
+          <w:b/>
+          <w:bCs/>
+        </w:rPr>
+        <w:t xml:space="preserve"> </w:t>
+      </w:r>
+      <w:r>
+        <w:rPr>
+          <w:b/>
+          <w:bCs/>
+        </w:rPr>
+        <w:t xml:space="preserve">TURNOVER</w:t>
+      </w:r>
+      <w:r>
+        <w:rPr>
+          <w:b/>
+          <w:bCs/>
+        </w:rPr>
+        <w:t xml:space="preserve"> </w:t>
+      </w:r>
+      <w:r>
+        <w:rPr>
+          <w:b/>
+          <w:bCs/>
+        </w:rPr>
+        <w:t xml:space="preserve">OF</w:t>
+      </w:r>
+      <w:r>
+        <w:rPr>
+          <w:b/>
+          <w:bCs/>
+        </w:rPr>
+        <w:t xml:space="preserve"> </w:t>
+      </w:r>
+      <w:r>
+        <w:rPr>
+          <w:b/>
+          <w:bCs/>
+        </w:rPr>
+        <w:t xml:space="preserve">FUNDS</w:t>
+      </w:r>
     </w:p>
     <w:p>
       <w:pPr>
-        <w:pStyle w:val="CaptionTitle"/>
+        <w:keepNext/>
+        <w:keepLines/>
+        <w:spacing w:before="240" w:after="0" w:line="480" w:lineRule="exact"/>
+        <w:ind w:left="0" w:firstLine="0"/>
+        <w:jc w:val="center"/>
       </w:pPr>
       <w:r>
-        <w:t xml:space="preserve">TRUSTEE’S COMPLAINT FOR TURNOVER OF FUNDS</w:t>
-      </w:r>
-    </w:p>
-    <w:p>
-      <w:pPr>
-        <w:pStyle w:val="CenteredBold"/>
-      </w:pPr>
-      <w:r>
-        <w:t xml:space="preserve">Statement of Jurisdiction</w:t>
-      </w:r>
-    </w:p>
-    <w:p>
-      <w:pPr>
-        <w:pStyle w:val="BodyText"/>
-      </w:pPr>
-      <w:r>
-        <w:t xml:space="preserve">This adversary proceeding arises in and relates to the Chapter 7 case of JOSPEH RYAN WEBB, Case No. 5-20-00695, pending in the United States Bankruptcy Court for the Middle District of Pennsylvania.</w:t>
-      </w:r>
-    </w:p>
-    <w:p>
-      <w:pPr>
-        <w:pStyle w:val="BodyText"/>
-      </w:pPr>
-      <w:r>
-        <w:t xml:space="preserve">[Pleader to state: this is a core proceeding under 28 U.S.C. § 157(b)(2) and identify the subsection.]</w:t>
-      </w:r>
-    </w:p>
-    <w:p>
-      <w:pPr>
-        <w:pStyle w:val="BodyText"/>
-      </w:pPr>
-      <w:r>
-        <w:t xml:space="preserve">[Pleader to state whether it consents or does not consent to the entry of final orders or judgment by the bankruptcy court.]</w:t>
-      </w:r>
-    </w:p>
-    <w:p>
-      <w:pPr>
-        <w:pStyle w:val="BodyText"/>
-      </w:pPr>
-      <w:r>
-        <w:t xml:space="preserve">NOW COMES Plaintiff, Robert P. Sheils, Jr., Esquire, Chapter 7 Trustee, by and through his counsel, Sheils Law Associates, P.C., and brings this Complaint for Turnover of Funds from the Defendant, National Debt Relief, LLC, and in support thereof avers the following:</w:t>
-      </w:r>
-    </w:p>
-    <w:p>
-      <w:pPr>
-        <w:pStyle w:val="Allegation"/>
-      </w:pPr>
-      <w:r>
-        <w:t xml:space="preserve">1.</w:t>
-      </w:r>
-      <w:r>
-        <w:tab/>
-      </w:r>
-      <w:r>
-        <w:t xml:space="preserve">This complaint is filed pursuant to 11 U.S.C. §§541 and 542.</w:t>
-      </w:r>
-    </w:p>
-    <w:p>
-      <w:pPr>
-        <w:pStyle w:val="Allegation"/>
-      </w:pPr>
-      <w:r>
-        <w:t xml:space="preserve">2.</w:t>
-      </w:r>
-      <w:r>
-        <w:tab/>
-      </w:r>
-      <w:r>
-        <w:t xml:space="preserve">On February 26, 2020, a Voluntary Petition under Chapter 7 of the United States Bankruptcy Code was filed on behalf of the Defendant, Joseph R. Webb.</w:t>
-      </w:r>
-    </w:p>
-    <w:p>
-      <w:pPr>
-        <w:pStyle w:val="Allegation"/>
-      </w:pPr>
-      <w:r>
-        <w:t xml:space="preserve">3.</w:t>
-      </w:r>
-      <w:r>
-        <w:tab/>
-      </w:r>
-      <w:r>
-        <w:t xml:space="preserve">On February 26, 2020, Trustee Sheils was appointed as Trustee for the Chapter 7 bankruptcy.</w:t>
-      </w:r>
-    </w:p>
-    <w:p>
-      <w:pPr>
-        <w:pStyle w:val="Allegation"/>
-      </w:pPr>
-      <w:r>
-        <w:t xml:space="preserve">4.</w:t>
-      </w:r>
-      <w:r>
-        <w:tab/>
-      </w:r>
-      <w:r>
-        <w:t xml:space="preserve">Plaintiff is the duly appointed, qualified and acting Trustee in Bankruptcy in the above captioned proceeding, having a place of business at 108 North Abington Road, Clarks Summit, Pennsylvania 18411.</w:t>
-      </w:r>
-    </w:p>
-    <w:p>
-      <w:pPr>
-        <w:pStyle w:val="Allegation"/>
-      </w:pPr>
-      <w:r>
-        <w:t xml:space="preserve">5.</w:t>
-      </w:r>
-      <w:r>
-        <w:tab/>
-      </w:r>
-      <w:r>
-        <w:t xml:space="preserve">Defendant is National Debt Relief, LLC, with a last known address of 11 Broadway Fl 16, New York, New York 10004-1313.</w:t>
-      </w:r>
-    </w:p>
-    <w:p>
-      <w:pPr>
-        <w:pStyle w:val="Allegation"/>
-      </w:pPr>
-      <w:r>
-        <w:t xml:space="preserve">6.</w:t>
-      </w:r>
-      <w:r>
-        <w:tab/>
-      </w:r>
-      <w:r>
-        <w:t xml:space="preserve">On his bankruptcy petition, in the Statement of Financial Affairs, Debtor indicates that he had paid $12,792.00 to Defendant, within one year before Debtor filed bankruptcy, which consisted of monthly payments of 1,066.00.</w:t>
-      </w:r>
-    </w:p>
-    <w:p>
-      <w:pPr>
-        <w:pStyle w:val="Allegation"/>
-      </w:pPr>
-      <w:r>
-        <w:t xml:space="preserve">7.</w:t>
-      </w:r>
-      <w:r>
-        <w:tab/>
-      </w:r>
-      <w:r>
-        <w:t xml:space="preserve">The Trustee has requested that Defendant turn the funds over to the estate as they are preferential payments. Two letters have been sent to Defendant requesting that the funds be turned over to the bankruptcy estate of Joseph R. Webb, but, to date, the Trustee has received no response nor have the funds been sent.</w:t>
-      </w:r>
-    </w:p>
-    <w:p>
-      <w:pPr>
-        <w:pStyle w:val="Allegation"/>
-      </w:pPr>
-      <w:r>
-        <w:t xml:space="preserve">8.</w:t>
-      </w:r>
-      <w:r>
-        <w:tab/>
-      </w:r>
-      <w:r>
-        <w:t xml:space="preserve">The Trustee has filed the instant action for turnover of funds which are considered to be an asset of the estate to be used to pay the Debtor’s creditors.</w:t>
-      </w:r>
-    </w:p>
-    <w:p>
-      <w:pPr>
-        <w:pStyle w:val="Allegation"/>
-      </w:pPr>
-      <w:r>
-        <w:t xml:space="preserve">9.</w:t>
-      </w:r>
-      <w:r>
-        <w:tab/>
-      </w:r>
-      <w:r>
-        <w:t xml:space="preserve">The bankruptcy code at §541(a)(1) describes property of the estate by stating that upon the commencement of a case, an estate is created, which is comprised of all legal or equitable interests of the debtor in property as of the commencement of the case.</w:t>
-      </w:r>
-    </w:p>
-    <w:p>
-      <w:pPr>
-        <w:pStyle w:val="Allegation"/>
-      </w:pPr>
-      <w:r>
-        <w:t xml:space="preserve">10.</w:t>
-      </w:r>
-      <w:r>
-        <w:tab/>
-      </w:r>
-      <w:r>
-        <w:t xml:space="preserve">Further, the Bankruptcy Code at §542(a) explains that an entity in possession of property that may be used, sold or leased by the Trustee or that can be exempted under section 522 of the code, shall deliver such property to the Trustee and shall account for the property.</w:t>
-      </w:r>
-    </w:p>
-    <w:p>
-      <w:pPr>
-        <w:pStyle w:val="Allegation"/>
-      </w:pPr>
-      <w:r>
-        <w:t xml:space="preserve">11.</w:t>
-      </w:r>
-      <w:r>
-        <w:tab/>
-      </w:r>
-      <w:r>
-        <w:t xml:space="preserve">The Trustee and Trustee’s counsel request reimbursement for fees and costs incurred for filing this complaint as follows:</w:t>
-      </w:r>
-    </w:p>
-    <w:tbl>
-      <w:tblPr>
-        <w:tblStyle w:val="Table"/>
-        <w:tblW w:type="auto" w:w="0"/>
-        <w:tblLook w:firstRow="1" w:lastRow="0" w:firstColumn="0" w:lastColumn="0" w:noHBand="0" w:noVBand="0" w:val="0020"/>
-      </w:tblPr>
-      <w:tblGrid>
-        <w:gridCol w:w="3960"/>
-        <w:gridCol w:w="3960"/>
-      </w:tblGrid>
-      <w:tr>
-        <w:trPr>
-          <w:tblHeader w:val="on"/>
-        </w:trPr>
-        <w:tc>
-          <w:tcPr/>
-          <w:p>
-            <w:pPr>
-              <w:pStyle w:val="Compact"/>
-            </w:pPr>
-            <w:r>
-              <w:t xml:space="preserve">Item</w:t>
-            </w:r>
-          </w:p>
-        </w:tc>
-        <w:tc>
-          <w:tcPr/>
-          <w:p>
-            <w:pPr>
-              <w:pStyle w:val="Compact"/>
-              <w:jc w:val="right"/>
-            </w:pPr>
-            <w:r>
-              <w:t xml:space="preserve">Amount</w:t>
-            </w:r>
-          </w:p>
-        </w:tc>
-      </w:tr>
-      <w:tr>
-        <w:tc>
-          <w:tcPr/>
-          <w:p>
-            <w:pPr>
-              <w:pStyle w:val="Compact"/>
-            </w:pPr>
-            <w:r>
-              <w:t xml:space="preserve">Complaint Filing Fee</w:t>
-            </w:r>
-          </w:p>
-        </w:tc>
-        <w:tc>
-          <w:tcPr/>
-          <w:p>
-            <w:pPr>
-              <w:pStyle w:val="Compact"/>
-              <w:jc w:val="right"/>
-            </w:pPr>
-            <w:r>
-              <w:t xml:space="preserve">$350.00</w:t>
-            </w:r>
-          </w:p>
-        </w:tc>
-      </w:tr>
-      <w:tr>
-        <w:tc>
-          <w:tcPr/>
-          <w:p>
-            <w:pPr>
-              <w:pStyle w:val="Compact"/>
-            </w:pPr>
-            <w:r>
-              <w:t xml:space="preserve">Postage and Copying</w:t>
-            </w:r>
-          </w:p>
-        </w:tc>
-        <w:tc>
-          <w:tcPr/>
-          <w:p>
-            <w:pPr>
-              <w:pStyle w:val="Compact"/>
-              <w:jc w:val="right"/>
-            </w:pPr>
-            <w:r>
-              <w:t xml:space="preserve">$13.60</w:t>
-            </w:r>
-          </w:p>
-        </w:tc>
-      </w:tr>
-      <w:tr>
-        <w:tc>
-          <w:tcPr/>
-          <w:p>
-            <w:pPr>
-              <w:pStyle w:val="Compact"/>
-            </w:pPr>
-            <w:r>
-              <w:t xml:space="preserve">Attorney Fees</w:t>
-            </w:r>
-          </w:p>
-        </w:tc>
-        <w:tc>
-          <w:tcPr/>
-          <w:p>
-            <w:pPr>
-              <w:pStyle w:val="Compact"/>
-              <w:jc w:val="right"/>
-            </w:pPr>
-            <w:r>
-              <w:t xml:space="preserve">$550.00</w:t>
-            </w:r>
-          </w:p>
-        </w:tc>
-      </w:tr>
-      <w:tr>
-        <w:tc>
-          <w:tcPr/>
-          <w:p>
-            <w:pPr>
-              <w:pStyle w:val="Compact"/>
-            </w:pPr>
-            <w:r>
-              <w:t xml:space="preserve">Paralegal Fees</w:t>
-            </w:r>
-          </w:p>
-        </w:tc>
-        <w:tc>
-          <w:tcPr/>
-          <w:p>
-            <w:pPr>
-              <w:pStyle w:val="Compact"/>
-              <w:jc w:val="right"/>
-            </w:pPr>
-            <w:r>
-              <w:t xml:space="preserve">$230.00</w:t>
-            </w:r>
-          </w:p>
-        </w:tc>
-      </w:tr>
-      <w:tr>
-        <w:tc>
-          <w:tcPr/>
-          <w:p>
-            <w:pPr>
-              <w:pStyle w:val="Compact"/>
-            </w:pPr>
-            <w:r>
-              <w:t xml:space="preserve">Total</w:t>
-            </w:r>
-          </w:p>
-        </w:tc>
-        <w:tc>
-          <w:tcPr/>
-          <w:p>
-            <w:pPr>
-              <w:pStyle w:val="Compact"/>
-              <w:jc w:val="right"/>
-            </w:pPr>
-            <w:r>
-              <w:t xml:space="preserve">$1,143.60</w:t>
-            </w:r>
-          </w:p>
-        </w:tc>
-      </w:tr>
-    </w:tbl>
-    <w:p>
-      <w:pPr>
-        <w:pStyle w:val="Prayer"/>
-      </w:pPr>
-      <w:r>
-        <w:t xml:space="preserve">WHEREFORE, Robert P. Sheils, Jr., Esquire, Chapter 7 Trustee, requests that this Honorable Court enter an order directing National Debt Relief, LLC, to turn over the $12,792.00 preferential payment to the bankruptcy estate of Joseph R. Webb as well as the costs of $1,143.60 associated with the drafting and filing of this Complaint.</w:t>
+        <w:rPr>
+          <w:b/>
+          <w:bCs/>
+        </w:rPr>
+        <w:t xml:space="preserve">STATEMENT OF JURISDICTION</w:t>
       </w:r>
     </w:p>
     <w:p>
       <w:pPr>
         <w:spacing w:before="0" w:after="0" w:line="480" w:lineRule="exact"/>
+        <w:ind w:left="0" w:firstLine="720"/>
+        <w:jc w:val="left"/>
       </w:pPr>
+      <w:r>
+        <w:t xml:space="preserve">This adversary proceeding arises in and relates to the </w:t>
+      </w:r>
+      <w:r>
+        <w:t xml:space="preserve">Chapter</w:t>
+      </w:r>
+      <w:r>
+        <w:t xml:space="preserve"> </w:t>
+      </w:r>
+      <w:r>
+        <w:t xml:space="preserve">7</w:t>
+      </w:r>
+      <w:r>
+        <w:t xml:space="preserve"> case of </w:t>
+      </w:r>
+      <w:r>
+        <w:t xml:space="preserve">JOSPEH</w:t>
+      </w:r>
+      <w:r>
+        <w:t xml:space="preserve"> </w:t>
+      </w:r>
+      <w:r>
+        <w:t xml:space="preserve">RYAN</w:t>
+      </w:r>
+      <w:r>
+        <w:t xml:space="preserve"> </w:t>
+      </w:r>
+      <w:r>
+        <w:t xml:space="preserve">WEBB</w:t>
+      </w:r>
+      <w:r>
+        <w:t xml:space="preserve">, Case No. 5</w:t>
+        <w:noBreakHyphen/>
+        <w:t xml:space="preserve">20</w:t>
+        <w:noBreakHyphen/>
+        <w:t xml:space="preserve">00695, pending in the United States Bankruptcy Court for the </w:t>
+      </w:r>
+      <w:r>
+        <w:t xml:space="preserve">Middle</w:t>
+      </w:r>
+      <w:r>
+        <w:t xml:space="preserve"> </w:t>
+      </w:r>
+      <w:r>
+        <w:t xml:space="preserve">District</w:t>
+      </w:r>
+      <w:r>
+        <w:t xml:space="preserve"> </w:t>
+      </w:r>
+      <w:r>
+        <w:t xml:space="preserve">of</w:t>
+      </w:r>
+      <w:r>
+        <w:t xml:space="preserve"> </w:t>
+      </w:r>
+      <w:r>
+        <w:t xml:space="preserve">Pennsylvania</w:t>
+      </w:r>
+      <w:r>
+        <w:t xml:space="preserve">.</w:t>
+      </w:r>
+    </w:p>
+    <w:p>
+      <w:pPr>
+        <w:spacing w:before="0" w:after="0" w:line="480" w:lineRule="exact"/>
+        <w:ind w:left="0" w:firstLine="720"/>
+        <w:jc w:val="left"/>
+      </w:pPr>
+      <w:r>
+        <w:t xml:space="preserve">[Pleader</w:t>
+      </w:r>
+      <w:r>
+        <w:t xml:space="preserve"> </w:t>
+      </w:r>
+      <w:r>
+        <w:t xml:space="preserve">to</w:t>
+      </w:r>
+      <w:r>
+        <w:t xml:space="preserve"> </w:t>
+      </w:r>
+      <w:r>
+        <w:t xml:space="preserve">state:</w:t>
+      </w:r>
+      <w:r>
+        <w:t xml:space="preserve"> </w:t>
+      </w:r>
+      <w:r>
+        <w:t xml:space="preserve">this</w:t>
+      </w:r>
+      <w:r>
+        <w:t xml:space="preserve"> </w:t>
+      </w:r>
+      <w:r>
+        <w:t xml:space="preserve">is</w:t>
+      </w:r>
+      <w:r>
+        <w:t xml:space="preserve"> </w:t>
+      </w:r>
+      <w:r>
+        <w:t xml:space="preserve">a</w:t>
+      </w:r>
+      <w:r>
+        <w:t xml:space="preserve"> </w:t>
+      </w:r>
+      <w:r>
+        <w:t xml:space="preserve">core</w:t>
+      </w:r>
+      <w:r>
+        <w:t xml:space="preserve"> </w:t>
+      </w:r>
+      <w:r>
+        <w:t xml:space="preserve">proceeding</w:t>
+      </w:r>
+      <w:r>
+        <w:t xml:space="preserve"> </w:t>
+      </w:r>
+      <w:r>
+        <w:t xml:space="preserve">under</w:t>
+      </w:r>
+      <w:r>
+        <w:t xml:space="preserve"> </w:t>
+      </w:r>
+      <w:r>
+        <w:t xml:space="preserve">28</w:t>
+      </w:r>
+      <w:r>
+        <w:t xml:space="preserve"> </w:t>
+      </w:r>
+      <w:r>
+        <w:t xml:space="preserve">U.S.C.</w:t>
+      </w:r>
+      <w:r>
+        <w:t xml:space="preserve"> </w:t>
+      </w:r>
+      <w:r>
+        <w:t xml:space="preserve">§</w:t>
+      </w:r>
+      <w:r>
+        <w:t xml:space="preserve"> </w:t>
+      </w:r>
+      <w:r>
+        <w:t xml:space="preserve">157(b)⁠(2)</w:t>
+      </w:r>
+      <w:r>
+        <w:t xml:space="preserve"> </w:t>
+      </w:r>
+      <w:r>
+        <w:t xml:space="preserve">and</w:t>
+      </w:r>
+      <w:r>
+        <w:t xml:space="preserve"> </w:t>
+      </w:r>
+      <w:r>
+        <w:t xml:space="preserve">identify</w:t>
+      </w:r>
+      <w:r>
+        <w:t xml:space="preserve"> </w:t>
+      </w:r>
+      <w:r>
+        <w:t xml:space="preserve">the</w:t>
+      </w:r>
+      <w:r>
+        <w:t xml:space="preserve"> </w:t>
+      </w:r>
+      <w:r>
+        <w:t xml:space="preserve">subsection.]</w:t>
+      </w:r>
+    </w:p>
+    <w:p>
+      <w:pPr>
+        <w:spacing w:before="0" w:after="0" w:line="480" w:lineRule="exact"/>
+        <w:ind w:left="0" w:firstLine="720"/>
+        <w:jc w:val="left"/>
+      </w:pPr>
+      <w:r>
+        <w:t xml:space="preserve">[Pleader</w:t>
+      </w:r>
+      <w:r>
+        <w:t xml:space="preserve"> </w:t>
+      </w:r>
+      <w:r>
+        <w:t xml:space="preserve">to</w:t>
+      </w:r>
+      <w:r>
+        <w:t xml:space="preserve"> </w:t>
+      </w:r>
+      <w:r>
+        <w:t xml:space="preserve">state</w:t>
+      </w:r>
+      <w:r>
+        <w:t xml:space="preserve"> </w:t>
+      </w:r>
+      <w:r>
+        <w:t xml:space="preserve">whether</w:t>
+      </w:r>
+      <w:r>
+        <w:t xml:space="preserve"> </w:t>
+      </w:r>
+      <w:r>
+        <w:t xml:space="preserve">it</w:t>
+      </w:r>
+      <w:r>
+        <w:t xml:space="preserve"> </w:t>
+      </w:r>
+      <w:r>
+        <w:t xml:space="preserve">consents</w:t>
+      </w:r>
+      <w:r>
+        <w:t xml:space="preserve"> </w:t>
+      </w:r>
+      <w:r>
+        <w:t xml:space="preserve">or</w:t>
+      </w:r>
+      <w:r>
+        <w:t xml:space="preserve"> </w:t>
+      </w:r>
+      <w:r>
+        <w:t xml:space="preserve">does</w:t>
+      </w:r>
+      <w:r>
+        <w:t xml:space="preserve"> </w:t>
+      </w:r>
+      <w:r>
+        <w:t xml:space="preserve">not</w:t>
+      </w:r>
+      <w:r>
+        <w:t xml:space="preserve"> </w:t>
+      </w:r>
+      <w:r>
+        <w:t xml:space="preserve">consent</w:t>
+      </w:r>
+      <w:r>
+        <w:t xml:space="preserve"> </w:t>
+      </w:r>
+      <w:r>
+        <w:t xml:space="preserve">to</w:t>
+      </w:r>
+      <w:r>
+        <w:t xml:space="preserve"> </w:t>
+      </w:r>
+      <w:r>
+        <w:t xml:space="preserve">the</w:t>
+      </w:r>
+      <w:r>
+        <w:t xml:space="preserve"> </w:t>
+      </w:r>
+      <w:r>
+        <w:t xml:space="preserve">entry</w:t>
+      </w:r>
+      <w:r>
+        <w:t xml:space="preserve"> </w:t>
+      </w:r>
+      <w:r>
+        <w:t xml:space="preserve">of</w:t>
+      </w:r>
+      <w:r>
+        <w:t xml:space="preserve"> </w:t>
+      </w:r>
+      <w:r>
+        <w:t xml:space="preserve">final</w:t>
+      </w:r>
+      <w:r>
+        <w:t xml:space="preserve"> </w:t>
+      </w:r>
+      <w:r>
+        <w:t xml:space="preserve">orders</w:t>
+      </w:r>
+      <w:r>
+        <w:t xml:space="preserve"> </w:t>
+      </w:r>
+      <w:r>
+        <w:t xml:space="preserve">or</w:t>
+      </w:r>
+      <w:r>
+        <w:t xml:space="preserve"> </w:t>
+      </w:r>
+      <w:r>
+        <w:t xml:space="preserve">judgment</w:t>
+      </w:r>
+      <w:r>
+        <w:t xml:space="preserve"> </w:t>
+      </w:r>
+      <w:r>
+        <w:t xml:space="preserve">by</w:t>
+      </w:r>
+      <w:r>
+        <w:t xml:space="preserve"> </w:t>
+      </w:r>
+      <w:r>
+        <w:t xml:space="preserve">the</w:t>
+      </w:r>
+      <w:r>
+        <w:t xml:space="preserve"> </w:t>
+      </w:r>
+      <w:r>
+        <w:t xml:space="preserve">bankruptcy</w:t>
+      </w:r>
+      <w:r>
+        <w:t xml:space="preserve"> </w:t>
+      </w:r>
+      <w:r>
+        <w:t xml:space="preserve">court.]</w:t>
+      </w:r>
+    </w:p>
+    <w:p>
+      <w:pPr>
+        <w:spacing w:before="0" w:after="0" w:line="480" w:lineRule="exact"/>
+        <w:ind w:left="0" w:firstLine="720"/>
+        <w:jc w:val="left"/>
+      </w:pPr>
+      <w:r>
+        <w:t xml:space="preserve">NOW</w:t>
+      </w:r>
+      <w:r>
+        <w:t xml:space="preserve"> </w:t>
+      </w:r>
+      <w:r>
+        <w:t xml:space="preserve">COMES</w:t>
+      </w:r>
+      <w:r>
+        <w:t xml:space="preserve"> </w:t>
+      </w:r>
+      <w:r>
+        <w:t xml:space="preserve">Plaintiff,</w:t>
+      </w:r>
+      <w:r>
+        <w:t xml:space="preserve"> </w:t>
+      </w:r>
+      <w:r>
+        <w:t xml:space="preserve">Robert</w:t>
+      </w:r>
+      <w:r>
+        <w:t xml:space="preserve"> </w:t>
+      </w:r>
+      <w:r>
+        <w:t xml:space="preserve">P.</w:t>
+      </w:r>
+      <w:r>
+        <w:t xml:space="preserve"> </w:t>
+      </w:r>
+      <w:r>
+        <w:t xml:space="preserve">Sheils,</w:t>
+      </w:r>
+      <w:r>
+        <w:t xml:space="preserve"> </w:t>
+      </w:r>
+      <w:r>
+        <w:t xml:space="preserve">Jr.,</w:t>
+      </w:r>
+      <w:r>
+        <w:t xml:space="preserve"> </w:t>
+      </w:r>
+      <w:r>
+        <w:t xml:space="preserve">Esquire,</w:t>
+      </w:r>
+      <w:r>
+        <w:t xml:space="preserve"> </w:t>
+      </w:r>
+      <w:r>
+        <w:t xml:space="preserve">Chapter</w:t>
+      </w:r>
+      <w:r>
+        <w:t xml:space="preserve"> </w:t>
+      </w:r>
+      <w:r>
+        <w:t xml:space="preserve">7</w:t>
+      </w:r>
+      <w:r>
+        <w:t xml:space="preserve"> </w:t>
+      </w:r>
+      <w:r>
+        <w:t xml:space="preserve">Trustee,</w:t>
+      </w:r>
+      <w:r>
+        <w:t xml:space="preserve"> </w:t>
+      </w:r>
+      <w:r>
+        <w:t xml:space="preserve">by</w:t>
+      </w:r>
+      <w:r>
+        <w:t xml:space="preserve"> </w:t>
+      </w:r>
+      <w:r>
+        <w:t xml:space="preserve">and</w:t>
+      </w:r>
+      <w:r>
+        <w:t xml:space="preserve"> </w:t>
+      </w:r>
+      <w:r>
+        <w:t xml:space="preserve">through</w:t>
+      </w:r>
+      <w:r>
+        <w:t xml:space="preserve"> </w:t>
+      </w:r>
+      <w:r>
+        <w:t xml:space="preserve">his</w:t>
+      </w:r>
+      <w:r>
+        <w:t xml:space="preserve"> </w:t>
+      </w:r>
+      <w:r>
+        <w:t xml:space="preserve">counsel,</w:t>
+      </w:r>
+      <w:r>
+        <w:t xml:space="preserve"> </w:t>
+      </w:r>
+      <w:r>
+        <w:t xml:space="preserve">Sheils</w:t>
+      </w:r>
+      <w:r>
+        <w:t xml:space="preserve"> </w:t>
+      </w:r>
+      <w:r>
+        <w:t xml:space="preserve">Law</w:t>
+      </w:r>
+      <w:r>
+        <w:t xml:space="preserve"> </w:t>
+      </w:r>
+      <w:r>
+        <w:t xml:space="preserve">Associates,</w:t>
+      </w:r>
+      <w:r>
+        <w:t xml:space="preserve"> </w:t>
+      </w:r>
+      <w:r>
+        <w:t xml:space="preserve">P.C.,</w:t>
+      </w:r>
+      <w:r>
+        <w:t xml:space="preserve"> </w:t>
+      </w:r>
+      <w:r>
+        <w:t xml:space="preserve">and</w:t>
+      </w:r>
+      <w:r>
+        <w:t xml:space="preserve"> </w:t>
+      </w:r>
+      <w:r>
+        <w:t xml:space="preserve">brings</w:t>
+      </w:r>
+      <w:r>
+        <w:t xml:space="preserve"> </w:t>
+      </w:r>
+      <w:r>
+        <w:t xml:space="preserve">this</w:t>
+      </w:r>
+      <w:r>
+        <w:t xml:space="preserve"> </w:t>
+      </w:r>
+      <w:r>
+        <w:t xml:space="preserve">Complaint</w:t>
+      </w:r>
+      <w:r>
+        <w:t xml:space="preserve"> </w:t>
+      </w:r>
+      <w:r>
+        <w:t xml:space="preserve">for</w:t>
+      </w:r>
+      <w:r>
+        <w:t xml:space="preserve"> </w:t>
+      </w:r>
+      <w:r>
+        <w:t xml:space="preserve">Turnover</w:t>
+      </w:r>
+      <w:r>
+        <w:t xml:space="preserve"> </w:t>
+      </w:r>
+      <w:r>
+        <w:t xml:space="preserve">of</w:t>
+      </w:r>
+      <w:r>
+        <w:t xml:space="preserve"> </w:t>
+      </w:r>
+      <w:r>
+        <w:t xml:space="preserve">Funds</w:t>
+      </w:r>
+      <w:r>
+        <w:t xml:space="preserve"> </w:t>
+      </w:r>
+      <w:r>
+        <w:t xml:space="preserve">from</w:t>
+      </w:r>
+      <w:r>
+        <w:t xml:space="preserve"> </w:t>
+      </w:r>
+      <w:r>
+        <w:t xml:space="preserve">the</w:t>
+      </w:r>
+      <w:r>
+        <w:t xml:space="preserve"> </w:t>
+      </w:r>
+      <w:r>
+        <w:t xml:space="preserve">Defendant,</w:t>
+      </w:r>
+      <w:r>
+        <w:t xml:space="preserve"> </w:t>
+      </w:r>
+      <w:r>
+        <w:t xml:space="preserve">National</w:t>
+      </w:r>
+      <w:r>
+        <w:t xml:space="preserve"> </w:t>
+      </w:r>
+      <w:r>
+        <w:t xml:space="preserve">Debt</w:t>
+      </w:r>
+      <w:r>
+        <w:t xml:space="preserve"> </w:t>
+      </w:r>
+      <w:r>
+        <w:t xml:space="preserve">Relief,</w:t>
+      </w:r>
+      <w:r>
+        <w:t xml:space="preserve"> </w:t>
+      </w:r>
+      <w:r>
+        <w:t xml:space="preserve">LLC,</w:t>
+      </w:r>
+      <w:r>
+        <w:t xml:space="preserve"> </w:t>
+      </w:r>
+      <w:r>
+        <w:t xml:space="preserve">and</w:t>
+      </w:r>
+      <w:r>
+        <w:t xml:space="preserve"> </w:t>
+      </w:r>
+      <w:r>
+        <w:t xml:space="preserve">in</w:t>
+      </w:r>
+      <w:r>
+        <w:t xml:space="preserve"> </w:t>
+      </w:r>
+      <w:r>
+        <w:t xml:space="preserve">support</w:t>
+      </w:r>
+      <w:r>
+        <w:t xml:space="preserve"> </w:t>
+      </w:r>
+      <w:r>
+        <w:t xml:space="preserve">thereof</w:t>
+      </w:r>
+      <w:r>
+        <w:t xml:space="preserve"> </w:t>
+      </w:r>
+      <w:r>
+        <w:t xml:space="preserve">avers</w:t>
+      </w:r>
+      <w:r>
+        <w:t xml:space="preserve"> </w:t>
+      </w:r>
+      <w:r>
+        <w:t xml:space="preserve">the</w:t>
+      </w:r>
+      <w:r>
+        <w:t xml:space="preserve"> </w:t>
+      </w:r>
+      <w:r>
+        <w:t xml:space="preserve">following:</w:t>
+      </w:r>
+    </w:p>
+    <w:p>
+      <w:pPr>
+        <w:tabs>
+          <w:tab w:val="left" w:pos="1440"/>
+        </w:tabs>
+        <w:spacing w:before="0" w:after="0" w:line="480" w:lineRule="exact"/>
+        <w:ind w:left="0" w:firstLine="720"/>
+        <w:jc w:val="left"/>
+      </w:pPr>
+      <w:r>
+        <w:t xml:space="preserve">1.</w:t>
+      </w:r>
+      <w:r>
+        <w:tab/>
+      </w:r>
+      <w:r>
+        <w:t xml:space="preserve">This</w:t>
+      </w:r>
+      <w:r>
+        <w:t xml:space="preserve"> </w:t>
+      </w:r>
+      <w:r>
+        <w:t xml:space="preserve">complaint</w:t>
+      </w:r>
+      <w:r>
+        <w:t xml:space="preserve"> </w:t>
+      </w:r>
+      <w:r>
+        <w:t xml:space="preserve">is</w:t>
+      </w:r>
+      <w:r>
+        <w:t xml:space="preserve"> </w:t>
+      </w:r>
+      <w:r>
+        <w:t xml:space="preserve">filed</w:t>
+      </w:r>
+      <w:r>
+        <w:t xml:space="preserve"> </w:t>
+      </w:r>
+      <w:r>
+        <w:t xml:space="preserve">pursuant</w:t>
+      </w:r>
+      <w:r>
+        <w:t xml:space="preserve"> </w:t>
+      </w:r>
+      <w:r>
+        <w:t xml:space="preserve">to</w:t>
+      </w:r>
+      <w:r>
+        <w:t xml:space="preserve"> </w:t>
+      </w:r>
+      <w:r>
+        <w:t xml:space="preserve">11</w:t>
+      </w:r>
+      <w:r>
+        <w:t xml:space="preserve"> </w:t>
+      </w:r>
+      <w:r>
+        <w:t xml:space="preserve">U.S.C.</w:t>
+      </w:r>
+      <w:r>
+        <w:t xml:space="preserve"> </w:t>
+      </w:r>
+      <w:r>
+        <w:t xml:space="preserve">§§541</w:t>
+      </w:r>
+      <w:r>
+        <w:t xml:space="preserve"> </w:t>
+      </w:r>
+      <w:r>
+        <w:t xml:space="preserve">and</w:t>
+      </w:r>
+      <w:r>
+        <w:t xml:space="preserve"> </w:t>
+      </w:r>
+      <w:r>
+        <w:t xml:space="preserve">542.</w:t>
+      </w:r>
+    </w:p>
+    <w:p>
+      <w:pPr>
+        <w:tabs>
+          <w:tab w:val="left" w:pos="1440"/>
+        </w:tabs>
+        <w:spacing w:before="0" w:after="0" w:line="480" w:lineRule="exact"/>
+        <w:ind w:left="0" w:firstLine="720"/>
+        <w:jc w:val="left"/>
+      </w:pPr>
+      <w:r>
+        <w:t xml:space="preserve">2.</w:t>
+      </w:r>
+      <w:r>
+        <w:tab/>
+      </w:r>
+      <w:r>
+        <w:t xml:space="preserve">On</w:t>
+      </w:r>
+      <w:r>
+        <w:t xml:space="preserve"> </w:t>
+      </w:r>
+      <w:r>
+        <w:t xml:space="preserve">February</w:t>
+      </w:r>
+      <w:r>
+        <w:t xml:space="preserve"> </w:t>
+      </w:r>
+      <w:r>
+        <w:t xml:space="preserve">26,</w:t>
+      </w:r>
+      <w:r>
+        <w:t xml:space="preserve"> </w:t>
+      </w:r>
+      <w:r>
+        <w:t xml:space="preserve">2020,</w:t>
+      </w:r>
+      <w:r>
+        <w:t xml:space="preserve"> </w:t>
+      </w:r>
+      <w:r>
+        <w:t xml:space="preserve">a</w:t>
+      </w:r>
+      <w:r>
+        <w:t xml:space="preserve"> </w:t>
+      </w:r>
+      <w:r>
+        <w:t xml:space="preserve">Voluntary</w:t>
+      </w:r>
+      <w:r>
+        <w:t xml:space="preserve"> </w:t>
+      </w:r>
+      <w:r>
+        <w:t xml:space="preserve">Petition</w:t>
+      </w:r>
+      <w:r>
+        <w:t xml:space="preserve"> </w:t>
+      </w:r>
+      <w:r>
+        <w:t xml:space="preserve">under</w:t>
+      </w:r>
+      <w:r>
+        <w:t xml:space="preserve"> </w:t>
+      </w:r>
+      <w:r>
+        <w:t xml:space="preserve">Chapter</w:t>
+      </w:r>
+      <w:r>
+        <w:t xml:space="preserve"> </w:t>
+      </w:r>
+      <w:r>
+        <w:t xml:space="preserve">7</w:t>
+      </w:r>
+      <w:r>
+        <w:t xml:space="preserve"> </w:t>
+      </w:r>
+      <w:r>
+        <w:t xml:space="preserve">of</w:t>
+      </w:r>
+      <w:r>
+        <w:t xml:space="preserve"> </w:t>
+      </w:r>
+      <w:r>
+        <w:t xml:space="preserve">the</w:t>
+      </w:r>
+      <w:r>
+        <w:t xml:space="preserve"> </w:t>
+      </w:r>
+      <w:r>
+        <w:t xml:space="preserve">United</w:t>
+      </w:r>
+      <w:r>
+        <w:t xml:space="preserve"> </w:t>
+      </w:r>
+      <w:r>
+        <w:t xml:space="preserve">States</w:t>
+      </w:r>
+      <w:r>
+        <w:t xml:space="preserve"> </w:t>
+      </w:r>
+      <w:r>
+        <w:t xml:space="preserve">Bankruptcy</w:t>
+      </w:r>
+      <w:r>
+        <w:t xml:space="preserve"> </w:t>
+      </w:r>
+      <w:r>
+        <w:t xml:space="preserve">Code</w:t>
+      </w:r>
+      <w:r>
+        <w:t xml:space="preserve"> </w:t>
+      </w:r>
+      <w:r>
+        <w:t xml:space="preserve">was</w:t>
+      </w:r>
+      <w:r>
+        <w:t xml:space="preserve"> </w:t>
+      </w:r>
+      <w:r>
+        <w:t xml:space="preserve">filed</w:t>
+      </w:r>
+      <w:r>
+        <w:t xml:space="preserve"> </w:t>
+      </w:r>
+      <w:r>
+        <w:t xml:space="preserve">on</w:t>
+      </w:r>
+      <w:r>
+        <w:t xml:space="preserve"> </w:t>
+      </w:r>
+      <w:r>
+        <w:t xml:space="preserve">behalf</w:t>
+      </w:r>
+      <w:r>
+        <w:t xml:space="preserve"> </w:t>
+      </w:r>
+      <w:r>
+        <w:t xml:space="preserve">of</w:t>
+      </w:r>
+      <w:r>
+        <w:t xml:space="preserve"> </w:t>
+      </w:r>
+      <w:r>
+        <w:t xml:space="preserve">the</w:t>
+      </w:r>
+      <w:r>
+        <w:t xml:space="preserve"> </w:t>
+      </w:r>
+      <w:r>
+        <w:t xml:space="preserve">Defendant,</w:t>
+      </w:r>
+      <w:r>
+        <w:t xml:space="preserve"> </w:t>
+      </w:r>
+      <w:r>
+        <w:t xml:space="preserve">Joseph</w:t>
+      </w:r>
+      <w:r>
+        <w:t xml:space="preserve"> </w:t>
+      </w:r>
+      <w:r>
+        <w:t xml:space="preserve">R.</w:t>
+      </w:r>
+      <w:r>
+        <w:t xml:space="preserve"> </w:t>
+      </w:r>
+      <w:r>
+        <w:t xml:space="preserve">Webb.</w:t>
+      </w:r>
+    </w:p>
+    <w:p>
+      <w:pPr>
+        <w:tabs>
+          <w:tab w:val="left" w:pos="1440"/>
+        </w:tabs>
+        <w:spacing w:before="0" w:after="0" w:line="480" w:lineRule="exact"/>
+        <w:ind w:left="0" w:firstLine="720"/>
+        <w:jc w:val="left"/>
+      </w:pPr>
+      <w:r>
+        <w:t xml:space="preserve">3.</w:t>
+      </w:r>
+      <w:r>
+        <w:tab/>
+      </w:r>
+      <w:r>
+        <w:t xml:space="preserve">On</w:t>
+      </w:r>
+      <w:r>
+        <w:t xml:space="preserve"> </w:t>
+      </w:r>
+      <w:r>
+        <w:t xml:space="preserve">February</w:t>
+      </w:r>
+      <w:r>
+        <w:t xml:space="preserve"> </w:t>
+      </w:r>
+      <w:r>
+        <w:t xml:space="preserve">26,</w:t>
+      </w:r>
+      <w:r>
+        <w:t xml:space="preserve"> </w:t>
+      </w:r>
+      <w:r>
+        <w:t xml:space="preserve">2020,</w:t>
+      </w:r>
+      <w:r>
+        <w:t xml:space="preserve"> </w:t>
+      </w:r>
+      <w:r>
+        <w:t xml:space="preserve">Trustee</w:t>
+      </w:r>
+      <w:r>
+        <w:t xml:space="preserve"> </w:t>
+      </w:r>
+      <w:r>
+        <w:t xml:space="preserve">Sheils</w:t>
+      </w:r>
+      <w:r>
+        <w:t xml:space="preserve"> </w:t>
+      </w:r>
+      <w:r>
+        <w:t xml:space="preserve">was</w:t>
+      </w:r>
+      <w:r>
+        <w:t xml:space="preserve"> </w:t>
+      </w:r>
+      <w:r>
+        <w:t xml:space="preserve">appointed</w:t>
+      </w:r>
+      <w:r>
+        <w:t xml:space="preserve"> </w:t>
+      </w:r>
+      <w:r>
+        <w:t xml:space="preserve">as</w:t>
+      </w:r>
+      <w:r>
+        <w:t xml:space="preserve"> </w:t>
+      </w:r>
+      <w:r>
+        <w:t xml:space="preserve">Trustee</w:t>
+      </w:r>
+      <w:r>
+        <w:t xml:space="preserve"> </w:t>
+      </w:r>
+      <w:r>
+        <w:t xml:space="preserve">for</w:t>
+      </w:r>
+      <w:r>
+        <w:t xml:space="preserve"> </w:t>
+      </w:r>
+      <w:r>
+        <w:t xml:space="preserve">the</w:t>
+      </w:r>
+      <w:r>
+        <w:t xml:space="preserve"> </w:t>
+      </w:r>
+      <w:r>
+        <w:t xml:space="preserve">Chapter</w:t>
+      </w:r>
+      <w:r>
+        <w:t xml:space="preserve"> </w:t>
+      </w:r>
+      <w:r>
+        <w:t xml:space="preserve">7</w:t>
+      </w:r>
+      <w:r>
+        <w:t xml:space="preserve"> </w:t>
+      </w:r>
+      <w:r>
+        <w:t xml:space="preserve">bankruptcy.</w:t>
+      </w:r>
+    </w:p>
+    <w:p>
+      <w:pPr>
+        <w:tabs>
+          <w:tab w:val="left" w:pos="1440"/>
+        </w:tabs>
+        <w:spacing w:before="0" w:after="0" w:line="480" w:lineRule="exact"/>
+        <w:ind w:left="0" w:firstLine="720"/>
+        <w:jc w:val="left"/>
+      </w:pPr>
+      <w:r>
+        <w:t xml:space="preserve">4.</w:t>
+      </w:r>
+      <w:r>
+        <w:tab/>
+      </w:r>
+      <w:r>
+        <w:t xml:space="preserve">Plaintiff</w:t>
+      </w:r>
+      <w:r>
+        <w:t xml:space="preserve"> </w:t>
+      </w:r>
+      <w:r>
+        <w:t xml:space="preserve">is</w:t>
+      </w:r>
+      <w:r>
+        <w:t xml:space="preserve"> </w:t>
+      </w:r>
+      <w:r>
+        <w:t xml:space="preserve">the</w:t>
+      </w:r>
+      <w:r>
+        <w:t xml:space="preserve"> </w:t>
+      </w:r>
+      <w:r>
+        <w:t xml:space="preserve">duly</w:t>
+      </w:r>
+      <w:r>
+        <w:t xml:space="preserve"> </w:t>
+      </w:r>
+      <w:r>
+        <w:t xml:space="preserve">appointed,</w:t>
+      </w:r>
+      <w:r>
+        <w:t xml:space="preserve"> </w:t>
+      </w:r>
+      <w:r>
+        <w:t xml:space="preserve">qualified</w:t>
+      </w:r>
+      <w:r>
+        <w:t xml:space="preserve"> </w:t>
+      </w:r>
+      <w:r>
+        <w:t xml:space="preserve">and</w:t>
+      </w:r>
+      <w:r>
+        <w:t xml:space="preserve"> </w:t>
+      </w:r>
+      <w:r>
+        <w:t xml:space="preserve">acting</w:t>
+      </w:r>
+      <w:r>
+        <w:t xml:space="preserve"> </w:t>
+      </w:r>
+      <w:r>
+        <w:t xml:space="preserve">Trustee</w:t>
+      </w:r>
+      <w:r>
+        <w:t xml:space="preserve"> </w:t>
+      </w:r>
+      <w:r>
+        <w:t xml:space="preserve">in</w:t>
+      </w:r>
+      <w:r>
+        <w:t xml:space="preserve"> </w:t>
+      </w:r>
+      <w:r>
+        <w:t xml:space="preserve">Bankruptcy</w:t>
+      </w:r>
+      <w:r>
+        <w:t xml:space="preserve"> </w:t>
+      </w:r>
+      <w:r>
+        <w:t xml:space="preserve">in</w:t>
+      </w:r>
+      <w:r>
+        <w:t xml:space="preserve"> </w:t>
+      </w:r>
+      <w:r>
+        <w:t xml:space="preserve">the</w:t>
+      </w:r>
+      <w:r>
+        <w:t xml:space="preserve"> </w:t>
+      </w:r>
+      <w:r>
+        <w:t xml:space="preserve">above</w:t>
+      </w:r>
+      <w:r>
+        <w:t xml:space="preserve"> </w:t>
+      </w:r>
+      <w:r>
+        <w:t xml:space="preserve">captioned</w:t>
+      </w:r>
+      <w:r>
+        <w:t xml:space="preserve"> </w:t>
+      </w:r>
+      <w:r>
+        <w:t xml:space="preserve">proceeding,</w:t>
+      </w:r>
+      <w:r>
+        <w:t xml:space="preserve"> </w:t>
+      </w:r>
+      <w:r>
+        <w:t xml:space="preserve">having</w:t>
+      </w:r>
+      <w:r>
+        <w:t xml:space="preserve"> </w:t>
+      </w:r>
+      <w:r>
+        <w:t xml:space="preserve">a</w:t>
+      </w:r>
+      <w:r>
+        <w:t xml:space="preserve"> </w:t>
+      </w:r>
+      <w:r>
+        <w:t xml:space="preserve">place</w:t>
+      </w:r>
+      <w:r>
+        <w:t xml:space="preserve"> </w:t>
+      </w:r>
+      <w:r>
+        <w:t xml:space="preserve">of</w:t>
+      </w:r>
+      <w:r>
+        <w:t xml:space="preserve"> </w:t>
+      </w:r>
+      <w:r>
+        <w:t xml:space="preserve">business</w:t>
+      </w:r>
+      <w:r>
+        <w:t xml:space="preserve"> </w:t>
+      </w:r>
+      <w:r>
+        <w:t xml:space="preserve">at</w:t>
+      </w:r>
+      <w:r>
+        <w:t xml:space="preserve"> </w:t>
+      </w:r>
+      <w:r>
+        <w:t xml:space="preserve">108</w:t>
+      </w:r>
+      <w:r>
+        <w:t xml:space="preserve"> </w:t>
+      </w:r>
+      <w:r>
+        <w:t xml:space="preserve">North</w:t>
+      </w:r>
+      <w:r>
+        <w:t xml:space="preserve"> </w:t>
+      </w:r>
+      <w:r>
+        <w:t xml:space="preserve">Abington</w:t>
+      </w:r>
+      <w:r>
+        <w:t xml:space="preserve"> </w:t>
+      </w:r>
+      <w:r>
+        <w:t xml:space="preserve">Road,</w:t>
+      </w:r>
+      <w:r>
+        <w:t xml:space="preserve"> </w:t>
+      </w:r>
+      <w:r>
+        <w:t xml:space="preserve">Clarks</w:t>
+      </w:r>
+      <w:r>
+        <w:t xml:space="preserve"> </w:t>
+      </w:r>
+      <w:r>
+        <w:t xml:space="preserve">Summit,</w:t>
+      </w:r>
+      <w:r>
+        <w:t xml:space="preserve"> </w:t>
+      </w:r>
+      <w:r>
+        <w:t xml:space="preserve">Pennsylvania</w:t>
+      </w:r>
+      <w:r>
+        <w:t xml:space="preserve"> </w:t>
+      </w:r>
+      <w:r>
+        <w:t xml:space="preserve">18411.</w:t>
+      </w:r>
+    </w:p>
+    <w:p>
+      <w:pPr>
+        <w:tabs>
+          <w:tab w:val="left" w:pos="1440"/>
+        </w:tabs>
+        <w:spacing w:before="0" w:after="0" w:line="480" w:lineRule="exact"/>
+        <w:ind w:left="0" w:firstLine="720"/>
+        <w:jc w:val="left"/>
+      </w:pPr>
+      <w:r>
+        <w:t xml:space="preserve">5.</w:t>
+      </w:r>
+      <w:r>
+        <w:tab/>
+      </w:r>
+      <w:r>
+        <w:t xml:space="preserve">Defendant</w:t>
+      </w:r>
+      <w:r>
+        <w:t xml:space="preserve"> </w:t>
+      </w:r>
+      <w:r>
+        <w:t xml:space="preserve">is</w:t>
+      </w:r>
+      <w:r>
+        <w:t xml:space="preserve"> </w:t>
+      </w:r>
+      <w:r>
+        <w:t xml:space="preserve">National</w:t>
+      </w:r>
+      <w:r>
+        <w:t xml:space="preserve"> </w:t>
+      </w:r>
+      <w:r>
+        <w:t xml:space="preserve">Debt</w:t>
+      </w:r>
+      <w:r>
+        <w:t xml:space="preserve"> </w:t>
+      </w:r>
+      <w:r>
+        <w:t xml:space="preserve">Relief,</w:t>
+      </w:r>
+      <w:r>
+        <w:t xml:space="preserve"> </w:t>
+      </w:r>
+      <w:r>
+        <w:t xml:space="preserve">LLC,</w:t>
+      </w:r>
+      <w:r>
+        <w:t xml:space="preserve"> </w:t>
+      </w:r>
+      <w:r>
+        <w:t xml:space="preserve">with</w:t>
+      </w:r>
+      <w:r>
+        <w:t xml:space="preserve"> </w:t>
+      </w:r>
+      <w:r>
+        <w:t xml:space="preserve">a</w:t>
+      </w:r>
+      <w:r>
+        <w:t xml:space="preserve"> </w:t>
+      </w:r>
+      <w:r>
+        <w:t xml:space="preserve">last</w:t>
+      </w:r>
+      <w:r>
+        <w:t xml:space="preserve"> </w:t>
+      </w:r>
+      <w:r>
+        <w:t xml:space="preserve">known</w:t>
+      </w:r>
+      <w:r>
+        <w:t xml:space="preserve"> </w:t>
+      </w:r>
+      <w:r>
+        <w:t xml:space="preserve">address</w:t>
+      </w:r>
+      <w:r>
+        <w:t xml:space="preserve"> </w:t>
+      </w:r>
+      <w:r>
+        <w:t xml:space="preserve">of</w:t>
+      </w:r>
+      <w:r>
+        <w:t xml:space="preserve"> </w:t>
+      </w:r>
+      <w:r>
+        <w:t xml:space="preserve">11</w:t>
+      </w:r>
+      <w:r>
+        <w:t xml:space="preserve"> </w:t>
+      </w:r>
+      <w:r>
+        <w:t xml:space="preserve">Broadway</w:t>
+      </w:r>
+      <w:r>
+        <w:t xml:space="preserve"> </w:t>
+      </w:r>
+      <w:r>
+        <w:t xml:space="preserve">Fl</w:t>
+      </w:r>
+      <w:r>
+        <w:t xml:space="preserve"> </w:t>
+      </w:r>
+      <w:r>
+        <w:t xml:space="preserve">16,</w:t>
+      </w:r>
+      <w:r>
+        <w:t xml:space="preserve"> </w:t>
+      </w:r>
+      <w:r>
+        <w:t xml:space="preserve">New</w:t>
+      </w:r>
+      <w:r>
+        <w:t xml:space="preserve"> </w:t>
+      </w:r>
+      <w:r>
+        <w:t xml:space="preserve">York,</w:t>
+      </w:r>
+      <w:r>
+        <w:t xml:space="preserve"> </w:t>
+      </w:r>
+      <w:r>
+        <w:t xml:space="preserve">New</w:t>
+      </w:r>
+      <w:r>
+        <w:t xml:space="preserve"> </w:t>
+      </w:r>
+      <w:r>
+        <w:t xml:space="preserve">York</w:t>
+      </w:r>
+      <w:r>
+        <w:t xml:space="preserve"> </w:t>
+      </w:r>
+      <w:r>
+        <w:t xml:space="preserve">10004</w:t>
+        <w:noBreakHyphen/>
+        <w:t xml:space="preserve">1313.</w:t>
+      </w:r>
+    </w:p>
+    <w:p>
+      <w:pPr>
+        <w:tabs>
+          <w:tab w:val="left" w:pos="1440"/>
+        </w:tabs>
+        <w:spacing w:before="0" w:after="0" w:line="480" w:lineRule="exact"/>
+        <w:ind w:left="0" w:firstLine="720"/>
+        <w:jc w:val="left"/>
+      </w:pPr>
+      <w:r>
+        <w:t xml:space="preserve">6.</w:t>
+      </w:r>
+      <w:r>
+        <w:tab/>
+      </w:r>
+      <w:r>
+        <w:t xml:space="preserve">On</w:t>
+      </w:r>
+      <w:r>
+        <w:t xml:space="preserve"> </w:t>
+      </w:r>
+      <w:r>
+        <w:t xml:space="preserve">his</w:t>
+      </w:r>
+      <w:r>
+        <w:t xml:space="preserve"> </w:t>
+      </w:r>
+      <w:r>
+        <w:t xml:space="preserve">bankruptcy</w:t>
+      </w:r>
+      <w:r>
+        <w:t xml:space="preserve"> </w:t>
+      </w:r>
+      <w:r>
+        <w:t xml:space="preserve">petition,</w:t>
+      </w:r>
+      <w:r>
+        <w:t xml:space="preserve"> </w:t>
+      </w:r>
+      <w:r>
+        <w:t xml:space="preserve">in</w:t>
+      </w:r>
+      <w:r>
+        <w:t xml:space="preserve"> </w:t>
+      </w:r>
+      <w:r>
+        <w:t xml:space="preserve">the</w:t>
+      </w:r>
+      <w:r>
+        <w:t xml:space="preserve"> </w:t>
+      </w:r>
+      <w:r>
+        <w:t xml:space="preserve">Statement</w:t>
+      </w:r>
+      <w:r>
+        <w:t xml:space="preserve"> </w:t>
+      </w:r>
+      <w:r>
+        <w:t xml:space="preserve">of</w:t>
+      </w:r>
+      <w:r>
+        <w:t xml:space="preserve"> </w:t>
+      </w:r>
+      <w:r>
+        <w:t xml:space="preserve">Financial</w:t>
+      </w:r>
+      <w:r>
+        <w:t xml:space="preserve"> </w:t>
+      </w:r>
+      <w:r>
+        <w:t xml:space="preserve">Affairs,</w:t>
+      </w:r>
+      <w:r>
+        <w:t xml:space="preserve"> </w:t>
+      </w:r>
+      <w:r>
+        <w:t xml:space="preserve">Debtor</w:t>
+      </w:r>
+      <w:r>
+        <w:t xml:space="preserve"> </w:t>
+      </w:r>
+      <w:r>
+        <w:t xml:space="preserve">indicates</w:t>
+      </w:r>
+      <w:r>
+        <w:t xml:space="preserve"> </w:t>
+      </w:r>
+      <w:r>
+        <w:t xml:space="preserve">that</w:t>
+      </w:r>
+      <w:r>
+        <w:t xml:space="preserve"> </w:t>
+      </w:r>
+      <w:r>
+        <w:t xml:space="preserve">he</w:t>
+      </w:r>
+      <w:r>
+        <w:t xml:space="preserve"> </w:t>
+      </w:r>
+      <w:r>
+        <w:t xml:space="preserve">had</w:t>
+      </w:r>
+      <w:r>
+        <w:t xml:space="preserve"> </w:t>
+      </w:r>
+      <w:r>
+        <w:t xml:space="preserve">paid</w:t>
+      </w:r>
+      <w:r>
+        <w:t xml:space="preserve"> </w:t>
+      </w:r>
+      <w:r>
+        <w:t xml:space="preserve">$12,792.00</w:t>
+      </w:r>
+      <w:r>
+        <w:t xml:space="preserve"> </w:t>
+      </w:r>
+      <w:r>
+        <w:t xml:space="preserve">to</w:t>
+      </w:r>
+      <w:r>
+        <w:t xml:space="preserve"> </w:t>
+      </w:r>
+      <w:r>
+        <w:t xml:space="preserve">Defendant,</w:t>
+      </w:r>
+      <w:r>
+        <w:t xml:space="preserve"> </w:t>
+      </w:r>
+      <w:r>
+        <w:t xml:space="preserve">within</w:t>
+      </w:r>
+      <w:r>
+        <w:t xml:space="preserve"> </w:t>
+      </w:r>
+      <w:r>
+        <w:t xml:space="preserve">one</w:t>
+      </w:r>
+      <w:r>
+        <w:t xml:space="preserve"> </w:t>
+      </w:r>
+      <w:r>
+        <w:t xml:space="preserve">year</w:t>
+      </w:r>
+      <w:r>
+        <w:t xml:space="preserve"> </w:t>
+      </w:r>
+      <w:r>
+        <w:t xml:space="preserve">before</w:t>
+      </w:r>
+      <w:r>
+        <w:t xml:space="preserve"> </w:t>
+      </w:r>
+      <w:r>
+        <w:t xml:space="preserve">Debtor</w:t>
+      </w:r>
+      <w:r>
+        <w:t xml:space="preserve"> </w:t>
+      </w:r>
+      <w:r>
+        <w:t xml:space="preserve">filed</w:t>
+      </w:r>
+      <w:r>
+        <w:t xml:space="preserve"> </w:t>
+      </w:r>
+      <w:r>
+        <w:t xml:space="preserve">bankruptcy,</w:t>
+      </w:r>
+      <w:r>
+        <w:t xml:space="preserve"> </w:t>
+      </w:r>
+      <w:r>
+        <w:t xml:space="preserve">which</w:t>
+      </w:r>
+      <w:r>
+        <w:t xml:space="preserve"> </w:t>
+      </w:r>
+      <w:r>
+        <w:t xml:space="preserve">consisted</w:t>
+      </w:r>
+      <w:r>
+        <w:t xml:space="preserve"> </w:t>
+      </w:r>
+      <w:r>
+        <w:t xml:space="preserve">of</w:t>
+      </w:r>
+      <w:r>
+        <w:t xml:space="preserve"> </w:t>
+      </w:r>
+      <w:r>
+        <w:t xml:space="preserve">monthly</w:t>
+      </w:r>
+      <w:r>
+        <w:t xml:space="preserve"> </w:t>
+      </w:r>
+      <w:r>
+        <w:t xml:space="preserve">payments</w:t>
+      </w:r>
+      <w:r>
+        <w:t xml:space="preserve"> </w:t>
+      </w:r>
+      <w:r>
+        <w:t xml:space="preserve">of</w:t>
+      </w:r>
+      <w:r>
+        <w:t xml:space="preserve"> </w:t>
+      </w:r>
+      <w:r>
+        <w:t xml:space="preserve">1,066.00.</w:t>
+      </w:r>
+    </w:p>
+    <w:p>
+      <w:pPr>
+        <w:tabs>
+          <w:tab w:val="left" w:pos="1440"/>
+        </w:tabs>
+        <w:spacing w:before="0" w:after="0" w:line="480" w:lineRule="exact"/>
+        <w:ind w:left="0" w:firstLine="720"/>
+        <w:jc w:val="left"/>
+      </w:pPr>
+      <w:r>
+        <w:t xml:space="preserve">7.</w:t>
+      </w:r>
+      <w:r>
+        <w:tab/>
+      </w:r>
+      <w:r>
+        <w:t xml:space="preserve">The</w:t>
+      </w:r>
+      <w:r>
+        <w:t xml:space="preserve"> </w:t>
+      </w:r>
+      <w:r>
+        <w:t xml:space="preserve">Trustee</w:t>
+      </w:r>
+      <w:r>
+        <w:t xml:space="preserve"> </w:t>
+      </w:r>
+      <w:r>
+        <w:t xml:space="preserve">has</w:t>
+      </w:r>
+      <w:r>
+        <w:t xml:space="preserve"> </w:t>
+      </w:r>
+      <w:r>
+        <w:t xml:space="preserve">requested</w:t>
+      </w:r>
+      <w:r>
+        <w:t xml:space="preserve"> </w:t>
+      </w:r>
+      <w:r>
+        <w:t xml:space="preserve">that</w:t>
+      </w:r>
+      <w:r>
+        <w:t xml:space="preserve"> </w:t>
+      </w:r>
+      <w:r>
+        <w:t xml:space="preserve">Defendant</w:t>
+      </w:r>
+      <w:r>
+        <w:t xml:space="preserve"> </w:t>
+      </w:r>
+      <w:r>
+        <w:t xml:space="preserve">turn</w:t>
+      </w:r>
+      <w:r>
+        <w:t xml:space="preserve"> </w:t>
+      </w:r>
+      <w:r>
+        <w:t xml:space="preserve">the</w:t>
+      </w:r>
+      <w:r>
+        <w:t xml:space="preserve"> </w:t>
+      </w:r>
+      <w:r>
+        <w:t xml:space="preserve">funds</w:t>
+      </w:r>
+      <w:r>
+        <w:t xml:space="preserve"> </w:t>
+      </w:r>
+      <w:r>
+        <w:t xml:space="preserve">over</w:t>
+      </w:r>
+      <w:r>
+        <w:t xml:space="preserve"> </w:t>
+      </w:r>
+      <w:r>
+        <w:t xml:space="preserve">to</w:t>
+      </w:r>
+      <w:r>
+        <w:t xml:space="preserve"> </w:t>
+      </w:r>
+      <w:r>
+        <w:t xml:space="preserve">the</w:t>
+      </w:r>
+      <w:r>
+        <w:t xml:space="preserve"> </w:t>
+      </w:r>
+      <w:r>
+        <w:t xml:space="preserve">estate</w:t>
+      </w:r>
+      <w:r>
+        <w:t xml:space="preserve"> </w:t>
+      </w:r>
+      <w:r>
+        <w:t xml:space="preserve">as</w:t>
+      </w:r>
+      <w:r>
+        <w:t xml:space="preserve"> </w:t>
+      </w:r>
+      <w:r>
+        <w:t xml:space="preserve">they</w:t>
+      </w:r>
+      <w:r>
+        <w:t xml:space="preserve"> </w:t>
+      </w:r>
+      <w:r>
+        <w:t xml:space="preserve">are</w:t>
+      </w:r>
+      <w:r>
+        <w:t xml:space="preserve"> </w:t>
+      </w:r>
+      <w:r>
+        <w:t xml:space="preserve">preferential</w:t>
+      </w:r>
+      <w:r>
+        <w:t xml:space="preserve"> </w:t>
+      </w:r>
+      <w:r>
+        <w:t xml:space="preserve">payments.</w:t>
+      </w:r>
+      <w:r>
+        <w:t xml:space="preserve"> </w:t>
+      </w:r>
+      <w:r>
+        <w:t xml:space="preserve">Two</w:t>
+      </w:r>
+      <w:r>
+        <w:t xml:space="preserve"> </w:t>
+      </w:r>
+      <w:r>
+        <w:t xml:space="preserve">letters</w:t>
+      </w:r>
+      <w:r>
+        <w:t xml:space="preserve"> </w:t>
+      </w:r>
+      <w:r>
+        <w:t xml:space="preserve">have</w:t>
+      </w:r>
+      <w:r>
+        <w:t xml:space="preserve"> </w:t>
+      </w:r>
+      <w:r>
+        <w:t xml:space="preserve">been</w:t>
+      </w:r>
+      <w:r>
+        <w:t xml:space="preserve"> </w:t>
+      </w:r>
+      <w:r>
+        <w:t xml:space="preserve">sent</w:t>
+      </w:r>
+      <w:r>
+        <w:t xml:space="preserve"> </w:t>
+      </w:r>
+      <w:r>
+        <w:t xml:space="preserve">to</w:t>
+      </w:r>
+      <w:r>
+        <w:t xml:space="preserve"> </w:t>
+      </w:r>
+      <w:r>
+        <w:t xml:space="preserve">Defendant</w:t>
+      </w:r>
+      <w:r>
+        <w:t xml:space="preserve"> </w:t>
+      </w:r>
+      <w:r>
+        <w:t xml:space="preserve">requesting</w:t>
+      </w:r>
+      <w:r>
+        <w:t xml:space="preserve"> </w:t>
+      </w:r>
+      <w:r>
+        <w:t xml:space="preserve">that</w:t>
+      </w:r>
+      <w:r>
+        <w:t xml:space="preserve"> </w:t>
+      </w:r>
+      <w:r>
+        <w:t xml:space="preserve">the</w:t>
+      </w:r>
+      <w:r>
+        <w:t xml:space="preserve"> </w:t>
+      </w:r>
+      <w:r>
+        <w:t xml:space="preserve">funds</w:t>
+      </w:r>
+      <w:r>
+        <w:t xml:space="preserve"> </w:t>
+      </w:r>
+      <w:r>
+        <w:t xml:space="preserve">be</w:t>
+      </w:r>
+      <w:r>
+        <w:t xml:space="preserve"> </w:t>
+      </w:r>
+      <w:r>
+        <w:t xml:space="preserve">turned</w:t>
+      </w:r>
+      <w:r>
+        <w:t xml:space="preserve"> </w:t>
+      </w:r>
+      <w:r>
+        <w:t xml:space="preserve">over</w:t>
+      </w:r>
+      <w:r>
+        <w:t xml:space="preserve"> </w:t>
+      </w:r>
+      <w:r>
+        <w:t xml:space="preserve">to</w:t>
+      </w:r>
+      <w:r>
+        <w:t xml:space="preserve"> </w:t>
+      </w:r>
+      <w:r>
+        <w:t xml:space="preserve">the</w:t>
+      </w:r>
+      <w:r>
+        <w:t xml:space="preserve"> </w:t>
+      </w:r>
+      <w:r>
+        <w:t xml:space="preserve">bankruptcy</w:t>
+      </w:r>
+      <w:r>
+        <w:t xml:space="preserve"> </w:t>
+      </w:r>
+      <w:r>
+        <w:t xml:space="preserve">estate</w:t>
+      </w:r>
+      <w:r>
+        <w:t xml:space="preserve"> </w:t>
+      </w:r>
+      <w:r>
+        <w:t xml:space="preserve">of</w:t>
+      </w:r>
+      <w:r>
+        <w:t xml:space="preserve"> </w:t>
+      </w:r>
+      <w:r>
+        <w:t xml:space="preserve">Joseph</w:t>
+      </w:r>
+      <w:r>
+        <w:t xml:space="preserve"> </w:t>
+      </w:r>
+      <w:r>
+        <w:t xml:space="preserve">R.</w:t>
+      </w:r>
+      <w:r>
+        <w:t xml:space="preserve"> </w:t>
+      </w:r>
+      <w:r>
+        <w:t xml:space="preserve">Webb,</w:t>
+      </w:r>
+      <w:r>
+        <w:t xml:space="preserve"> </w:t>
+      </w:r>
+      <w:r>
+        <w:t xml:space="preserve">but,</w:t>
+      </w:r>
+      <w:r>
+        <w:t xml:space="preserve"> </w:t>
+      </w:r>
+      <w:r>
+        <w:t xml:space="preserve">to</w:t>
+      </w:r>
+      <w:r>
+        <w:t xml:space="preserve"> </w:t>
+      </w:r>
+      <w:r>
+        <w:t xml:space="preserve">date,</w:t>
+      </w:r>
+      <w:r>
+        <w:t xml:space="preserve"> </w:t>
+      </w:r>
+      <w:r>
+        <w:t xml:space="preserve">the</w:t>
+      </w:r>
+      <w:r>
+        <w:t xml:space="preserve"> </w:t>
+      </w:r>
+      <w:r>
+        <w:t xml:space="preserve">Trustee</w:t>
+      </w:r>
+      <w:r>
+        <w:t xml:space="preserve"> </w:t>
+      </w:r>
+      <w:r>
+        <w:t xml:space="preserve">has</w:t>
+      </w:r>
+      <w:r>
+        <w:t xml:space="preserve"> </w:t>
+      </w:r>
+      <w:r>
+        <w:t xml:space="preserve">received</w:t>
+      </w:r>
+      <w:r>
+        <w:t xml:space="preserve"> </w:t>
+      </w:r>
+      <w:r>
+        <w:t xml:space="preserve">no</w:t>
+      </w:r>
+      <w:r>
+        <w:t xml:space="preserve"> </w:t>
+      </w:r>
+      <w:r>
+        <w:t xml:space="preserve">response</w:t>
+      </w:r>
+      <w:r>
+        <w:t xml:space="preserve"> </w:t>
+      </w:r>
+      <w:r>
+        <w:t xml:space="preserve">nor</w:t>
+      </w:r>
+      <w:r>
+        <w:t xml:space="preserve"> </w:t>
+      </w:r>
+      <w:r>
+        <w:t xml:space="preserve">have</w:t>
+      </w:r>
+      <w:r>
+        <w:t xml:space="preserve"> </w:t>
+      </w:r>
+      <w:r>
+        <w:t xml:space="preserve">the</w:t>
+      </w:r>
+      <w:r>
+        <w:t xml:space="preserve"> </w:t>
+      </w:r>
+      <w:r>
+        <w:t xml:space="preserve">funds</w:t>
+      </w:r>
+      <w:r>
+        <w:t xml:space="preserve"> </w:t>
+      </w:r>
+      <w:r>
+        <w:t xml:space="preserve">been</w:t>
+      </w:r>
+      <w:r>
+        <w:t xml:space="preserve"> </w:t>
+      </w:r>
+      <w:r>
+        <w:t xml:space="preserve">sent.</w:t>
+      </w:r>
+    </w:p>
+    <w:p>
+      <w:pPr>
+        <w:tabs>
+          <w:tab w:val="left" w:pos="1440"/>
+        </w:tabs>
+        <w:spacing w:before="0" w:after="0" w:line="480" w:lineRule="exact"/>
+        <w:ind w:left="0" w:firstLine="720"/>
+        <w:jc w:val="left"/>
+      </w:pPr>
+      <w:r>
+        <w:t xml:space="preserve">8.</w:t>
+      </w:r>
+      <w:r>
+        <w:tab/>
+      </w:r>
+      <w:r>
+        <w:t xml:space="preserve">The</w:t>
+      </w:r>
+      <w:r>
+        <w:t xml:space="preserve"> </w:t>
+      </w:r>
+      <w:r>
+        <w:t xml:space="preserve">Trustee</w:t>
+      </w:r>
+      <w:r>
+        <w:t xml:space="preserve"> </w:t>
+      </w:r>
+      <w:r>
+        <w:t xml:space="preserve">has</w:t>
+      </w:r>
+      <w:r>
+        <w:t xml:space="preserve"> </w:t>
+      </w:r>
+      <w:r>
+        <w:t xml:space="preserve">filed</w:t>
+      </w:r>
+      <w:r>
+        <w:t xml:space="preserve"> </w:t>
+      </w:r>
+      <w:r>
+        <w:t xml:space="preserve">the</w:t>
+      </w:r>
+      <w:r>
+        <w:t xml:space="preserve"> </w:t>
+      </w:r>
+      <w:r>
+        <w:t xml:space="preserve">instant</w:t>
+      </w:r>
+      <w:r>
+        <w:t xml:space="preserve"> </w:t>
+      </w:r>
+      <w:r>
+        <w:t xml:space="preserve">action</w:t>
+      </w:r>
+      <w:r>
+        <w:t xml:space="preserve"> </w:t>
+      </w:r>
+      <w:r>
+        <w:t xml:space="preserve">for</w:t>
+      </w:r>
+      <w:r>
+        <w:t xml:space="preserve"> </w:t>
+      </w:r>
+      <w:r>
+        <w:t xml:space="preserve">turnover</w:t>
+      </w:r>
+      <w:r>
+        <w:t xml:space="preserve"> </w:t>
+      </w:r>
+      <w:r>
+        <w:t xml:space="preserve">of</w:t>
+      </w:r>
+      <w:r>
+        <w:t xml:space="preserve"> </w:t>
+      </w:r>
+      <w:r>
+        <w:t xml:space="preserve">funds</w:t>
+      </w:r>
+      <w:r>
+        <w:t xml:space="preserve"> </w:t>
+      </w:r>
+      <w:r>
+        <w:t xml:space="preserve">which</w:t>
+      </w:r>
+      <w:r>
+        <w:t xml:space="preserve"> </w:t>
+      </w:r>
+      <w:r>
+        <w:t xml:space="preserve">are</w:t>
+      </w:r>
+      <w:r>
+        <w:t xml:space="preserve"> </w:t>
+      </w:r>
+      <w:r>
+        <w:t xml:space="preserve">considered</w:t>
+      </w:r>
+      <w:r>
+        <w:t xml:space="preserve"> </w:t>
+      </w:r>
+      <w:r>
+        <w:t xml:space="preserve">to</w:t>
+      </w:r>
+      <w:r>
+        <w:t xml:space="preserve"> </w:t>
+      </w:r>
+      <w:r>
+        <w:t xml:space="preserve">be</w:t>
+      </w:r>
+      <w:r>
+        <w:t xml:space="preserve"> </w:t>
+      </w:r>
+      <w:r>
+        <w:t xml:space="preserve">an</w:t>
+      </w:r>
+      <w:r>
+        <w:t xml:space="preserve"> </w:t>
+      </w:r>
+      <w:r>
+        <w:t xml:space="preserve">asset</w:t>
+      </w:r>
+      <w:r>
+        <w:t xml:space="preserve"> </w:t>
+      </w:r>
+      <w:r>
+        <w:t xml:space="preserve">of</w:t>
+      </w:r>
+      <w:r>
+        <w:t xml:space="preserve"> </w:t>
+      </w:r>
+      <w:r>
+        <w:t xml:space="preserve">the</w:t>
+      </w:r>
+      <w:r>
+        <w:t xml:space="preserve"> </w:t>
+      </w:r>
+      <w:r>
+        <w:t xml:space="preserve">estate</w:t>
+      </w:r>
+      <w:r>
+        <w:t xml:space="preserve"> </w:t>
+      </w:r>
+      <w:r>
+        <w:t xml:space="preserve">to</w:t>
+      </w:r>
+      <w:r>
+        <w:t xml:space="preserve"> </w:t>
+      </w:r>
+      <w:r>
+        <w:t xml:space="preserve">be</w:t>
+      </w:r>
+      <w:r>
+        <w:t xml:space="preserve"> </w:t>
+      </w:r>
+      <w:r>
+        <w:t xml:space="preserve">used</w:t>
+      </w:r>
+      <w:r>
+        <w:t xml:space="preserve"> </w:t>
+      </w:r>
+      <w:r>
+        <w:t xml:space="preserve">to</w:t>
+      </w:r>
+      <w:r>
+        <w:t xml:space="preserve"> </w:t>
+      </w:r>
+      <w:r>
+        <w:t xml:space="preserve">pay</w:t>
+      </w:r>
+      <w:r>
+        <w:t xml:space="preserve"> </w:t>
+      </w:r>
+      <w:r>
+        <w:t xml:space="preserve">the</w:t>
+      </w:r>
+      <w:r>
+        <w:t xml:space="preserve"> </w:t>
+      </w:r>
+      <w:r>
+        <w:t xml:space="preserve">Debtor’s</w:t>
+      </w:r>
+      <w:r>
+        <w:t xml:space="preserve"> </w:t>
+      </w:r>
+      <w:r>
+        <w:t xml:space="preserve">creditors.</w:t>
+      </w:r>
+    </w:p>
+    <w:p>
+      <w:pPr>
+        <w:tabs>
+          <w:tab w:val="left" w:pos="1440"/>
+        </w:tabs>
+        <w:spacing w:before="0" w:after="0" w:line="480" w:lineRule="exact"/>
+        <w:ind w:left="0" w:firstLine="720"/>
+        <w:jc w:val="left"/>
+      </w:pPr>
+      <w:r>
+        <w:t xml:space="preserve">9.</w:t>
+      </w:r>
+      <w:r>
+        <w:tab/>
+      </w:r>
+      <w:r>
+        <w:t xml:space="preserve">The</w:t>
+      </w:r>
+      <w:r>
+        <w:t xml:space="preserve"> </w:t>
+      </w:r>
+      <w:r>
+        <w:t xml:space="preserve">bankruptcy</w:t>
+      </w:r>
+      <w:r>
+        <w:t xml:space="preserve"> </w:t>
+      </w:r>
+      <w:r>
+        <w:t xml:space="preserve">code</w:t>
+      </w:r>
+      <w:r>
+        <w:t xml:space="preserve"> </w:t>
+      </w:r>
+      <w:r>
+        <w:t xml:space="preserve">at</w:t>
+      </w:r>
+      <w:r>
+        <w:t xml:space="preserve"> </w:t>
+      </w:r>
+      <w:r>
+        <w:t xml:space="preserve">§541(a)⁠(1)</w:t>
+      </w:r>
+      <w:r>
+        <w:t xml:space="preserve"> </w:t>
+      </w:r>
+      <w:r>
+        <w:t xml:space="preserve">describes</w:t>
+      </w:r>
+      <w:r>
+        <w:t xml:space="preserve"> </w:t>
+      </w:r>
+      <w:r>
+        <w:t xml:space="preserve">property</w:t>
+      </w:r>
+      <w:r>
+        <w:t xml:space="preserve"> </w:t>
+      </w:r>
+      <w:r>
+        <w:t xml:space="preserve">of</w:t>
+      </w:r>
+      <w:r>
+        <w:t xml:space="preserve"> </w:t>
+      </w:r>
+      <w:r>
+        <w:t xml:space="preserve">the</w:t>
+      </w:r>
+      <w:r>
+        <w:t xml:space="preserve"> </w:t>
+      </w:r>
+      <w:r>
+        <w:t xml:space="preserve">estate</w:t>
+      </w:r>
+      <w:r>
+        <w:t xml:space="preserve"> </w:t>
+      </w:r>
+      <w:r>
+        <w:t xml:space="preserve">by</w:t>
+      </w:r>
+      <w:r>
+        <w:t xml:space="preserve"> </w:t>
+      </w:r>
+      <w:r>
+        <w:t xml:space="preserve">stating</w:t>
+      </w:r>
+      <w:r>
+        <w:t xml:space="preserve"> </w:t>
+      </w:r>
+      <w:r>
+        <w:t xml:space="preserve">that</w:t>
+      </w:r>
+      <w:r>
+        <w:t xml:space="preserve"> </w:t>
+      </w:r>
+      <w:r>
+        <w:t xml:space="preserve">upon</w:t>
+      </w:r>
+      <w:r>
+        <w:t xml:space="preserve"> </w:t>
+      </w:r>
+      <w:r>
+        <w:t xml:space="preserve">the</w:t>
+      </w:r>
+      <w:r>
+        <w:t xml:space="preserve"> </w:t>
+      </w:r>
+      <w:r>
+        <w:t xml:space="preserve">commencement</w:t>
+      </w:r>
+      <w:r>
+        <w:t xml:space="preserve"> </w:t>
+      </w:r>
+      <w:r>
+        <w:t xml:space="preserve">of</w:t>
+      </w:r>
+      <w:r>
+        <w:t xml:space="preserve"> </w:t>
+      </w:r>
+      <w:r>
+        <w:t xml:space="preserve">a</w:t>
+      </w:r>
+      <w:r>
+        <w:t xml:space="preserve"> </w:t>
+      </w:r>
+      <w:r>
+        <w:t xml:space="preserve">case,</w:t>
+      </w:r>
+      <w:r>
+        <w:t xml:space="preserve"> </w:t>
+      </w:r>
+      <w:r>
+        <w:t xml:space="preserve">an</w:t>
+      </w:r>
+      <w:r>
+        <w:t xml:space="preserve"> </w:t>
+      </w:r>
+      <w:r>
+        <w:t xml:space="preserve">estate</w:t>
+      </w:r>
+      <w:r>
+        <w:t xml:space="preserve"> </w:t>
+      </w:r>
+      <w:r>
+        <w:t xml:space="preserve">is</w:t>
+      </w:r>
+      <w:r>
+        <w:t xml:space="preserve"> </w:t>
+      </w:r>
+      <w:r>
+        <w:t xml:space="preserve">created,</w:t>
+      </w:r>
+      <w:r>
+        <w:t xml:space="preserve"> </w:t>
+      </w:r>
+      <w:r>
+        <w:t xml:space="preserve">which</w:t>
+      </w:r>
+      <w:r>
+        <w:t xml:space="preserve"> </w:t>
+      </w:r>
+      <w:r>
+        <w:t xml:space="preserve">is</w:t>
+      </w:r>
+      <w:r>
+        <w:t xml:space="preserve"> </w:t>
+      </w:r>
+      <w:r>
+        <w:t xml:space="preserve">comprised</w:t>
+      </w:r>
+      <w:r>
+        <w:t xml:space="preserve"> </w:t>
+      </w:r>
+      <w:r>
+        <w:t xml:space="preserve">of</w:t>
+      </w:r>
+      <w:r>
+        <w:t xml:space="preserve"> </w:t>
+      </w:r>
+      <w:r>
+        <w:t xml:space="preserve">all</w:t>
+      </w:r>
+      <w:r>
+        <w:t xml:space="preserve"> </w:t>
+      </w:r>
+      <w:r>
+        <w:t xml:space="preserve">legal</w:t>
+      </w:r>
+      <w:r>
+        <w:t xml:space="preserve"> </w:t>
+      </w:r>
+      <w:r>
+        <w:t xml:space="preserve">or</w:t>
+      </w:r>
+      <w:r>
+        <w:t xml:space="preserve"> </w:t>
+      </w:r>
+      <w:r>
+        <w:t xml:space="preserve">equitable</w:t>
+      </w:r>
+      <w:r>
+        <w:t xml:space="preserve"> </w:t>
+      </w:r>
+      <w:r>
+        <w:t xml:space="preserve">interests</w:t>
+      </w:r>
+      <w:r>
+        <w:t xml:space="preserve"> </w:t>
+      </w:r>
+      <w:r>
+        <w:t xml:space="preserve">of</w:t>
+      </w:r>
+      <w:r>
+        <w:t xml:space="preserve"> </w:t>
+      </w:r>
+      <w:r>
+        <w:t xml:space="preserve">the</w:t>
+      </w:r>
+      <w:r>
+        <w:t xml:space="preserve"> </w:t>
+      </w:r>
+      <w:r>
+        <w:t xml:space="preserve">debtor</w:t>
+      </w:r>
+      <w:r>
+        <w:t xml:space="preserve"> </w:t>
+      </w:r>
+      <w:r>
+        <w:t xml:space="preserve">in</w:t>
+      </w:r>
+      <w:r>
+        <w:t xml:space="preserve"> </w:t>
+      </w:r>
+      <w:r>
+        <w:t xml:space="preserve">property</w:t>
+      </w:r>
+      <w:r>
+        <w:t xml:space="preserve"> </w:t>
+      </w:r>
+      <w:r>
+        <w:t xml:space="preserve">as</w:t>
+      </w:r>
+      <w:r>
+        <w:t xml:space="preserve"> </w:t>
+      </w:r>
+      <w:r>
+        <w:t xml:space="preserve">of</w:t>
+      </w:r>
+      <w:r>
+        <w:t xml:space="preserve"> </w:t>
+      </w:r>
+      <w:r>
+        <w:t xml:space="preserve">the</w:t>
+      </w:r>
+      <w:r>
+        <w:t xml:space="preserve"> </w:t>
+      </w:r>
+      <w:r>
+        <w:t xml:space="preserve">commencement</w:t>
+      </w:r>
+      <w:r>
+        <w:t xml:space="preserve"> </w:t>
+      </w:r>
+      <w:r>
+        <w:t xml:space="preserve">of</w:t>
+      </w:r>
+      <w:r>
+        <w:t xml:space="preserve"> </w:t>
+      </w:r>
+      <w:r>
+        <w:t xml:space="preserve">the</w:t>
+      </w:r>
+      <w:r>
+        <w:t xml:space="preserve"> </w:t>
+      </w:r>
+      <w:r>
+        <w:t xml:space="preserve">case.</w:t>
+      </w:r>
+    </w:p>
+    <w:p>
+      <w:pPr>
+        <w:tabs>
+          <w:tab w:val="left" w:pos="1440"/>
+        </w:tabs>
+        <w:spacing w:before="0" w:after="0" w:line="480" w:lineRule="exact"/>
+        <w:ind w:left="0" w:firstLine="720"/>
+        <w:jc w:val="left"/>
+      </w:pPr>
+      <w:r>
+        <w:t xml:space="preserve">10.</w:t>
+      </w:r>
+      <w:r>
+        <w:tab/>
+      </w:r>
+      <w:r>
+        <w:t xml:space="preserve">Further,</w:t>
+      </w:r>
+      <w:r>
+        <w:t xml:space="preserve"> </w:t>
+      </w:r>
+      <w:r>
+        <w:t xml:space="preserve">the</w:t>
+      </w:r>
+      <w:r>
+        <w:t xml:space="preserve"> </w:t>
+      </w:r>
+      <w:r>
+        <w:t xml:space="preserve">Bankruptcy</w:t>
+      </w:r>
+      <w:r>
+        <w:t xml:space="preserve"> </w:t>
+      </w:r>
+      <w:r>
+        <w:t xml:space="preserve">Code</w:t>
+      </w:r>
+      <w:r>
+        <w:t xml:space="preserve"> </w:t>
+      </w:r>
+      <w:r>
+        <w:t xml:space="preserve">at</w:t>
+      </w:r>
+      <w:r>
+        <w:t xml:space="preserve"> </w:t>
+      </w:r>
+      <w:r>
+        <w:t xml:space="preserve">§542(a)</w:t>
+      </w:r>
+      <w:r>
+        <w:t xml:space="preserve"> </w:t>
+      </w:r>
+      <w:r>
+        <w:t xml:space="preserve">explains</w:t>
+      </w:r>
+      <w:r>
+        <w:t xml:space="preserve"> </w:t>
+      </w:r>
+      <w:r>
+        <w:t xml:space="preserve">that</w:t>
+      </w:r>
+      <w:r>
+        <w:t xml:space="preserve"> </w:t>
+      </w:r>
+      <w:r>
+        <w:t xml:space="preserve">an</w:t>
+      </w:r>
+      <w:r>
+        <w:t xml:space="preserve"> </w:t>
+      </w:r>
+      <w:r>
+        <w:t xml:space="preserve">entity</w:t>
+      </w:r>
+      <w:r>
+        <w:t xml:space="preserve"> </w:t>
+      </w:r>
+      <w:r>
+        <w:t xml:space="preserve">in</w:t>
+      </w:r>
+      <w:r>
+        <w:t xml:space="preserve"> </w:t>
+      </w:r>
+      <w:r>
+        <w:t xml:space="preserve">possession</w:t>
+      </w:r>
+      <w:r>
+        <w:t xml:space="preserve"> </w:t>
+      </w:r>
+      <w:r>
+        <w:t xml:space="preserve">of</w:t>
+      </w:r>
+      <w:r>
+        <w:t xml:space="preserve"> </w:t>
+      </w:r>
+      <w:r>
+        <w:t xml:space="preserve">property</w:t>
+      </w:r>
+      <w:r>
+        <w:t xml:space="preserve"> </w:t>
+      </w:r>
+      <w:r>
+        <w:t xml:space="preserve">that</w:t>
+      </w:r>
+      <w:r>
+        <w:t xml:space="preserve"> </w:t>
+      </w:r>
+      <w:r>
+        <w:t xml:space="preserve">may</w:t>
+      </w:r>
+      <w:r>
+        <w:t xml:space="preserve"> </w:t>
+      </w:r>
+      <w:r>
+        <w:t xml:space="preserve">be</w:t>
+      </w:r>
+      <w:r>
+        <w:t xml:space="preserve"> </w:t>
+      </w:r>
+      <w:r>
+        <w:t xml:space="preserve">used,</w:t>
+      </w:r>
+      <w:r>
+        <w:t xml:space="preserve"> </w:t>
+      </w:r>
+      <w:r>
+        <w:t xml:space="preserve">sold</w:t>
+      </w:r>
+      <w:r>
+        <w:t xml:space="preserve"> </w:t>
+      </w:r>
+      <w:r>
+        <w:t xml:space="preserve">or</w:t>
+      </w:r>
+      <w:r>
+        <w:t xml:space="preserve"> </w:t>
+      </w:r>
+      <w:r>
+        <w:t xml:space="preserve">leased</w:t>
+      </w:r>
+      <w:r>
+        <w:t xml:space="preserve"> </w:t>
+      </w:r>
+      <w:r>
+        <w:t xml:space="preserve">by</w:t>
+      </w:r>
+      <w:r>
+        <w:t xml:space="preserve"> </w:t>
+      </w:r>
+      <w:r>
+        <w:t xml:space="preserve">the</w:t>
+      </w:r>
+      <w:r>
+        <w:t xml:space="preserve"> </w:t>
+      </w:r>
+      <w:r>
+        <w:t xml:space="preserve">Trustee</w:t>
+      </w:r>
+      <w:r>
+        <w:t xml:space="preserve"> </w:t>
+      </w:r>
+      <w:r>
+        <w:t xml:space="preserve">or</w:t>
+      </w:r>
+      <w:r>
+        <w:t xml:space="preserve"> </w:t>
+      </w:r>
+      <w:r>
+        <w:t xml:space="preserve">that</w:t>
+      </w:r>
+      <w:r>
+        <w:t xml:space="preserve"> </w:t>
+      </w:r>
+      <w:r>
+        <w:t xml:space="preserve">can</w:t>
+      </w:r>
+      <w:r>
+        <w:t xml:space="preserve"> </w:t>
+      </w:r>
+      <w:r>
+        <w:t xml:space="preserve">be</w:t>
+      </w:r>
+      <w:r>
+        <w:t xml:space="preserve"> </w:t>
+      </w:r>
+      <w:r>
+        <w:t xml:space="preserve">exempted</w:t>
+      </w:r>
+      <w:r>
+        <w:t xml:space="preserve"> </w:t>
+      </w:r>
+      <w:r>
+        <w:t xml:space="preserve">under</w:t>
+      </w:r>
+      <w:r>
+        <w:t xml:space="preserve"> </w:t>
+      </w:r>
+      <w:r>
+        <w:t xml:space="preserve">section</w:t>
+      </w:r>
+      <w:r>
+        <w:t xml:space="preserve"> </w:t>
+      </w:r>
+      <w:r>
+        <w:t xml:space="preserve">522</w:t>
+      </w:r>
+      <w:r>
+        <w:t xml:space="preserve"> </w:t>
+      </w:r>
+      <w:r>
+        <w:t xml:space="preserve">of</w:t>
+      </w:r>
+      <w:r>
+        <w:t xml:space="preserve"> </w:t>
+      </w:r>
+      <w:r>
+        <w:t xml:space="preserve">the</w:t>
+      </w:r>
+      <w:r>
+        <w:t xml:space="preserve"> </w:t>
+      </w:r>
+      <w:r>
+        <w:t xml:space="preserve">code,</w:t>
+      </w:r>
+      <w:r>
+        <w:t xml:space="preserve"> </w:t>
+      </w:r>
+      <w:r>
+        <w:t xml:space="preserve">shall</w:t>
+      </w:r>
+      <w:r>
+        <w:t xml:space="preserve"> </w:t>
+      </w:r>
+      <w:r>
+        <w:t xml:space="preserve">deliver</w:t>
+      </w:r>
+      <w:r>
+        <w:t xml:space="preserve"> </w:t>
+      </w:r>
+      <w:r>
+        <w:t xml:space="preserve">such</w:t>
+      </w:r>
+      <w:r>
+        <w:t xml:space="preserve"> </w:t>
+      </w:r>
+      <w:r>
+        <w:t xml:space="preserve">property</w:t>
+      </w:r>
+      <w:r>
+        <w:t xml:space="preserve"> </w:t>
+      </w:r>
+      <w:r>
+        <w:t xml:space="preserve">to</w:t>
+      </w:r>
+      <w:r>
+        <w:t xml:space="preserve"> </w:t>
+      </w:r>
+      <w:r>
+        <w:t xml:space="preserve">the</w:t>
+      </w:r>
+      <w:r>
+        <w:t xml:space="preserve"> </w:t>
+      </w:r>
+      <w:r>
+        <w:t xml:space="preserve">Trustee</w:t>
+      </w:r>
+      <w:r>
+        <w:t xml:space="preserve"> </w:t>
+      </w:r>
+      <w:r>
+        <w:t xml:space="preserve">and</w:t>
+      </w:r>
+      <w:r>
+        <w:t xml:space="preserve"> </w:t>
+      </w:r>
+      <w:r>
+        <w:t xml:space="preserve">shall</w:t>
+      </w:r>
+      <w:r>
+        <w:t xml:space="preserve"> </w:t>
+      </w:r>
+      <w:r>
+        <w:t xml:space="preserve">account</w:t>
+      </w:r>
+      <w:r>
+        <w:t xml:space="preserve"> </w:t>
+      </w:r>
+      <w:r>
+        <w:t xml:space="preserve">for</w:t>
+      </w:r>
+      <w:r>
+        <w:t xml:space="preserve"> </w:t>
+      </w:r>
+      <w:r>
+        <w:t xml:space="preserve">the</w:t>
+      </w:r>
+      <w:r>
+        <w:t xml:space="preserve"> </w:t>
+      </w:r>
+      <w:r>
+        <w:t xml:space="preserve">property.</w:t>
+      </w:r>
+    </w:p>
+    <w:p>
+      <w:pPr>
+        <w:tabs>
+          <w:tab w:val="left" w:pos="1440"/>
+        </w:tabs>
+        <w:spacing w:before="0" w:after="0" w:line="480" w:lineRule="exact"/>
+        <w:ind w:left="0" w:firstLine="720"/>
+        <w:jc w:val="left"/>
+      </w:pPr>
+      <w:r>
+        <w:t xml:space="preserve">11.</w:t>
+      </w:r>
+      <w:r>
+        <w:tab/>
+      </w:r>
+      <w:r>
+        <w:t xml:space="preserve">The</w:t>
+      </w:r>
+      <w:r>
+        <w:t xml:space="preserve"> </w:t>
+      </w:r>
+      <w:r>
+        <w:t xml:space="preserve">Trustee</w:t>
+      </w:r>
+      <w:r>
+        <w:t xml:space="preserve"> </w:t>
+      </w:r>
+      <w:r>
+        <w:t xml:space="preserve">and</w:t>
+      </w:r>
+      <w:r>
+        <w:t xml:space="preserve"> </w:t>
+      </w:r>
+      <w:r>
+        <w:t xml:space="preserve">Trustee’s</w:t>
+      </w:r>
+      <w:r>
+        <w:t xml:space="preserve"> </w:t>
+      </w:r>
+      <w:r>
+        <w:t xml:space="preserve">counsel</w:t>
+      </w:r>
+      <w:r>
+        <w:t xml:space="preserve"> </w:t>
+      </w:r>
+      <w:r>
+        <w:t xml:space="preserve">request</w:t>
+      </w:r>
+      <w:r>
+        <w:t xml:space="preserve"> </w:t>
+      </w:r>
+      <w:r>
+        <w:t xml:space="preserve">reimbursement</w:t>
+      </w:r>
+      <w:r>
+        <w:t xml:space="preserve"> </w:t>
+      </w:r>
+      <w:r>
+        <w:t xml:space="preserve">for</w:t>
+      </w:r>
+      <w:r>
+        <w:t xml:space="preserve"> </w:t>
+      </w:r>
+      <w:r>
+        <w:t xml:space="preserve">fees</w:t>
+      </w:r>
+      <w:r>
+        <w:t xml:space="preserve"> </w:t>
+      </w:r>
+      <w:r>
+        <w:t xml:space="preserve">and</w:t>
+      </w:r>
+      <w:r>
+        <w:t xml:space="preserve"> </w:t>
+      </w:r>
+      <w:r>
+        <w:t xml:space="preserve">costs</w:t>
+      </w:r>
+      <w:r>
+        <w:t xml:space="preserve"> </w:t>
+      </w:r>
+      <w:r>
+        <w:t xml:space="preserve">incurred</w:t>
+      </w:r>
+      <w:r>
+        <w:t xml:space="preserve"> </w:t>
+      </w:r>
+      <w:r>
+        <w:t xml:space="preserve">for</w:t>
+      </w:r>
+      <w:r>
+        <w:t xml:space="preserve"> </w:t>
+      </w:r>
+      <w:r>
+        <w:t xml:space="preserve">filing</w:t>
+      </w:r>
+      <w:r>
+        <w:t xml:space="preserve"> </w:t>
+      </w:r>
+      <w:r>
+        <w:t xml:space="preserve">this</w:t>
+      </w:r>
+      <w:r>
+        <w:t xml:space="preserve"> </w:t>
+      </w:r>
+      <w:r>
+        <w:t xml:space="preserve">complaint</w:t>
+      </w:r>
+      <w:r>
+        <w:t xml:space="preserve"> </w:t>
+      </w:r>
+      <w:r>
+        <w:t xml:space="preserve">as</w:t>
+      </w:r>
+      <w:r>
+        <w:t xml:space="preserve"> </w:t>
+      </w:r>
+      <w:r>
+        <w:t xml:space="preserve">follows:</w:t>
+      </w:r>
     </w:p>
     <w:tbl>
       <w:tblPr>
-        <w:tblW w:w="9360" w:type="dxa"/>
+        <w:tblW w:w="4200" w:type="dxa"/>
+        <w:tblInd w:w="1440" w:type="dxa"/>
         <w:tblBorders>
           <w:top w:val="nil"/>
           <w:left w:val="nil"/>
@@ -580,137 +3266,877 @@
           <w:insideV w:val="nil"/>
         </w:tblBorders>
         <w:tblLayout w:type="fixed"/>
-        <w:tblLook w:val="0000"/>
+        <w:tblCellMar>
+          <w:top w:w="0" w:type="dxa"/>
+          <w:left w:w="0" w:type="dxa"/>
+          <w:bottom w:w="0" w:type="dxa"/>
+          <w:right w:w="0" w:type="dxa"/>
+        </w:tblCellMar>
+        <w:tblLook w:val="0000" w:firstRow="0" w:lastRow="0" w:firstColumn="0" w:lastColumn="0" w:noHBand="0" w:noVBand="0"/>
       </w:tblPr>
       <w:tblGrid>
-        <w:gridCol w:w="4752"/>
-        <w:gridCol w:w="4608"/>
+        <w:gridCol w:w="2760"/>
+        <w:gridCol w:w="1440"/>
       </w:tblGrid>
       <w:tr>
+        <w:trPr>
+          <w:cantSplit/>
+        </w:trPr>
         <w:tc>
           <w:tcPr>
-            <w:tcW w:w="4752" w:type="dxa"/>
-            <w:tcBorders>
-              <w:top w:val="nil"/>
-              <w:left w:val="nil"/>
-              <w:bottom w:val="nil"/>
-              <w:right w:val="nil"/>
-            </w:tcBorders>
-          </w:tcPr>
-        </w:tc>
-        <w:tc>
-          <w:tcPr>
-            <w:tcW w:w="4608" w:type="dxa"/>
+            <w:tcW w:w="2760" w:type="dxa"/>
           </w:tcPr>
           <w:p>
             <w:pPr>
               <w:keepNext/>
-              <w:spacing w:before="0" w:after="0" w:line="240" w:lineRule="auto"/>
+              <w:keepLines/>
+              <w:spacing w:before="0" w:after="0" w:line="480" w:lineRule="exact"/>
               <w:ind w:left="0" w:firstLine="0"/>
+              <w:jc w:val="left"/>
             </w:pPr>
             <w:r>
-              <w:t xml:space="preserve">Respectfully submitted,</w:t>
+              <w:t xml:space="preserve">Item</w:t>
             </w:r>
           </w:p>
+        </w:tc>
+        <w:tc>
+          <w:tcPr>
+            <w:tcW w:w="1440" w:type="dxa"/>
+          </w:tcPr>
           <w:p>
             <w:pPr>
               <w:keepNext/>
-              <w:spacing w:before="480" w:after="0" w:line="240" w:lineRule="auto"/>
+              <w:keepLines/>
+              <w:spacing w:before="0" w:after="0" w:line="480" w:lineRule="exact"/>
               <w:ind w:left="0" w:firstLine="0"/>
+              <w:jc w:val="right"/>
             </w:pPr>
             <w:r>
-              <w:t xml:space="preserve">SHEILS LAW ASSOCIATES, P.C.</w:t>
+              <w:t xml:space="preserve">Amount</w:t>
             </w:r>
           </w:p>
+        </w:tc>
+      </w:tr>
+      <w:tr>
+        <w:trPr>
+          <w:cantSplit/>
+        </w:trPr>
+        <w:tc>
+          <w:tcPr>
+            <w:tcW w:w="2760" w:type="dxa"/>
+          </w:tcPr>
           <w:p>
             <w:pPr>
               <w:keepNext/>
-              <w:spacing w:before="480" w:after="0" w:line="240" w:lineRule="auto"/>
+              <w:keepLines/>
+              <w:spacing w:before="0" w:after="0" w:line="480" w:lineRule="exact"/>
               <w:ind w:left="0" w:firstLine="0"/>
+              <w:jc w:val="left"/>
             </w:pPr>
             <w:r>
-              <w:t xml:space="preserve">/s/ Jill M. Spott, Esquire</w:t>
+              <w:t xml:space="preserve">Complaint</w:t>
+            </w:r>
+            <w:r>
+              <w:t xml:space="preserve"> </w:t>
+            </w:r>
+            <w:r>
+              <w:t xml:space="preserve">Filing</w:t>
+            </w:r>
+            <w:r>
+              <w:t xml:space="preserve"> </w:t>
+            </w:r>
+            <w:r>
+              <w:t xml:space="preserve">Fee</w:t>
             </w:r>
           </w:p>
+        </w:tc>
+        <w:tc>
+          <w:tcPr>
+            <w:tcW w:w="1440" w:type="dxa"/>
+          </w:tcPr>
           <w:p>
             <w:pPr>
               <w:keepNext/>
-              <w:spacing w:before="0" w:after="0" w:line="240" w:lineRule="auto"/>
+              <w:keepLines/>
+              <w:spacing w:before="0" w:after="0" w:line="480" w:lineRule="exact"/>
               <w:ind w:left="0" w:firstLine="0"/>
+              <w:jc w:val="right"/>
             </w:pPr>
             <w:r>
-              <w:t xml:space="preserve">Jill M. Spott, Esquire</w:t>
+              <w:t xml:space="preserve">$350.00</w:t>
             </w:r>
           </w:p>
+        </w:tc>
+      </w:tr>
+      <w:tr>
+        <w:trPr>
+          <w:cantSplit/>
+        </w:trPr>
+        <w:tc>
+          <w:tcPr>
+            <w:tcW w:w="2760" w:type="dxa"/>
+          </w:tcPr>
           <w:p>
             <w:pPr>
               <w:keepNext/>
-              <w:spacing w:before="0" w:after="0" w:line="240" w:lineRule="auto"/>
+              <w:keepLines/>
+              <w:spacing w:before="0" w:after="0" w:line="480" w:lineRule="exact"/>
               <w:ind w:left="0" w:firstLine="0"/>
+              <w:jc w:val="left"/>
             </w:pPr>
             <w:r>
-              <w:t xml:space="preserve">Supreme Court ID: 88640</w:t>
+              <w:t xml:space="preserve">Postage</w:t>
+            </w:r>
+            <w:r>
+              <w:t xml:space="preserve"> </w:t>
+            </w:r>
+            <w:r>
+              <w:t xml:space="preserve">and</w:t>
+            </w:r>
+            <w:r>
+              <w:t xml:space="preserve"> </w:t>
+            </w:r>
+            <w:r>
+              <w:t xml:space="preserve">Copying</w:t>
             </w:r>
           </w:p>
+        </w:tc>
+        <w:tc>
+          <w:tcPr>
+            <w:tcW w:w="1440" w:type="dxa"/>
+          </w:tcPr>
           <w:p>
             <w:pPr>
               <w:keepNext/>
-              <w:spacing w:before="0" w:after="0" w:line="240" w:lineRule="auto"/>
+              <w:keepLines/>
+              <w:spacing w:before="0" w:after="0" w:line="480" w:lineRule="exact"/>
               <w:ind w:left="0" w:firstLine="0"/>
+              <w:jc w:val="right"/>
             </w:pPr>
             <w:r>
-              <w:t xml:space="preserve">108 North Abington Road</w:t>
+              <w:t xml:space="preserve">$13.60</w:t>
             </w:r>
           </w:p>
+        </w:tc>
+      </w:tr>
+      <w:tr>
+        <w:trPr>
+          <w:cantSplit/>
+        </w:trPr>
+        <w:tc>
+          <w:tcPr>
+            <w:tcW w:w="2760" w:type="dxa"/>
+          </w:tcPr>
           <w:p>
             <w:pPr>
               <w:keepNext/>
-              <w:spacing w:before="0" w:after="0" w:line="240" w:lineRule="auto"/>
+              <w:keepLines/>
+              <w:spacing w:before="0" w:after="0" w:line="480" w:lineRule="exact"/>
               <w:ind w:left="0" w:firstLine="0"/>
+              <w:jc w:val="left"/>
             </w:pPr>
             <w:r>
-              <w:t xml:space="preserve">Clarks Summit, PA 18411</w:t>
+              <w:t xml:space="preserve">Attorney</w:t>
+            </w:r>
+            <w:r>
+              <w:t xml:space="preserve"> </w:t>
+            </w:r>
+            <w:r>
+              <w:t xml:space="preserve">Fees</w:t>
             </w:r>
           </w:p>
+        </w:tc>
+        <w:tc>
+          <w:tcPr>
+            <w:tcW w:w="1440" w:type="dxa"/>
+          </w:tcPr>
           <w:p>
             <w:pPr>
               <w:keepNext/>
-              <w:spacing w:before="0" w:after="0" w:line="240" w:lineRule="auto"/>
+              <w:keepLines/>
+              <w:spacing w:before="0" w:after="0" w:line="480" w:lineRule="exact"/>
               <w:ind w:left="0" w:firstLine="0"/>
+              <w:jc w:val="right"/>
             </w:pPr>
             <w:r>
-              <w:t xml:space="preserve">(570) 587-2600</w:t>
+              <w:t xml:space="preserve">$550.00</w:t>
             </w:r>
           </w:p>
+        </w:tc>
+      </w:tr>
+      <w:tr>
+        <w:trPr>
+          <w:cantSplit/>
+        </w:trPr>
+        <w:tc>
+          <w:tcPr>
+            <w:tcW w:w="2760" w:type="dxa"/>
+          </w:tcPr>
           <w:p>
             <w:pPr>
               <w:keepNext/>
-              <w:spacing w:before="0" w:after="0" w:line="240" w:lineRule="auto"/>
+              <w:keepLines/>
+              <w:spacing w:before="0" w:after="0" w:line="480" w:lineRule="exact"/>
               <w:ind w:left="0" w:firstLine="0"/>
+              <w:jc w:val="left"/>
             </w:pPr>
             <w:r>
-              <w:t xml:space="preserve">(570) 585-0313 – Facsimile</w:t>
+              <w:t xml:space="preserve">Paralegal</w:t>
+            </w:r>
+            <w:r>
+              <w:t xml:space="preserve"> </w:t>
+            </w:r>
+            <w:r>
+              <w:t xml:space="preserve">Fees</w:t>
             </w:r>
           </w:p>
+        </w:tc>
+        <w:tc>
+          <w:tcPr>
+            <w:tcW w:w="1440" w:type="dxa"/>
+          </w:tcPr>
           <w:p>
             <w:pPr>
-              <w:spacing w:before="0" w:after="0" w:line="240" w:lineRule="auto"/>
+              <w:keepNext/>
+              <w:keepLines/>
+              <w:spacing w:before="0" w:after="0" w:line="480" w:lineRule="exact"/>
               <w:ind w:left="0" w:firstLine="0"/>
+              <w:jc w:val="right"/>
             </w:pPr>
             <w:r>
-              <w:t xml:space="preserve">jspottesq@sheilslaw.com</w:t>
+              <w:t xml:space="preserve">$230.00</w:t>
+            </w:r>
+          </w:p>
+        </w:tc>
+      </w:tr>
+      <w:tr>
+        <w:trPr>
+          <w:cantSplit/>
+        </w:trPr>
+        <w:tc>
+          <w:tcPr>
+            <w:tcW w:w="2760" w:type="dxa"/>
+          </w:tcPr>
+          <w:p>
+            <w:pPr>
+              <w:spacing w:before="0" w:after="0" w:line="480" w:lineRule="exact"/>
+              <w:ind w:left="0" w:firstLine="0"/>
+              <w:jc w:val="left"/>
+            </w:pPr>
+            <w:r>
+              <w:t xml:space="preserve">Total</w:t>
+            </w:r>
+          </w:p>
+        </w:tc>
+        <w:tc>
+          <w:tcPr>
+            <w:tcW w:w="1440" w:type="dxa"/>
+          </w:tcPr>
+          <w:p>
+            <w:pPr>
+              <w:spacing w:before="0" w:after="0" w:line="480" w:lineRule="exact"/>
+              <w:ind w:left="0" w:firstLine="0"/>
+              <w:jc w:val="right"/>
+            </w:pPr>
+            <w:r>
+              <w:t xml:space="preserve">$1,143.60</w:t>
             </w:r>
           </w:p>
         </w:tc>
       </w:tr>
     </w:tbl>
+    <w:p>
+      <w:pPr>
+        <w:keepNext/>
+        <w:keepLines/>
+        <w:spacing w:before="0" w:after="0" w:line="480" w:lineRule="exact"/>
+        <w:ind w:left="0" w:firstLine="720"/>
+        <w:jc w:val="left"/>
+      </w:pPr>
+      <w:r>
+        <w:t xml:space="preserve">WHEREFORE,</w:t>
+      </w:r>
+      <w:r>
+        <w:t xml:space="preserve"> </w:t>
+      </w:r>
+      <w:r>
+        <w:t xml:space="preserve">Robert</w:t>
+      </w:r>
+      <w:r>
+        <w:t xml:space="preserve"> </w:t>
+      </w:r>
+      <w:r>
+        <w:t xml:space="preserve">P.</w:t>
+      </w:r>
+      <w:r>
+        <w:t xml:space="preserve"> </w:t>
+      </w:r>
+      <w:r>
+        <w:t xml:space="preserve">Sheils,</w:t>
+      </w:r>
+      <w:r>
+        <w:t xml:space="preserve"> </w:t>
+      </w:r>
+      <w:r>
+        <w:t xml:space="preserve">Jr.,</w:t>
+      </w:r>
+      <w:r>
+        <w:t xml:space="preserve"> </w:t>
+      </w:r>
+      <w:r>
+        <w:t xml:space="preserve">Esquire,</w:t>
+      </w:r>
+      <w:r>
+        <w:t xml:space="preserve"> </w:t>
+      </w:r>
+      <w:r>
+        <w:t xml:space="preserve">Chapter</w:t>
+      </w:r>
+      <w:r>
+        <w:t xml:space="preserve"> </w:t>
+      </w:r>
+      <w:r>
+        <w:t xml:space="preserve">7</w:t>
+      </w:r>
+      <w:r>
+        <w:t xml:space="preserve"> </w:t>
+      </w:r>
+      <w:r>
+        <w:t xml:space="preserve">Trustee,</w:t>
+      </w:r>
+      <w:r>
+        <w:t xml:space="preserve"> </w:t>
+      </w:r>
+      <w:r>
+        <w:t xml:space="preserve">requests</w:t>
+      </w:r>
+      <w:r>
+        <w:t xml:space="preserve"> </w:t>
+      </w:r>
+      <w:r>
+        <w:t xml:space="preserve">that</w:t>
+      </w:r>
+      <w:r>
+        <w:t xml:space="preserve"> </w:t>
+      </w:r>
+      <w:r>
+        <w:t xml:space="preserve">this</w:t>
+      </w:r>
+      <w:r>
+        <w:t xml:space="preserve"> </w:t>
+      </w:r>
+      <w:r>
+        <w:t xml:space="preserve">Honorable</w:t>
+      </w:r>
+      <w:r>
+        <w:t xml:space="preserve"> </w:t>
+      </w:r>
+      <w:r>
+        <w:t xml:space="preserve">Court</w:t>
+      </w:r>
+      <w:r>
+        <w:t xml:space="preserve"> </w:t>
+      </w:r>
+      <w:r>
+        <w:t xml:space="preserve">enter</w:t>
+      </w:r>
+      <w:r>
+        <w:t xml:space="preserve"> </w:t>
+      </w:r>
+      <w:r>
+        <w:t xml:space="preserve">an</w:t>
+      </w:r>
+      <w:r>
+        <w:t xml:space="preserve"> </w:t>
+      </w:r>
+      <w:r>
+        <w:t xml:space="preserve">order</w:t>
+      </w:r>
+      <w:r>
+        <w:t xml:space="preserve"> </w:t>
+      </w:r>
+      <w:r>
+        <w:t xml:space="preserve">directing</w:t>
+      </w:r>
+      <w:r>
+        <w:t xml:space="preserve"> </w:t>
+      </w:r>
+      <w:r>
+        <w:t xml:space="preserve">National</w:t>
+      </w:r>
+      <w:r>
+        <w:t xml:space="preserve"> </w:t>
+      </w:r>
+      <w:r>
+        <w:t xml:space="preserve">Debt</w:t>
+      </w:r>
+      <w:r>
+        <w:t xml:space="preserve"> </w:t>
+      </w:r>
+      <w:r>
+        <w:t xml:space="preserve">Relief,</w:t>
+      </w:r>
+      <w:r>
+        <w:t xml:space="preserve"> </w:t>
+      </w:r>
+      <w:r>
+        <w:t xml:space="preserve">LLC,</w:t>
+      </w:r>
+      <w:r>
+        <w:t xml:space="preserve"> </w:t>
+      </w:r>
+      <w:r>
+        <w:t xml:space="preserve">to</w:t>
+      </w:r>
+      <w:r>
+        <w:t xml:space="preserve"> </w:t>
+      </w:r>
+      <w:r>
+        <w:t xml:space="preserve">turn</w:t>
+      </w:r>
+      <w:r>
+        <w:t xml:space="preserve"> </w:t>
+      </w:r>
+      <w:r>
+        <w:t xml:space="preserve">over</w:t>
+      </w:r>
+      <w:r>
+        <w:t xml:space="preserve"> </w:t>
+      </w:r>
+      <w:r>
+        <w:t xml:space="preserve">the</w:t>
+      </w:r>
+      <w:r>
+        <w:t xml:space="preserve"> </w:t>
+      </w:r>
+      <w:r>
+        <w:t xml:space="preserve">$12,792.00</w:t>
+      </w:r>
+      <w:r>
+        <w:t xml:space="preserve"> </w:t>
+      </w:r>
+      <w:r>
+        <w:t xml:space="preserve">preferential</w:t>
+      </w:r>
+      <w:r>
+        <w:t xml:space="preserve"> </w:t>
+      </w:r>
+      <w:r>
+        <w:t xml:space="preserve">payment</w:t>
+      </w:r>
+      <w:r>
+        <w:t xml:space="preserve"> </w:t>
+      </w:r>
+      <w:r>
+        <w:t xml:space="preserve">to</w:t>
+      </w:r>
+      <w:r>
+        <w:t xml:space="preserve"> </w:t>
+      </w:r>
+      <w:r>
+        <w:t xml:space="preserve">the</w:t>
+      </w:r>
+      <w:r>
+        <w:t xml:space="preserve"> </w:t>
+      </w:r>
+      <w:r>
+        <w:t xml:space="preserve">bankruptcy</w:t>
+      </w:r>
+      <w:r>
+        <w:t xml:space="preserve"> </w:t>
+      </w:r>
+      <w:r>
+        <w:t xml:space="preserve">estate</w:t>
+      </w:r>
+      <w:r>
+        <w:t xml:space="preserve"> </w:t>
+      </w:r>
+      <w:r>
+        <w:t xml:space="preserve">of</w:t>
+      </w:r>
+      <w:r>
+        <w:t xml:space="preserve"> </w:t>
+      </w:r>
+      <w:r>
+        <w:t xml:space="preserve">Joseph</w:t>
+      </w:r>
+      <w:r>
+        <w:t xml:space="preserve"> </w:t>
+      </w:r>
+      <w:r>
+        <w:t xml:space="preserve">R.</w:t>
+      </w:r>
+      <w:r>
+        <w:t xml:space="preserve"> </w:t>
+      </w:r>
+      <w:r>
+        <w:t xml:space="preserve">Webb</w:t>
+      </w:r>
+      <w:r>
+        <w:t xml:space="preserve"> </w:t>
+      </w:r>
+      <w:r>
+        <w:t xml:space="preserve">as</w:t>
+      </w:r>
+      <w:r>
+        <w:t xml:space="preserve"> </w:t>
+      </w:r>
+      <w:r>
+        <w:t xml:space="preserve">well</w:t>
+      </w:r>
+      <w:r>
+        <w:t xml:space="preserve"> </w:t>
+      </w:r>
+      <w:r>
+        <w:t xml:space="preserve">as</w:t>
+      </w:r>
+      <w:r>
+        <w:t xml:space="preserve"> </w:t>
+      </w:r>
+      <w:r>
+        <w:t xml:space="preserve">the</w:t>
+      </w:r>
+      <w:r>
+        <w:t xml:space="preserve"> </w:t>
+      </w:r>
+      <w:r>
+        <w:t xml:space="preserve">costs</w:t>
+      </w:r>
+      <w:r>
+        <w:t xml:space="preserve"> </w:t>
+      </w:r>
+      <w:r>
+        <w:t xml:space="preserve">of</w:t>
+      </w:r>
+      <w:r>
+        <w:t xml:space="preserve"> </w:t>
+      </w:r>
+      <w:r>
+        <w:t xml:space="preserve">$1,143.60</w:t>
+      </w:r>
+      <w:r>
+        <w:t xml:space="preserve"> </w:t>
+      </w:r>
+      <w:r>
+        <w:t xml:space="preserve">associated</w:t>
+      </w:r>
+      <w:r>
+        <w:t xml:space="preserve"> </w:t>
+      </w:r>
+      <w:r>
+        <w:t xml:space="preserve">with</w:t>
+      </w:r>
+      <w:r>
+        <w:t xml:space="preserve"> </w:t>
+      </w:r>
+      <w:r>
+        <w:t xml:space="preserve">the</w:t>
+      </w:r>
+      <w:r>
+        <w:t xml:space="preserve"> </w:t>
+      </w:r>
+      <w:r>
+        <w:t xml:space="preserve">drafting</w:t>
+      </w:r>
+      <w:r>
+        <w:t xml:space="preserve"> </w:t>
+      </w:r>
+      <w:r>
+        <w:t xml:space="preserve">and</w:t>
+      </w:r>
+      <w:r>
+        <w:t xml:space="preserve"> </w:t>
+      </w:r>
+      <w:r>
+        <w:t xml:space="preserve">filing</w:t>
+      </w:r>
+      <w:r>
+        <w:t xml:space="preserve"> </w:t>
+      </w:r>
+      <w:r>
+        <w:t xml:space="preserve">of</w:t>
+      </w:r>
+      <w:r>
+        <w:t xml:space="preserve"> </w:t>
+      </w:r>
+      <w:r>
+        <w:t xml:space="preserve">this</w:t>
+      </w:r>
+      <w:r>
+        <w:t xml:space="preserve"> </w:t>
+      </w:r>
+      <w:r>
+        <w:t xml:space="preserve">Complaint.</w:t>
+      </w:r>
+    </w:p>
+    <w:p>
+      <w:pPr>
+        <w:keepNext/>
+        <w:keepLines/>
+        <w:tabs>
+          <w:tab w:val="left" w:pos="4752"/>
+        </w:tabs>
+        <w:spacing w:before="480" w:after="0" w:line="280" w:lineRule="exact"/>
+        <w:ind w:left="4752" w:hanging="4752"/>
+        <w:jc w:val="left"/>
+      </w:pPr>
+      <w:r>
+        <w:tab/>
+      </w:r>
+      <w:r>
+        <w:t xml:space="preserve">Respectfully submitted,</w:t>
+      </w:r>
+    </w:p>
+    <w:p>
+      <w:pPr>
+        <w:keepNext/>
+        <w:keepLines/>
+        <w:spacing w:before="480" w:after="0" w:line="280" w:lineRule="exact"/>
+        <w:ind w:left="4752" w:firstLine="0"/>
+        <w:jc w:val="left"/>
+      </w:pPr>
+      <w:r>
+        <w:t xml:space="preserve">SHEILS</w:t>
+      </w:r>
+      <w:r>
+        <w:t xml:space="preserve"> </w:t>
+      </w:r>
+      <w:r>
+        <w:t xml:space="preserve">LAW</w:t>
+      </w:r>
+      <w:r>
+        <w:t xml:space="preserve"> </w:t>
+      </w:r>
+      <w:r>
+        <w:t xml:space="preserve">ASSOCIATES,</w:t>
+      </w:r>
+      <w:r>
+        <w:t xml:space="preserve"> </w:t>
+      </w:r>
+      <w:r>
+        <w:t xml:space="preserve">P.C.</w:t>
+      </w:r>
+    </w:p>
+    <w:p>
+      <w:pPr>
+        <w:keepNext/>
+        <w:keepLines/>
+        <w:spacing w:before="480" w:after="0" w:line="280" w:lineRule="exact"/>
+        <w:ind w:left="4752" w:firstLine="0"/>
+        <w:jc w:val="left"/>
+      </w:pPr>
+      <w:r>
+        <w:t xml:space="preserve">/s/ </w:t>
+      </w:r>
+      <w:r>
+        <w:t xml:space="preserve">Jill</w:t>
+      </w:r>
+      <w:r>
+        <w:t xml:space="preserve"> </w:t>
+      </w:r>
+      <w:r>
+        <w:t xml:space="preserve">M.</w:t>
+      </w:r>
+      <w:r>
+        <w:t xml:space="preserve"> </w:t>
+      </w:r>
+      <w:r>
+        <w:t xml:space="preserve">Spott,</w:t>
+      </w:r>
+      <w:r>
+        <w:t xml:space="preserve"> </w:t>
+      </w:r>
+      <w:r>
+        <w:t xml:space="preserve">Esquire</w:t>
+      </w:r>
+    </w:p>
+    <w:p>
+      <w:pPr>
+        <w:keepNext/>
+        <w:keepLines/>
+        <w:spacing w:before="0" w:after="0" w:line="280" w:lineRule="exact"/>
+        <w:ind w:left="4752" w:firstLine="0"/>
+        <w:jc w:val="left"/>
+      </w:pPr>
+      <w:r>
+        <w:t xml:space="preserve">Jill</w:t>
+      </w:r>
+      <w:r>
+        <w:t xml:space="preserve"> </w:t>
+      </w:r>
+      <w:r>
+        <w:t xml:space="preserve">M.</w:t>
+      </w:r>
+      <w:r>
+        <w:t xml:space="preserve"> </w:t>
+      </w:r>
+      <w:r>
+        <w:t xml:space="preserve">Spott,</w:t>
+      </w:r>
+      <w:r>
+        <w:t xml:space="preserve"> </w:t>
+      </w:r>
+      <w:r>
+        <w:t xml:space="preserve">Esquire</w:t>
+      </w:r>
+    </w:p>
+    <w:p>
+      <w:pPr>
+        <w:keepNext/>
+        <w:keepLines/>
+        <w:spacing w:before="0" w:after="0" w:line="280" w:lineRule="exact"/>
+        <w:ind w:left="4752" w:firstLine="0"/>
+        <w:jc w:val="left"/>
+      </w:pPr>
+      <w:r>
+        <w:t xml:space="preserve">Supreme</w:t>
+      </w:r>
+      <w:r>
+        <w:t xml:space="preserve"> </w:t>
+      </w:r>
+      <w:r>
+        <w:t xml:space="preserve">Court</w:t>
+      </w:r>
+      <w:r>
+        <w:t xml:space="preserve"> </w:t>
+      </w:r>
+      <w:r>
+        <w:t xml:space="preserve">ID:</w:t>
+      </w:r>
+      <w:r>
+        <w:t xml:space="preserve"> </w:t>
+      </w:r>
+      <w:r>
+        <w:t xml:space="preserve">88640</w:t>
+      </w:r>
+    </w:p>
+    <w:p>
+      <w:pPr>
+        <w:keepNext/>
+        <w:keepLines/>
+        <w:spacing w:before="0" w:after="0" w:line="280" w:lineRule="exact"/>
+        <w:ind w:left="4752" w:firstLine="0"/>
+        <w:jc w:val="left"/>
+      </w:pPr>
+      <w:r>
+        <w:t xml:space="preserve">108</w:t>
+      </w:r>
+      <w:r>
+        <w:t xml:space="preserve"> </w:t>
+      </w:r>
+      <w:r>
+        <w:t xml:space="preserve">North</w:t>
+      </w:r>
+      <w:r>
+        <w:t xml:space="preserve"> </w:t>
+      </w:r>
+      <w:r>
+        <w:t xml:space="preserve">Abington</w:t>
+      </w:r>
+      <w:r>
+        <w:t xml:space="preserve"> </w:t>
+      </w:r>
+      <w:r>
+        <w:t xml:space="preserve">Road</w:t>
+      </w:r>
+    </w:p>
+    <w:p>
+      <w:pPr>
+        <w:keepNext/>
+        <w:keepLines/>
+        <w:spacing w:before="0" w:after="0" w:line="280" w:lineRule="exact"/>
+        <w:ind w:left="4752" w:firstLine="0"/>
+        <w:jc w:val="left"/>
+      </w:pPr>
+      <w:r>
+        <w:t xml:space="preserve">Clarks</w:t>
+      </w:r>
+      <w:r>
+        <w:t xml:space="preserve"> </w:t>
+      </w:r>
+      <w:r>
+        <w:t xml:space="preserve">Summit,</w:t>
+      </w:r>
+      <w:r>
+        <w:t xml:space="preserve"> </w:t>
+      </w:r>
+      <w:r>
+        <w:t xml:space="preserve">PA</w:t>
+      </w:r>
+      <w:r>
+        <w:t xml:space="preserve"> </w:t>
+      </w:r>
+      <w:r>
+        <w:t xml:space="preserve">18411</w:t>
+      </w:r>
+    </w:p>
+    <w:p>
+      <w:pPr>
+        <w:keepNext/>
+        <w:keepLines/>
+        <w:spacing w:before="0" w:after="0" w:line="280" w:lineRule="exact"/>
+        <w:ind w:left="4752" w:firstLine="0"/>
+        <w:jc w:val="left"/>
+      </w:pPr>
+      <w:r>
+        <w:t xml:space="preserve">(570)</w:t>
+      </w:r>
+      <w:r>
+        <w:t xml:space="preserve"> </w:t>
+      </w:r>
+      <w:r>
+        <w:t xml:space="preserve">587</w:t>
+        <w:noBreakHyphen/>
+        <w:t xml:space="preserve">2600</w:t>
+      </w:r>
+    </w:p>
+    <w:p>
+      <w:pPr>
+        <w:keepNext/>
+        <w:keepLines/>
+        <w:spacing w:before="0" w:after="0" w:line="280" w:lineRule="exact"/>
+        <w:ind w:left="4752" w:firstLine="0"/>
+        <w:jc w:val="left"/>
+      </w:pPr>
+      <w:r>
+        <w:t xml:space="preserve">(570)</w:t>
+      </w:r>
+      <w:r>
+        <w:t xml:space="preserve"> </w:t>
+      </w:r>
+      <w:r>
+        <w:t xml:space="preserve">585</w:t>
+        <w:noBreakHyphen/>
+        <w:t xml:space="preserve">0313</w:t>
+      </w:r>
+      <w:r>
+        <w:t xml:space="preserve"> </w:t>
+      </w:r>
+      <w:r>
+        <w:t xml:space="preserve">–</w:t>
+      </w:r>
+      <w:r>
+        <w:t xml:space="preserve"> </w:t>
+      </w:r>
+      <w:r>
+        <w:t xml:space="preserve">Facsimile</w:t>
+      </w:r>
+    </w:p>
+    <w:p>
+      <w:pPr>
+        <w:spacing w:before="0" w:after="0" w:line="280" w:lineRule="exact"/>
+        <w:ind w:left="4752" w:firstLine="0"/>
+        <w:jc w:val="left"/>
+      </w:pPr>
+      <w:r>
+        <w:t xml:space="preserve">jspottesq@sheilslaw.com</w:t>
+      </w:r>
+    </w:p>
     <w:sectPr>
-      <w:footerReference r:id="rId9" w:type="default"/>
-      <w:footnotePr>
-        <w:numRestart w:val="eachSect"/>
-      </w:footnotePr>
-      <w:pgSz w:h="15840" w:w="12240"/>
-      <w:pgMar w:bottom="1440" w:footer="720" w:gutter="0" w:header="720" w:left="1440" w:right="1440" w:top="1440"/>
+      <w:footerReference w:type="default" r:id="rIdPambFooter"/>
+      <w:pgSz w:w="12240" w:h="15840"/>
+      <w:pgMar w:top="1440" w:right="1440" w:bottom="1440" w:left="1440" w:header="720" w:footer="720" w:gutter="0"/>
+      <w:pgNumType w:fmt="decimal" w:start="1"/>
     </w:sectPr>
   </w:body>
 </w:document>
@@ -724,8 +4150,92 @@
 <w:ftr xmlns:w="http://schemas.openxmlformats.org/wordprocessingml/2006/main" xmlns:r="http://schemas.openxmlformats.org/officeDocument/2006/relationships">
   <w:p>
     <w:pPr>
-      <w:spacing w:before="0" w:after="0" w:line="240" w:lineRule="auto"/>
-      <w:ind w:firstLine="0"/>
+      <w:jc w:val="center"/>
+    </w:pPr>
+    <w:r>
+      <w:fldChar w:fldCharType="begin"/>
+    </w:r>
+    <w:r>
+      <w:instrText xml:space="preserve"> PAGE </w:instrText>
+    </w:r>
+    <w:r>
+      <w:fldChar w:fldCharType="separate"/>
+    </w:r>
+    <w:r>
+      <w:t>1</w:t>
+    </w:r>
+    <w:r>
+      <w:fldChar w:fldCharType="end"/>
+    </w:r>
+  </w:p>
+</w:ftr>
+</file>
+
+<file path=word/footnotes.xml><?xml version="1.0" encoding="utf-8"?>
+<w:footnotes xmlns:w="http://schemas.openxmlformats.org/wordprocessingml/2006/main" xmlns:m="http://schemas.openxmlformats.org/officeDocument/2006/math" xmlns:r="http://schemas.openxmlformats.org/officeDocument/2006/relationships" xmlns:o="urn:schemas-microsoft-com:office:office" xmlns:v="urn:schemas-microsoft-com:vml" xmlns:w10="urn:schemas-microsoft-com:office:word" xmlns:a="http://schemas.openxmlformats.org/drawingml/2006/main" xmlns:pic="http://schemas.openxmlformats.org/drawingml/2006/picture" xmlns:wp="http://schemas.openxmlformats.org/drawingml/2006/wordprocessingDrawing">
+  <w:footnote w:type="continuationSeparator" w:id="0">
+    <w:p>
+      <w:r>
+        <w:continuationSeparator/>
+      </w:r>
+    </w:p>
+  </w:footnote>
+  <w:footnote w:type="separator" w:id="-1">
+    <w:p>
+      <w:r>
+        <w:separator/>
+      </w:r>
+    </w:p>
+  </w:footnote>
+</w:footnotes>
+</file>
+
+<file path=word/ftr-add.xml><?xml version="1.0" encoding="utf-8"?>
+<w:ftr xmlns:w="http://schemas.openxmlformats.org/wordprocessingml/2006/main" xmlns:r="http://schemas.openxmlformats.org/officeDocument/2006/relationships">
+  <w:p>
+    <w:pPr>
+      <w:spacing w:before="0" w:after="0"/>
+      <w:jc w:val="center"/>
+    </w:pPr>
+    <w:r>
+      <w:t>Add-</w:t>
+    </w:r>
+    <w:r>
+      <w:fldChar w:fldCharType="begin"/>
+    </w:r>
+    <w:r>
+      <w:instrText xml:space="preserve"> PAGE </w:instrText>
+    </w:r>
+    <w:r>
+      <w:fldChar w:fldCharType="separate"/>
+    </w:r>
+    <w:r>
+      <w:t>1</w:t>
+    </w:r>
+    <w:r>
+      <w:fldChar w:fldCharType="end"/>
+    </w:r>
+  </w:p>
+</w:ftr>
+</file>
+
+<file path=word/ftr-none.xml><?xml version="1.0" encoding="utf-8"?>
+<w:ftr xmlns:w="http://schemas.openxmlformats.org/wordprocessingml/2006/main" xmlns:r="http://schemas.openxmlformats.org/officeDocument/2006/relationships">
+  <w:p>
+    <w:pPr>
+      <w:spacing w:before="0" w:after="0"/>
+      <w:jc w:val="center"/>
+    </w:pPr>
+  </w:p>
+</w:ftr>
+</file>
+
+<file path=word/ftr-own1.xml><?xml version="1.0" encoding="utf-8"?>
+<w:ftr xmlns:w="http://schemas.openxmlformats.org/wordprocessingml/2006/main" xmlns:r="http://schemas.openxmlformats.org/officeDocument/2006/relationships">
+  <w:p>
+    <w:pPr>
+      <w:spacing w:before="0" w:after="0" w:line="280" w:lineRule="exact"/>
+      <w:ind w:left="0" w:firstLine="0"/>
       <w:jc w:val="center"/>
     </w:pPr>
     <w:r>
@@ -767,23 +4277,30 @@
 </w:ftr>
 </file>
 
-<file path=word/footnotes.xml><?xml version="1.0" encoding="utf-8"?>
-<w:footnotes xmlns:w="http://schemas.openxmlformats.org/wordprocessingml/2006/main" xmlns:m="http://schemas.openxmlformats.org/officeDocument/2006/math" xmlns:r="http://schemas.openxmlformats.org/officeDocument/2006/relationships" xmlns:o="urn:schemas-microsoft-com:office:office" xmlns:v="urn:schemas-microsoft-com:vml" xmlns:w10="urn:schemas-microsoft-com:office:word" xmlns:a="http://schemas.openxmlformats.org/drawingml/2006/main" xmlns:pic="http://schemas.openxmlformats.org/drawingml/2006/picture" xmlns:wp="http://schemas.openxmlformats.org/drawingml/2006/wordprocessingDrawing">
-  <w:footnote w:type="continuationSeparator" w:id="0">
-    <w:p>
-      <w:r>
-        <w:continuationSeparator/>
-      </w:r>
-    </w:p>
-  </w:footnote>
-  <w:footnote w:type="separator" w:id="-1">
-    <w:p>
-      <w:r>
-        <w:separator/>
-      </w:r>
-    </w:p>
-  </w:footnote>
-</w:footnotes>
+<file path=word/ftr-page.xml><?xml version="1.0" encoding="utf-8"?>
+<w:ftr xmlns:w="http://schemas.openxmlformats.org/wordprocessingml/2006/main" xmlns:r="http://schemas.openxmlformats.org/officeDocument/2006/relationships">
+  <w:p>
+    <w:pPr>
+      <w:spacing w:before="0" w:after="0"/>
+      <w:jc w:val="center"/>
+    </w:pPr>
+    <w:r>
+      <w:fldChar w:fldCharType="begin"/>
+    </w:r>
+    <w:r>
+      <w:instrText xml:space="preserve"> PAGE </w:instrText>
+    </w:r>
+    <w:r>
+      <w:fldChar w:fldCharType="separate"/>
+    </w:r>
+    <w:r>
+      <w:t>1</w:t>
+    </w:r>
+    <w:r>
+      <w:fldChar w:fldCharType="end"/>
+    </w:r>
+  </w:p>
+</w:ftr>
 </file>
 
 <file path=word/numbering.xml><?xml version="1.0" encoding="utf-8"?>
@@ -875,26 +4392,49 @@
   <w:docDefaults>
     <w:rPrDefault>
       <w:rPr>
-        <w:rFonts w:ascii="EB Garamond" w:cs="EB Garamond" w:eastAsia="EB Garamond" w:hAnsi="EB Garamond"/>
-        <w:sz w:val="26"/>
-        <w:szCs w:val="26"/>
-        <w:lang w:bidi="ar-SA" w:eastAsia="en-US" w:val="en-US"/>
+        <w:rFonts w:ascii="Times New Roman" w:hAnsi="Times New Roman" w:eastAsia="Times New Roman" w:cs="Times New Roman"/>
+        <w:sz w:val="24"/>
+        <w:szCs w:val="24"/>
+        <w:lang w:val="en-US" w:eastAsia="zh-CN" w:bidi="ar-SA"/>
       </w:rPr>
     </w:rPrDefault>
     <w:pPrDefault>
       <w:pPr>
-        <w:spacing w:after="0" w:before="0" w:line="480" w:lineRule="exact"/>
+        <w:widowControl/>
+        <w:spacing w:after="0"/>
       </w:pPr>
     </w:pPrDefault>
   </w:docDefaults>
-  <w:latentStyles w:count="276" w:defLockedState="0" w:defQFormat="0" w:defSemiHidden="0" w:defUIPriority="0" w:defUnhideWhenUsed="0"/>
-  <w:style w:customStyle="1" w:styleId="FirstParagraph" w:type="paragraph">
+  <w:latentStyles w:defLockedState="0" w:defUIPriority="0" w:defSemiHidden="0" w:defUnhideWhenUsed="0" w:defQFormat="0" w:count="276"/>
+  <w:style w:type="paragraph" w:default="1" w:styleId="Normal">
+    <w:name w:val="Normal"/>
+    <w:qFormat/>
+  </w:style>
+  <w:style w:type="paragraph" w:styleId="BodyText">
+    <w:name w:val="Body Text"/>
+    <w:basedOn w:val="Normal"/>
+    <w:link w:val="BodyTextChar"/>
+    <w:qFormat/>
+    <w:pPr>
+      <w:spacing w:before="0" w:after="0" w:line="480" w:lineRule="exact"/>
+      <w:ind w:firstLine="720"/>
+    </w:pPr>
+  </w:style>
+  <w:style w:type="paragraph" w:customStyle="1" w:styleId="FirstParagraph">
     <w:name w:val="First Paragraph"/>
     <w:basedOn w:val="BodyText"/>
     <w:next w:val="BodyText"/>
     <w:qFormat/>
   </w:style>
-  <w:style w:styleId="Title" w:type="paragraph">
+  <w:style w:type="paragraph" w:customStyle="1" w:styleId="Compact">
+    <w:name w:val="Compact"/>
+    <w:basedOn w:val="BodyText"/>
+    <w:qFormat/>
+    <w:pPr>
+      <w:spacing w:before="36" w:after="36"/>
+    </w:pPr>
+  </w:style>
+  <w:style w:type="paragraph" w:styleId="Title">
     <w:name w:val="Title"/>
     <w:basedOn w:val="Normal"/>
     <w:next w:val="BodyText"/>
@@ -908,24 +4448,24 @@
       <w:jc w:val="center"/>
     </w:pPr>
     <w:rPr>
-      <w:rFonts w:asciiTheme="majorHAnsi" w:cstheme="majorBidi" w:eastAsiaTheme="majorEastAsia" w:hAnsiTheme="majorHAnsi"/>
+      <w:rFonts w:asciiTheme="majorHAnsi" w:eastAsiaTheme="majorEastAsia" w:hAnsiTheme="majorHAnsi" w:cstheme="majorBidi"/>
       <w:sz w:val="56"/>
       <w:szCs w:val="56"/>
     </w:rPr>
   </w:style>
-  <w:style w:customStyle="1" w:styleId="TitleChar" w:type="character">
+  <w:style w:type="character" w:customStyle="1" w:styleId="TitleChar">
     <w:name w:val="Title Char"/>
     <w:basedOn w:val="DefaultParagraphFont"/>
     <w:link w:val="Title"/>
     <w:uiPriority w:val="10"/>
     <w:rsid w:val="00A10FD9"/>
     <w:rPr>
-      <w:rFonts w:asciiTheme="majorHAnsi" w:cstheme="majorBidi" w:eastAsiaTheme="majorEastAsia" w:hAnsiTheme="majorHAnsi"/>
+      <w:rFonts w:asciiTheme="majorHAnsi" w:eastAsiaTheme="majorEastAsia" w:hAnsiTheme="majorHAnsi" w:cstheme="majorBidi"/>
       <w:sz w:val="56"/>
       <w:szCs w:val="56"/>
     </w:rPr>
   </w:style>
-  <w:style w:styleId="Subtitle" w:type="paragraph">
+  <w:style w:type="paragraph" w:styleId="Subtitle">
     <w:name w:val="Subtitle"/>
     <w:basedOn w:val="Title"/>
     <w:next w:val="BodyText"/>
@@ -939,27 +4479,27 @@
       </w:numPr>
     </w:pPr>
     <w:rPr>
-      <w:rFonts w:cstheme="majorBidi" w:eastAsiaTheme="majorEastAsia"/>
+      <w:rFonts w:eastAsiaTheme="majorEastAsia" w:cstheme="majorBidi"/>
       <w:spacing w:val="15"/>
       <w:sz w:val="28"/>
       <w:szCs w:val="28"/>
     </w:rPr>
   </w:style>
-  <w:style w:customStyle="1" w:styleId="SubtitleChar" w:type="character">
+  <w:style w:type="character" w:customStyle="1" w:styleId="SubtitleChar">
     <w:name w:val="Subtitle Char"/>
     <w:basedOn w:val="DefaultParagraphFont"/>
     <w:link w:val="Subtitle"/>
     <w:uiPriority w:val="11"/>
     <w:rsid w:val="00A10FD9"/>
     <w:rPr>
-      <w:rFonts w:cstheme="majorBidi" w:eastAsiaTheme="majorEastAsia"/>
-      <w:color w:themeColor="text1" w:themeTint="A6" w:val="595959"/>
+      <w:rFonts w:eastAsiaTheme="majorEastAsia" w:cstheme="majorBidi"/>
+      <w:color w:val="595959" w:themeColor="text1" w:themeTint="A6"/>
       <w:spacing w:val="15"/>
       <w:sz w:val="28"/>
       <w:szCs w:val="28"/>
     </w:rPr>
   </w:style>
-  <w:style w:customStyle="1" w:styleId="Author" w:type="paragraph">
+  <w:style w:type="paragraph" w:customStyle="1" w:styleId="Author">
     <w:name w:val="Author"/>
     <w:basedOn w:val="Title"/>
     <w:next w:val="BodyText"/>
@@ -973,7 +4513,7 @@
       <w:szCs w:val="24"/>
     </w:rPr>
   </w:style>
-  <w:style w:styleId="Date" w:type="paragraph">
+  <w:style w:type="paragraph" w:styleId="Date">
     <w:name w:val="Date"/>
     <w:basedOn w:val="Title"/>
     <w:next w:val="BodyText"/>
@@ -987,7 +4527,7 @@
       <w:szCs w:val="24"/>
     </w:rPr>
   </w:style>
-  <w:style w:customStyle="1" w:styleId="AbstractTitle" w:type="paragraph">
+  <w:style w:type="paragraph" w:customStyle="1" w:styleId="AbstractTitle">
     <w:name w:val="Abstract Title"/>
     <w:basedOn w:val="Normal"/>
     <w:next w:val="Abstract"/>
@@ -995,7 +4535,7 @@
     <w:pPr>
       <w:keepNext/>
       <w:keepLines/>
-      <w:spacing w:after="0" w:before="300"/>
+      <w:spacing w:before="300" w:after="0"/>
       <w:jc w:val="center"/>
     </w:pPr>
     <w:rPr>
@@ -1004,7 +4544,7 @@
       <w:szCs w:val="20"/>
     </w:rPr>
   </w:style>
-  <w:style w:customStyle="1" w:styleId="Abstract" w:type="paragraph">
+  <w:style w:type="paragraph" w:customStyle="1" w:styleId="Abstract">
     <w:name w:val="Abstract"/>
     <w:basedOn w:val="Normal"/>
     <w:next w:val="BodyText"/>
@@ -1012,14 +4552,14 @@
     <w:pPr>
       <w:keepNext/>
       <w:keepLines/>
-      <w:spacing w:after="300" w:before="100"/>
+      <w:spacing w:before="100" w:after="300"/>
     </w:pPr>
     <w:rPr>
       <w:sz w:val="20"/>
       <w:szCs w:val="20"/>
     </w:rPr>
   </w:style>
-  <w:style w:styleId="Bibliography" w:type="paragraph">
+  <w:style w:type="paragraph" w:styleId="Bibliography">
     <w:name w:val="Bibliography"/>
     <w:basedOn w:val="Normal"/>
     <w:next w:val="Bibliography"/>
@@ -1027,7 +4567,112 @@
     <w:pPr/>
     <w:rPr/>
   </w:style>
-  <w:style w:styleId="Heading5" w:type="paragraph">
+  <w:style w:type="paragraph" w:styleId="Heading1">
+    <w:name w:val="heading 1"/>
+    <w:basedOn w:val="Normal"/>
+    <w:next w:val="BodyText"/>
+    <w:link w:val="Heading1Char"/>
+    <w:uiPriority w:val="9"/>
+    <w:qFormat/>
+    <w:rsid w:val="00A10FD9"/>
+    <w:pPr>
+      <w:keepNext/>
+      <w:keepLines/>
+      <w:spacing w:before="0" w:after="0" w:line="480" w:lineRule="exact"/>
+      <w:ind w:firstLine="0"/>
+      <w:jc w:val="center"/>
+      <w:outlineLvl w:val="0"/>
+    </w:pPr>
+    <w:rPr>
+      <w:rFonts w:ascii="Times New Roman" w:hAnsi="Times New Roman" w:eastAsia="Times New Roman" w:cs="Times New Roman"/>
+      <w:b/>
+      <w:bCs/>
+      <w:caps/>
+      <w:color w:val="000000"/>
+      <w:sz w:val="24"/>
+      <w:szCs w:val="24"/>
+    </w:rPr>
+  </w:style>
+  <w:style w:type="paragraph" w:styleId="Heading2">
+    <w:name w:val="heading 2"/>
+    <w:basedOn w:val="Normal"/>
+    <w:next w:val="BodyText"/>
+    <w:link w:val="Heading2Char"/>
+    <w:uiPriority w:val="9"/>
+    <w:semiHidden/>
+    <w:unhideWhenUsed/>
+    <w:qFormat/>
+    <w:rsid w:val="00A10FD9"/>
+    <w:pPr>
+      <w:keepNext/>
+      <w:keepLines/>
+      <w:spacing w:before="0" w:after="0" w:line="480" w:lineRule="exact"/>
+      <w:ind w:firstLine="0"/>
+      <w:outlineLvl w:val="1"/>
+    </w:pPr>
+    <w:rPr>
+      <w:rFonts w:ascii="Times New Roman" w:hAnsi="Times New Roman" w:eastAsia="Times New Roman" w:cs="Times New Roman"/>
+      <w:b/>
+      <w:bCs/>
+      <w:color w:val="000000"/>
+      <w:sz w:val="24"/>
+      <w:szCs w:val="24"/>
+    </w:rPr>
+  </w:style>
+  <w:style w:type="paragraph" w:styleId="Heading3">
+    <w:name w:val="heading 3"/>
+    <w:basedOn w:val="Normal"/>
+    <w:next w:val="BodyText"/>
+    <w:link w:val="Heading3Char"/>
+    <w:uiPriority w:val="9"/>
+    <w:semiHidden/>
+    <w:unhideWhenUsed/>
+    <w:qFormat/>
+    <w:rsid w:val="00A10FD9"/>
+    <w:pPr>
+      <w:keepNext/>
+      <w:keepLines/>
+      <w:spacing w:before="0" w:after="0" w:line="480" w:lineRule="exact"/>
+      <w:ind w:firstLine="0"/>
+      <w:outlineLvl w:val="2"/>
+    </w:pPr>
+    <w:rPr>
+      <w:rFonts w:ascii="Times New Roman" w:hAnsi="Times New Roman" w:eastAsia="Times New Roman" w:cs="Times New Roman"/>
+      <w:b/>
+      <w:bCs/>
+      <w:color w:val="000000"/>
+      <w:sz w:val="24"/>
+      <w:szCs w:val="24"/>
+    </w:rPr>
+  </w:style>
+  <w:style w:type="paragraph" w:styleId="Heading4">
+    <w:name w:val="heading 4"/>
+    <w:basedOn w:val="Normal"/>
+    <w:next w:val="BodyText"/>
+    <w:link w:val="Heading4Char"/>
+    <w:uiPriority w:val="9"/>
+    <w:semiHidden/>
+    <w:unhideWhenUsed/>
+    <w:qFormat/>
+    <w:rsid w:val="00A10FD9"/>
+    <w:pPr>
+      <w:keepNext/>
+      <w:keepLines/>
+      <w:spacing w:before="0" w:after="0" w:line="480" w:lineRule="exact"/>
+      <w:ind w:firstLine="0"/>
+      <w:outlineLvl w:val="3"/>
+    </w:pPr>
+    <w:rPr>
+      <w:rFonts w:ascii="Times New Roman" w:hAnsi="Times New Roman" w:eastAsia="Times New Roman" w:cs="Times New Roman"/>
+      <w:b/>
+      <w:bCs/>
+      <w:i/>
+      <w:color w:val="000000"/>
+      <w:sz w:val="24"/>
+      <w:szCs w:val="24"/>
+    </w:rPr>
+  </w:style>
+  <w:style w:type="paragraph" w:styleId="Heading5">
     <w:name w:val="heading 5"/>
     <w:basedOn w:val="Normal"/>
     <w:next w:val="BodyText"/>
@@ -1040,15 +4685,21 @@
     <w:pPr>
       <w:keepNext/>
       <w:keepLines/>
-      <w:spacing w:after="40" w:before="80"/>
+      <w:spacing w:before="0" w:after="0" w:line="480" w:lineRule="exact"/>
+      <w:ind w:firstLine="0"/>
       <w:outlineLvl w:val="4"/>
     </w:pPr>
     <w:rPr>
-      <w:rFonts w:cstheme="majorBidi" w:eastAsiaTheme="majorEastAsia"/>
-      <w:color w:themeColor="accent1" w:themeShade="BF" w:val="0F4761"/>
-    </w:rPr>
-  </w:style>
-  <w:style w:styleId="Heading6" w:type="paragraph">
+      <w:rFonts w:ascii="Times New Roman" w:hAnsi="Times New Roman" w:eastAsia="Times New Roman" w:cs="Times New Roman"/>
+      <w:b/>
+      <w:bCs/>
+      <w:i/>
+      <w:color w:val="000000"/>
+      <w:sz w:val="24"/>
+      <w:szCs w:val="24"/>
+    </w:rPr>
+  </w:style>
+  <w:style w:type="paragraph" w:styleId="Heading6">
     <w:name w:val="heading 6"/>
     <w:basedOn w:val="Normal"/>
     <w:next w:val="BodyText"/>
@@ -1061,17 +4712,17 @@
     <w:pPr>
       <w:keepNext/>
       <w:keepLines/>
-      <w:spacing w:after="0" w:before="40"/>
+      <w:spacing w:before="40" w:after="0"/>
       <w:outlineLvl w:val="5"/>
     </w:pPr>
     <w:rPr>
-      <w:rFonts w:cstheme="majorBidi" w:eastAsiaTheme="majorEastAsia"/>
+      <w:rFonts w:eastAsiaTheme="majorEastAsia" w:cstheme="majorBidi"/>
       <w:i/>
       <w:iCs/>
-      <w:color w:themeColor="text1" w:themeTint="A6" w:val="595959"/>
-    </w:rPr>
-  </w:style>
-  <w:style w:styleId="Heading7" w:type="paragraph">
+      <w:color w:val="595959" w:themeColor="text1" w:themeTint="A6"/>
+    </w:rPr>
+  </w:style>
+  <w:style w:type="paragraph" w:styleId="Heading7">
     <w:name w:val="heading 7"/>
     <w:basedOn w:val="Normal"/>
     <w:next w:val="BodyText"/>
@@ -1084,15 +4735,15 @@
     <w:pPr>
       <w:keepNext/>
       <w:keepLines/>
-      <w:spacing w:after="0" w:before="40"/>
+      <w:spacing w:before="40" w:after="0"/>
       <w:outlineLvl w:val="6"/>
     </w:pPr>
     <w:rPr>
-      <w:rFonts w:cstheme="majorBidi" w:eastAsiaTheme="majorEastAsia"/>
-      <w:color w:themeColor="text1" w:themeTint="A6" w:val="595959"/>
-    </w:rPr>
-  </w:style>
-  <w:style w:styleId="Heading8" w:type="paragraph">
+      <w:rFonts w:eastAsiaTheme="majorEastAsia" w:cstheme="majorBidi"/>
+      <w:color w:val="595959" w:themeColor="text1" w:themeTint="A6"/>
+    </w:rPr>
+  </w:style>
+  <w:style w:type="paragraph" w:styleId="Heading8">
     <w:name w:val="heading 8"/>
     <w:basedOn w:val="Normal"/>
     <w:next w:val="BodyText"/>
@@ -1109,13 +4760,13 @@
       <w:outlineLvl w:val="7"/>
     </w:pPr>
     <w:rPr>
-      <w:rFonts w:cstheme="majorBidi" w:eastAsiaTheme="majorEastAsia"/>
+      <w:rFonts w:eastAsiaTheme="majorEastAsia" w:cstheme="majorBidi"/>
       <w:i/>
       <w:iCs/>
-      <w:color w:themeColor="text1" w:themeTint="D8" w:val="272727"/>
-    </w:rPr>
-  </w:style>
-  <w:style w:styleId="Heading9" w:type="paragraph">
+      <w:color w:val="272727" w:themeColor="text1" w:themeTint="D8"/>
+    </w:rPr>
+  </w:style>
+  <w:style w:type="paragraph" w:styleId="Heading9">
     <w:name w:val="heading 9"/>
     <w:basedOn w:val="Normal"/>
     <w:next w:val="BodyText"/>
@@ -1132,24 +4783,24 @@
       <w:outlineLvl w:val="8"/>
     </w:pPr>
     <w:rPr>
-      <w:rFonts w:cstheme="majorBidi" w:eastAsiaTheme="majorEastAsia"/>
-      <w:color w:themeColor="text1" w:themeTint="D8" w:val="272727"/>
-    </w:rPr>
-  </w:style>
-  <w:style w:customStyle="1" w:styleId="Heading1Char" w:type="character">
+      <w:rFonts w:eastAsiaTheme="majorEastAsia" w:cstheme="majorBidi"/>
+      <w:color w:val="272727" w:themeColor="text1" w:themeTint="D8"/>
+    </w:rPr>
+  </w:style>
+  <w:style w:type="character" w:customStyle="1" w:styleId="Heading1Char">
     <w:name w:val="Heading 1 Char"/>
     <w:basedOn w:val="DefaultParagraphFont"/>
     <w:link w:val="Heading1"/>
     <w:uiPriority w:val="9"/>
     <w:rsid w:val="00A10FD9"/>
     <w:rPr>
-      <w:rFonts w:asciiTheme="majorHAnsi" w:cstheme="majorBidi" w:eastAsiaTheme="majorEastAsia" w:hAnsiTheme="majorHAnsi"/>
-      <w:color w:themeColor="accent1" w:themeShade="BF" w:val="0F4761"/>
+      <w:rFonts w:asciiTheme="majorHAnsi" w:eastAsiaTheme="majorEastAsia" w:hAnsiTheme="majorHAnsi" w:cstheme="majorBidi"/>
+      <w:color w:val="0F4761" w:themeColor="accent1" w:themeShade="BF"/>
       <w:sz w:val="40"/>
       <w:szCs w:val="40"/>
     </w:rPr>
   </w:style>
-  <w:style w:customStyle="1" w:styleId="Heading2Char" w:type="character">
+  <w:style w:type="character" w:customStyle="1" w:styleId="Heading2Char">
     <w:name w:val="Heading 2 Char"/>
     <w:basedOn w:val="DefaultParagraphFont"/>
     <w:link w:val="Heading2"/>
@@ -1157,13 +4808,13 @@
     <w:semiHidden/>
     <w:rsid w:val="00A10FD9"/>
     <w:rPr>
-      <w:rFonts w:asciiTheme="majorHAnsi" w:cstheme="majorBidi" w:eastAsiaTheme="majorEastAsia" w:hAnsiTheme="majorHAnsi"/>
-      <w:color w:themeColor="accent1" w:themeShade="BF" w:val="0F4761"/>
+      <w:rFonts w:asciiTheme="majorHAnsi" w:eastAsiaTheme="majorEastAsia" w:hAnsiTheme="majorHAnsi" w:cstheme="majorBidi"/>
+      <w:color w:val="0F4761" w:themeColor="accent1" w:themeShade="BF"/>
       <w:sz w:val="32"/>
       <w:szCs w:val="32"/>
     </w:rPr>
   </w:style>
-  <w:style w:customStyle="1" w:styleId="Heading3Char" w:type="character">
+  <w:style w:type="character" w:customStyle="1" w:styleId="Heading3Char">
     <w:name w:val="Heading 3 Char"/>
     <w:basedOn w:val="DefaultParagraphFont"/>
     <w:link w:val="Heading3"/>
@@ -1171,13 +4822,13 @@
     <w:semiHidden/>
     <w:rsid w:val="00A10FD9"/>
     <w:rPr>
-      <w:rFonts w:cstheme="majorBidi" w:eastAsiaTheme="majorEastAsia"/>
-      <w:color w:themeColor="accent1" w:themeShade="BF" w:val="0F4761"/>
+      <w:rFonts w:eastAsiaTheme="majorEastAsia" w:cstheme="majorBidi"/>
+      <w:color w:val="0F4761" w:themeColor="accent1" w:themeShade="BF"/>
       <w:sz w:val="28"/>
       <w:szCs w:val="28"/>
     </w:rPr>
   </w:style>
-  <w:style w:customStyle="1" w:styleId="Heading4Char" w:type="character">
+  <w:style w:type="character" w:customStyle="1" w:styleId="Heading4Char">
     <w:name w:val="Heading 4 Char"/>
     <w:basedOn w:val="DefaultParagraphFont"/>
     <w:link w:val="Heading4"/>
@@ -1185,13 +4836,13 @@
     <w:semiHidden/>
     <w:rsid w:val="00A10FD9"/>
     <w:rPr>
-      <w:rFonts w:cstheme="majorBidi" w:eastAsiaTheme="majorEastAsia"/>
+      <w:rFonts w:eastAsiaTheme="majorEastAsia" w:cstheme="majorBidi"/>
       <w:i/>
       <w:iCs/>
-      <w:color w:themeColor="accent1" w:themeShade="BF" w:val="0F4761"/>
-    </w:rPr>
-  </w:style>
-  <w:style w:customStyle="1" w:styleId="Heading5Char" w:type="character">
+      <w:color w:val="0F4761" w:themeColor="accent1" w:themeShade="BF"/>
+    </w:rPr>
+  </w:style>
+  <w:style w:type="character" w:customStyle="1" w:styleId="Heading5Char">
     <w:name w:val="Heading 5 Char"/>
     <w:basedOn w:val="DefaultParagraphFont"/>
     <w:link w:val="Heading5"/>
@@ -1199,11 +4850,11 @@
     <w:semiHidden/>
     <w:rsid w:val="00A10FD9"/>
     <w:rPr>
-      <w:rFonts w:cstheme="majorBidi" w:eastAsiaTheme="majorEastAsia"/>
-      <w:color w:themeColor="accent1" w:themeShade="BF" w:val="0F4761"/>
-    </w:rPr>
-  </w:style>
-  <w:style w:customStyle="1" w:styleId="Heading6Char" w:type="character">
+      <w:rFonts w:eastAsiaTheme="majorEastAsia" w:cstheme="majorBidi"/>
+      <w:color w:val="0F4761" w:themeColor="accent1" w:themeShade="BF"/>
+    </w:rPr>
+  </w:style>
+  <w:style w:type="character" w:customStyle="1" w:styleId="Heading6Char">
     <w:name w:val="Heading 6 Char"/>
     <w:basedOn w:val="DefaultParagraphFont"/>
     <w:link w:val="Heading6"/>
@@ -1211,13 +4862,13 @@
     <w:semiHidden/>
     <w:rsid w:val="00A10FD9"/>
     <w:rPr>
-      <w:rFonts w:cstheme="majorBidi" w:eastAsiaTheme="majorEastAsia"/>
+      <w:rFonts w:eastAsiaTheme="majorEastAsia" w:cstheme="majorBidi"/>
       <w:i/>
       <w:iCs/>
-      <w:color w:themeColor="text1" w:themeTint="A6" w:val="595959"/>
-    </w:rPr>
-  </w:style>
-  <w:style w:customStyle="1" w:styleId="Heading7Char" w:type="character">
+      <w:color w:val="595959" w:themeColor="text1" w:themeTint="A6"/>
+    </w:rPr>
+  </w:style>
+  <w:style w:type="character" w:customStyle="1" w:styleId="Heading7Char">
     <w:name w:val="Heading 7 Char"/>
     <w:basedOn w:val="DefaultParagraphFont"/>
     <w:link w:val="Heading7"/>
@@ -1225,11 +4876,11 @@
     <w:semiHidden/>
     <w:rsid w:val="00A10FD9"/>
     <w:rPr>
-      <w:rFonts w:cstheme="majorBidi" w:eastAsiaTheme="majorEastAsia"/>
-      <w:color w:themeColor="text1" w:themeTint="A6" w:val="595959"/>
-    </w:rPr>
-  </w:style>
-  <w:style w:customStyle="1" w:styleId="Heading8Char" w:type="character">
+      <w:rFonts w:eastAsiaTheme="majorEastAsia" w:cstheme="majorBidi"/>
+      <w:color w:val="595959" w:themeColor="text1" w:themeTint="A6"/>
+    </w:rPr>
+  </w:style>
+  <w:style w:type="character" w:customStyle="1" w:styleId="Heading8Char">
     <w:name w:val="Heading 8 Char"/>
     <w:basedOn w:val="DefaultParagraphFont"/>
     <w:link w:val="Heading8"/>
@@ -1237,13 +4888,13 @@
     <w:semiHidden/>
     <w:rsid w:val="00A10FD9"/>
     <w:rPr>
-      <w:rFonts w:cstheme="majorBidi" w:eastAsiaTheme="majorEastAsia"/>
+      <w:rFonts w:eastAsiaTheme="majorEastAsia" w:cstheme="majorBidi"/>
       <w:i/>
       <w:iCs/>
-      <w:color w:themeColor="text1" w:themeTint="D8" w:val="272727"/>
-    </w:rPr>
-  </w:style>
-  <w:style w:customStyle="1" w:styleId="Heading9Char" w:type="character">
+      <w:color w:val="272727" w:themeColor="text1" w:themeTint="D8"/>
+    </w:rPr>
+  </w:style>
+  <w:style w:type="character" w:customStyle="1" w:styleId="Heading9Char">
     <w:name w:val="Heading 9 Char"/>
     <w:basedOn w:val="DefaultParagraphFont"/>
     <w:link w:val="Heading9"/>
@@ -1251,11 +4902,48 @@
     <w:semiHidden/>
     <w:rsid w:val="00A10FD9"/>
     <w:rPr>
-      <w:rFonts w:cstheme="majorBidi" w:eastAsiaTheme="majorEastAsia"/>
-      <w:color w:themeColor="text1" w:themeTint="D8" w:val="272727"/>
-    </w:rPr>
-  </w:style>
-  <w:style w:styleId="FootnoteBlockText" w:type="paragraph">
+      <w:rFonts w:eastAsiaTheme="majorEastAsia" w:cstheme="majorBidi"/>
+      <w:color w:val="272727" w:themeColor="text1" w:themeTint="D8"/>
+    </w:rPr>
+  </w:style>
+  <w:style w:type="paragraph" w:customStyle="1" w:styleId="ListItem">
+    <w:name w:val="List Item"/>
+    <w:basedOn w:val="BodyText"/>
+    <w:qFormat/>
+    <w:pPr>
+      <w:spacing w:before="0" w:after="0" w:line="480" w:lineRule="exact"/>
+      <w:ind w:left="720" w:hanging="720"/>
+    </w:pPr>
+  </w:style>
+  <w:style w:type="paragraph" w:styleId="BlockText">
+    <w:name w:val="Block Text"/>
+    <w:basedOn w:val="BodyText"/>
+    <w:next w:val="BodyText"/>
+    <w:uiPriority w:val="9"/>
+    <w:unhideWhenUsed/>
+    <w:qFormat/>
+    <w:pPr>
+      <w:spacing w:before="280" w:after="280" w:line="280" w:lineRule="exact"/>
+      <w:ind w:firstLine="0" w:left="720" w:right="720"/>
+    </w:pPr>
+  </w:style>
+  <w:style w:type="paragraph" w:styleId="FootnoteText">
+    <w:name w:val="Footnote Text"/>
+    <w:basedOn w:val="Normal"/>
+    <w:next w:val="FootnoteText"/>
+    <w:uiPriority w:val="9"/>
+    <w:unhideWhenUsed/>
+    <w:qFormat/>
+    <w:pPr>
+      <w:keepLines/>
+      <w:spacing w:before="0" w:after="140" w:line="280" w:lineRule="exact"/>
+    </w:pPr>
+    <w:rPr>
+      <w:sz w:val="24"/>
+      <w:szCs w:val="24"/>
+    </w:rPr>
+  </w:style>
+  <w:style w:type="paragraph" w:styleId="FootnoteBlockText">
     <w:name w:val="Footnote Block Text"/>
     <w:basedOn w:val="FootnoteText"/>
     <w:next w:val="FootnoteText"/>
@@ -1263,16 +4951,38 @@
     <w:unhideWhenUsed/>
     <w:qFormat/>
     <w:pPr>
-      <w:spacing w:after="100" w:before="100"/>
-      <w:ind w:firstLine="0" w:left="480" w:right="480"/>
+      <w:spacing w:before="280" w:after="280"/>
+      <w:ind w:firstLine="0" w:left="720" w:right="720"/>
     </w:pPr>
   </w:style>
-  <w:style w:default="1" w:styleId="DefaultParagraphFont" w:type="character">
+  <w:style w:type="character" w:default="1" w:styleId="DefaultParagraphFont">
     <w:name w:val="Default Paragraph Font"/>
     <w:semiHidden/>
     <w:unhideWhenUsed/>
   </w:style>
-  <w:style w:customStyle="1" w:styleId="DefinitionTerm" w:type="paragraph">
+  <w:style w:type="table" w:default="1" w:styleId="Table">
+    <w:name w:val="Table"/>
+    <w:basedOn w:val="TableNormal"/>
+    <w:qFormat/>
+    <w:tblPr>
+      <w:tblInd w:w="0" w:type="dxa"/>
+      <w:tblCellMar>
+        <w:top w:w="0" w:type="dxa"/>
+        <w:left w:w="108" w:type="dxa"/>
+        <w:bottom w:w="0" w:type="dxa"/>
+        <w:right w:w="108" w:type="dxa"/>
+      </w:tblCellMar>
+    </w:tblPr>
+    <w:tblStylePr w:type="firstRow">
+      <w:tcPr>
+        <w:tcBorders>
+          <w:bottom w:val="single"/>
+        </w:tcBorders>
+        <w:vAlign w:val="bottom"/>
+      </w:tcPr>
+    </w:tblStylePr>
+  </w:style>
+  <w:style w:type="paragraph" w:customStyle="1" w:styleId="DefinitionTerm">
     <w:name w:val="Definition Term"/>
     <w:basedOn w:val="Normal"/>
     <w:next w:val="Definition"/>
@@ -1285,49 +4995,49 @@
       <w:b/>
     </w:rPr>
   </w:style>
-  <w:style w:customStyle="1" w:styleId="Definition" w:type="paragraph">
+  <w:style w:type="paragraph" w:customStyle="1" w:styleId="Definition">
     <w:name w:val="Definition"/>
     <w:basedOn w:val="Normal"/>
   </w:style>
-  <w:style w:styleId="Caption" w:type="paragraph">
+  <w:style w:type="paragraph" w:styleId="Caption">
     <w:name w:val="Caption"/>
     <w:basedOn w:val="Normal"/>
     <w:link w:val="BodyTextChar"/>
     <w:pPr>
-      <w:spacing w:after="120" w:before="0"/>
+      <w:spacing w:before="0" w:after="120"/>
     </w:pPr>
     <w:rPr>
       <w:i/>
     </w:rPr>
   </w:style>
-  <w:style w:customStyle="1" w:styleId="TableCaption" w:type="paragraph">
+  <w:style w:type="paragraph" w:customStyle="1" w:styleId="TableCaption">
     <w:name w:val="Table Caption"/>
     <w:basedOn w:val="Caption"/>
     <w:pPr>
       <w:keepNext/>
     </w:pPr>
   </w:style>
-  <w:style w:customStyle="1" w:styleId="ImageCaption" w:type="paragraph">
+  <w:style w:type="paragraph" w:customStyle="1" w:styleId="ImageCaption">
     <w:name w:val="Image Caption"/>
     <w:basedOn w:val="Caption"/>
   </w:style>
-  <w:style w:customStyle="1" w:styleId="Figure" w:type="paragraph">
+  <w:style w:type="paragraph" w:customStyle="1" w:styleId="Figure">
     <w:name w:val="Figure"/>
     <w:basedOn w:val="Normal"/>
   </w:style>
-  <w:style w:customStyle="1" w:styleId="CaptionedFigure" w:type="paragraph">
+  <w:style w:type="paragraph" w:customStyle="1" w:styleId="CaptionedFigure">
     <w:name w:val="Captioned Figure"/>
     <w:basedOn w:val="Figure"/>
     <w:pPr>
       <w:keepNext/>
     </w:pPr>
   </w:style>
-  <w:style w:customStyle="1" w:styleId="BodyTextChar" w:type="character">
+  <w:style w:type="character" w:customStyle="1" w:styleId="BodyTextChar">
     <w:name w:val="Body Text Char"/>
     <w:basedOn w:val="DefaultParagraphFont"/>
     <w:link w:val="BodyText"/>
   </w:style>
-  <w:style w:customStyle="1" w:styleId="VerbatimChar" w:type="character">
+  <w:style w:type="character" w:customStyle="1" w:styleId="VerbatimChar">
     <w:name w:val="Verbatim Char"/>
     <w:basedOn w:val="BodyTextChar"/>
     <w:rPr>
@@ -1335,25 +5045,25 @@
       <w:sz w:val="22"/>
     </w:rPr>
   </w:style>
-  <w:style w:customStyle="1" w:styleId="SectionNumber" w:type="character">
+  <w:style w:type="character" w:customStyle="1" w:styleId="SectionNumber">
     <w:name w:val="Section Number"/>
     <w:basedOn w:val="BodyTextChar"/>
   </w:style>
-  <w:style w:styleId="FootnoteReference" w:type="character">
+  <w:style w:type="character" w:styleId="FootnoteReference">
     <w:name w:val="Footnote Reference"/>
     <w:basedOn w:val="BodyTextChar"/>
     <w:rPr>
       <w:vertAlign w:val="superscript"/>
     </w:rPr>
   </w:style>
-  <w:style w:styleId="Hyperlink" w:type="character">
+  <w:style w:type="character" w:styleId="Hyperlink">
     <w:name w:val="Hyperlink"/>
     <w:basedOn w:val="BodyTextChar"/>
     <w:rPr>
-      <w:color w:themeColor="accent1" w:val="4F81BD"/>
-    </w:rPr>
-  </w:style>
-  <w:style w:styleId="TOCHeading" w:type="paragraph">
+      <w:color w:val="000000"/>
+    </w:rPr>
+  </w:style>
+  <w:style w:type="paragraph" w:styleId="TOCHeading">
     <w:name w:val="TOC Heading"/>
     <w:basedOn w:val="Heading1"/>
     <w:next w:val="BodyText"/>
@@ -1365,281 +5075,11 @@
       <w:outlineLvl w:val="9"/>
     </w:pPr>
     <w:rPr>
-      <w:rFonts w:asciiTheme="majorHAnsi" w:cstheme="majorBidi" w:eastAsiaTheme="majorEastAsia" w:hAnsiTheme="majorHAnsi"/>
+      <w:rFonts w:asciiTheme="majorHAnsi" w:eastAsiaTheme="majorEastAsia" w:hAnsiTheme="majorHAnsi" w:cstheme="majorBidi"/>
       <w:b w:val="0"/>
       <w:bCs w:val="0"/>
-      <w:color w:themeColor="accent1" w:themeShade="BF" w:val="365F91"/>
-    </w:rPr>
-  </w:style>
-  <w:style w:default="1" w:styleId="Normal" w:type="paragraph">
-    <w:name w:val="Normal"/>
-    <w:qFormat/>
-    <w:pPr>
-      <w:widowControl/>
-      <w:spacing w:after="0" w:before="0" w:line="480" w:lineRule="exact"/>
-    </w:pPr>
-  </w:style>
-  <w:style w:styleId="BodyText" w:type="paragraph">
-    <w:name w:val="Body Text"/>
-    <w:basedOn w:val="Normal"/>
-    <w:link w:val="BodyTextChar"/>
-    <w:qFormat/>
-    <w:pPr>
-      <w:spacing w:after="234" w:before="0" w:line="480" w:lineRule="exact"/>
-      <w:ind w:firstLine="720"/>
-    </w:pPr>
-  </w:style>
-  <w:style w:customStyle="1" w:styleId="Compact" w:type="paragraph">
-    <w:name w:val="Compact"/>
-    <w:basedOn w:val="BodyText"/>
-    <w:qFormat/>
-    <w:pPr>
-      <w:spacing w:after="0" w:before="0" w:line="480" w:lineRule="exact"/>
-      <w:ind w:firstLine="0"/>
-    </w:pPr>
-  </w:style>
-  <w:style w:styleId="BlockText" w:type="paragraph">
-    <w:name w:val="Block Text"/>
-    <w:basedOn w:val="BodyText"/>
-    <w:qFormat/>
-    <w:pPr>
-      <w:spacing w:after="234" w:before="0" w:line="480" w:lineRule="exact"/>
-      <w:ind w:firstLine="0" w:left="720" w:right="720"/>
-    </w:pPr>
-  </w:style>
-  <w:style w:styleId="FootnoteText" w:type="paragraph">
-    <w:name w:val="footnote text"/>
-    <w:basedOn w:val="Normal"/>
-    <w:uiPriority w:val="99"/>
-    <w:unhideWhenUsed/>
-    <w:pPr>
-      <w:spacing w:after="120" w:before="0" w:line="240" w:lineRule="auto"/>
-      <w:ind w:firstLine="0"/>
-    </w:pPr>
-    <w:rPr>
-      <w:sz w:val="26"/>
-      <w:szCs w:val="26"/>
-    </w:rPr>
-  </w:style>
-  <w:style w:styleId="Table" w:type="table">
-    <w:name w:val="Table"/>
-    <w:tblPr>
-      <w:tblBorders>
-        <w:top w:color="000000" w:space="0" w:sz="8" w:val="single"/>
-        <w:left w:color="000000" w:space="0" w:sz="8" w:val="single"/>
-        <w:bottom w:color="000000" w:space="0" w:sz="8" w:val="single"/>
-        <w:right w:color="000000" w:space="0" w:sz="8" w:val="single"/>
-        <w:insideH w:color="000000" w:space="0" w:sz="8" w:val="single"/>
-        <w:insideV w:color="000000" w:space="0" w:sz="8" w:val="single"/>
-      </w:tblBorders>
-      <w:tblCellMar>
-        <w:left w:type="dxa" w:w="100"/>
-        <w:right w:type="dxa" w:w="100"/>
-      </w:tblCellMar>
-    </w:tblPr>
-  </w:style>
-  <w:style w:styleId="Heading1" w:type="paragraph">
-    <w:name w:val="heading 1"/>
-    <w:basedOn w:val="Normal"/>
-    <w:next w:val="BodyText"/>
-    <w:uiPriority w:val="9"/>
-    <w:qFormat/>
-    <w:pPr>
-      <w:keepNext/>
-      <w:keepLines/>
-      <w:spacing w:after="240" w:before="240" w:line="240" w:lineRule="auto"/>
-      <w:ind w:firstLine="0" w:left="0"/>
-      <w:jc w:val="center"/>
-      <w:outlineLvl w:val="0"/>
-    </w:pPr>
-    <w:rPr>
-      <w:b/>
-      <w:bCs/>
-      <w:caps/>
-      <w:color w:val="000000"/>
-      <w:sz w:val="26"/>
-      <w:szCs w:val="26"/>
-    </w:rPr>
-  </w:style>
-  <w:style w:styleId="Heading2" w:type="paragraph">
-    <w:name w:val="heading 2"/>
-    <w:basedOn w:val="Normal"/>
-    <w:next w:val="BodyText"/>
-    <w:uiPriority w:val="9"/>
-    <w:unhideWhenUsed/>
-    <w:qFormat/>
-    <w:pPr>
-      <w:keepNext/>
-      <w:keepLines/>
-      <w:spacing w:after="240" w:before="240" w:line="240" w:lineRule="auto"/>
-      <w:ind w:firstLine="0" w:left="0"/>
-      <w:outlineLvl w:val="1"/>
-    </w:pPr>
-    <w:rPr>
-      <w:b/>
-      <w:bCs/>
-      <w:color w:val="000000"/>
-      <w:sz w:val="26"/>
-      <w:szCs w:val="26"/>
-    </w:rPr>
-  </w:style>
-  <w:style w:styleId="Heading3" w:type="paragraph">
-    <w:name w:val="heading 3"/>
-    <w:basedOn w:val="Normal"/>
-    <w:next w:val="BodyText"/>
-    <w:uiPriority w:val="9"/>
-    <w:unhideWhenUsed/>
-    <w:qFormat/>
-    <w:pPr>
-      <w:keepNext/>
-      <w:keepLines/>
-      <w:spacing w:after="240" w:before="240" w:line="240" w:lineRule="auto"/>
-      <w:ind w:firstLine="0" w:left="0"/>
-      <w:outlineLvl w:val="2"/>
-    </w:pPr>
-    <w:rPr>
-      <w:b/>
-      <w:bCs/>
-      <w:color w:val="000000"/>
-      <w:sz w:val="26"/>
-      <w:szCs w:val="26"/>
-    </w:rPr>
-  </w:style>
-  <w:style w:styleId="Heading4" w:type="paragraph">
-    <w:name w:val="heading 4"/>
-    <w:basedOn w:val="Normal"/>
-    <w:next w:val="BodyText"/>
-    <w:uiPriority w:val="9"/>
-    <w:unhideWhenUsed/>
-    <w:qFormat/>
-    <w:pPr>
-      <w:keepNext/>
-      <w:keepLines/>
-      <w:spacing w:after="240" w:before="240" w:line="240" w:lineRule="auto"/>
-      <w:ind w:firstLine="0" w:left="0"/>
-      <w:outlineLvl w:val="3"/>
-    </w:pPr>
-    <w:rPr>
-      <w:b/>
-      <w:bCs/>
-      <w:color w:val="000000"/>
-      <w:sz w:val="26"/>
-      <w:szCs w:val="26"/>
-    </w:rPr>
-  </w:style>
-  <w:style w:customStyle="1" w:styleId="CourtTitle" w:type="paragraph">
-    <w:name w:val="Court Title"/>
-    <w:basedOn w:val="Normal"/>
-    <w:qFormat/>
-    <w:pPr>
-      <w:keepNext/>
-      <w:spacing w:after="0" w:before="0" w:line="240" w:lineRule="auto"/>
-      <w:ind w:firstLine="0"/>
-      <w:jc w:val="center"/>
-    </w:pPr>
-    <w:rPr>
-      <w:b/>
-      <w:bCs/>
-      <w:caps/>
-    </w:rPr>
-  </w:style>
-  <w:style w:customStyle="1" w:styleId="CourtTitlePage" w:type="paragraph">
-    <w:name w:val="Court Title Page"/>
-    <w:basedOn w:val="CourtTitle"/>
-    <w:qFormat/>
-    <w:pPr>
-      <w:pageBreakBefore/>
-    </w:pPr>
-  </w:style>
-  <w:style w:customStyle="1" w:styleId="CaptionTitle" w:type="paragraph">
-    <w:name w:val="Caption Title"/>
-    <w:basedOn w:val="CourtTitle"/>
-    <w:qFormat/>
-    <w:pPr>
-      <w:keepNext/>
-      <w:spacing w:after="240" w:before="0" w:line="240" w:lineRule="auto"/>
-      <w:jc w:val="center"/>
-    </w:pPr>
-  </w:style>
-  <w:style w:customStyle="1" w:styleId="CenteredBold" w:type="paragraph">
-    <w:name w:val="Centered Bold"/>
-    <w:basedOn w:val="Normal"/>
-    <w:qFormat/>
-    <w:pPr>
-      <w:keepNext/>
-      <w:spacing w:after="0" w:before="240" w:line="240" w:lineRule="auto"/>
-      <w:ind w:firstLine="0"/>
-      <w:jc w:val="center"/>
-    </w:pPr>
-    <w:rPr>
-      <w:b/>
-      <w:bCs/>
-    </w:rPr>
-  </w:style>
-  <w:style w:customStyle="1" w:styleId="CenteredBoldPage" w:type="paragraph">
-    <w:name w:val="Centered Bold Page"/>
-    <w:basedOn w:val="CenteredBold"/>
-    <w:qFormat/>
-    <w:pPr>
-      <w:pageBreakBefore/>
-      <w:spacing w:before="0"/>
-    </w:pPr>
-  </w:style>
-  <w:style w:customStyle="1" w:styleId="Prayer" w:type="paragraph">
-    <w:name w:val="Prayer"/>
-    <w:basedOn w:val="BodyText"/>
-    <w:qFormat/>
-    <w:pPr>
-      <w:keepNext/>
-      <w:keepLines/>
-    </w:pPr>
-  </w:style>
-  <w:style w:customStyle="1" w:styleId="Allegation" w:type="paragraph">
-    <w:name w:val="Allegation"/>
-    <w:basedOn w:val="BodyText"/>
-    <w:qFormat/>
-    <w:pPr>
-      <w:spacing w:after="0" w:before="0" w:line="480" w:lineRule="exact"/>
-      <w:ind w:firstLine="-360" w:left="1080"/>
-    </w:pPr>
-  </w:style>
-  <w:style w:customStyle="1" w:styleId="Single" w:type="paragraph">
-    <w:name w:val="Single"/>
-    <w:basedOn w:val="Normal"/>
-    <w:qFormat/>
-    <w:pPr>
-      <w:spacing w:after="0" w:before="0" w:line="240" w:lineRule="auto"/>
-      <w:ind w:firstLine="0"/>
-    </w:pPr>
-  </w:style>
-  <w:style w:customStyle="1" w:styleId="Signature" w:type="paragraph">
-    <w:name w:val="Signature"/>
-    <w:basedOn w:val="Single"/>
-    <w:qFormat/>
-    <w:pPr>
-      <w:keepNext/>
-      <w:keepLines/>
-      <w:ind w:firstLine="0" w:left="0"/>
-    </w:pPr>
-  </w:style>
-  <w:style w:customStyle="1" w:styleId="ServedLine" w:type="paragraph">
-    <w:name w:val="Served Line"/>
-    <w:basedOn w:val="Single"/>
-    <w:qFormat/>
-    <w:pPr>
-      <w:keepNext/>
-      <w:keepLines/>
-      <w:ind w:firstLine="0" w:left="720"/>
-    </w:pPr>
-  </w:style>
-  <w:style w:customStyle="1" w:styleId="ServedLast" w:type="paragraph">
-    <w:name w:val="Served Last"/>
-    <w:basedOn w:val="ServedLine"/>
-    <w:qFormat/>
-    <w:pPr>
-      <w:keepNext w:val="0"/>
-      <w:spacing w:after="240"/>
-    </w:pPr>
+      <w:color w:val="365F91" w:themeColor="accent1" w:themeShade="BF"/>
+    </w:rPr>
   </w:style>
   <w:style w:type="paragraph" w:customStyle="1" w:styleId="SourceCode">
     <w:name w:val="Source Code"/>

--- a/courts/third-circuit/pennsylvania/federal/bankruptcy-middle-district/adversary-complaint/usage/OUTPUT-adversary-complaint.docx
+++ b/courts/third-circuit/pennsylvania/federal/bankruptcy-middle-district/adversary-complaint/usage/OUTPUT-adversary-complaint.docx
@@ -548,9 +548,14 @@
     </w:p>
     <w:p>
       <w:pPr>
+        <w:spacing w:before="0" w:after="0" w:line="240" w:lineRule="exact"/>
+      </w:pPr>
+    </w:p>
+    <w:p>
+      <w:pPr>
         <w:keepNext/>
         <w:keepLines/>
-        <w:spacing w:before="240" w:after="0" w:line="480" w:lineRule="exact"/>
+        <w:spacing w:before="0" w:after="0" w:line="480" w:lineRule="exact"/>
         <w:ind w:left="0" w:firstLine="0"/>
         <w:jc w:val="center"/>
       </w:pPr>
